--- a/hin/docx/001.content.docx
+++ b/hin/docx/001.content.docx
@@ -19,7 +19,7 @@
         <w:rPr>
           <w:lang w:val="hi_IN" w:bidi="hi_IN"/>
         </w:rPr>
-        <w:t>Resource: Tyndale Open Study Notes</w:t>
+        <w:t>Resource: Aquifer Open Study Notes (Profiles)</w:t>
       </w:r>
       <w:r>
         <w:rPr>
@@ -112,7 +112,7 @@
         <w:rPr>
           <w:lang w:val="hi_IN" w:bidi="hi_IN"/>
         </w:rPr>
-        <w:t>Tyndale Open Study Notes</w:t>
+        <w:t>Aquifer Open Study Notes (Profiles)</w:t>
       </w:r>
     </w:p>
     <w:p>

--- a/hin/docx/001.content.docx
+++ b/hin/docx/001.content.docx
@@ -247,18 +247,12 @@
         </w:rPr>
         <w:t>जब प्रिस्किल्ला और अक्विला ने अपुल्लोस को इफिसुस में प्रचार करते सुना, तो उन्होंने उसे अपने घर आमन्त्रित किया। उन्होंने उसे मसीह का मार्ग और अधिक विस्तार से समझाया। इफिसुस के विश्वासियों ने उसे प्रोत्साहित किया क्योंकि उन्होंने देखा कि परमेश्वर ने उसे सेवकाई का वरदान दिया था। फिर, अपुल्लोस अखाया के कुरिन्थुस नगर की यात्रा पर गए। वहाँ, उसने विश्वासियों की बहुत सहायता की। वह यहूदियों के साथ सार्वजनिक बहसों में यीशु के बारे में शुभ समाचार का प्रभावी रक्षक था। उसने साहसपूर्वक दिखाया कि यीशु मसीह (परमेश्वर के चुने हुए) हैं जैसा कि पवित्रशास्त्र में भविष्यवाणी की गई है (</w:t>
       </w:r>
-      <w:hyperlink r:id="rId13">
-        <w:r>
-          <w:rPr>
-            <w:lang w:val="hi_IN" w:bidi="hi_IN"/>
-          </w:rPr>
-          <w:rPr>
-            <w:color w:val="0000EE"/>
-            <w:u w:val="single"/>
-          </w:rPr>
-          <w:t>प्रेरि 18:24–28</w:t>
-        </w:r>
-      </w:hyperlink>
+      <w:r>
+        <w:rPr>
+          <w:lang w:val="hi_IN" w:bidi="hi_IN"/>
+        </w:rPr>
+        <w:t>प्रेरि 18:24–28</w:t>
+      </w:r>
       <w:r>
         <w:rPr>
           <w:lang w:val="hi_IN" w:bidi="hi_IN"/>
@@ -279,18 +273,12 @@
         </w:rPr>
         <w:t>अपुल्लोस एक कुशल वक्ता था। वह कुरिन्थुस के कुछ मसीहियों के बीच अपनी बौद्धिक शैली के कारण लोकप्रिय था। उसकी मजबूत सेवकाई ने पौलुस की तुलना में अधिक लोगों को आकर्षित किया (</w:t>
       </w:r>
-      <w:hyperlink r:id="rId14">
-        <w:r>
-          <w:rPr>
-            <w:lang w:val="hi_IN" w:bidi="hi_IN"/>
-          </w:rPr>
-          <w:rPr>
-            <w:color w:val="0000EE"/>
-            <w:u w:val="single"/>
-          </w:rPr>
-          <w:t>1 कुरि 1:11–12</w:t>
-        </w:r>
-      </w:hyperlink>
+      <w:r>
+        <w:rPr>
+          <w:lang w:val="hi_IN" w:bidi="hi_IN"/>
+        </w:rPr>
+        <w:t>1 कुरि 1:11–12</w:t>
+      </w:r>
       <w:r>
         <w:rPr>
           <w:lang w:val="hi_IN" w:bidi="hi_IN"/>
@@ -323,90 +311,60 @@
         </w:rPr>
         <w:t xml:space="preserve">," </w:t>
       </w:r>
-      <w:hyperlink r:id="rId15">
-        <w:r>
-          <w:rPr>
-            <w:lang w:val="hi_IN" w:bidi="hi_IN"/>
-          </w:rPr>
-          <w:rPr>
-            <w:color w:val="0000EE"/>
-            <w:u w:val="single"/>
-          </w:rPr>
-          <w:t>1 कुरि 3:5–9</w:t>
-        </w:r>
-      </w:hyperlink>
-      <w:r>
-        <w:rPr>
-          <w:lang w:val="hi_IN" w:bidi="hi_IN"/>
-        </w:rPr>
-        <w:t xml:space="preserve">; </w:t>
-      </w:r>
-      <w:hyperlink r:id="rId16">
-        <w:r>
-          <w:rPr>
-            <w:lang w:val="hi_IN" w:bidi="hi_IN"/>
-          </w:rPr>
-          <w:rPr>
-            <w:color w:val="0000EE"/>
-            <w:u w:val="single"/>
-          </w:rPr>
-          <w:t>4:1</w:t>
-        </w:r>
-      </w:hyperlink>
+      <w:r>
+        <w:rPr>
+          <w:lang w:val="hi_IN" w:bidi="hi_IN"/>
+        </w:rPr>
+        <w:t>1 कुरि 3:5–9</w:t>
+      </w:r>
+      <w:r>
+        <w:rPr>
+          <w:lang w:val="hi_IN" w:bidi="hi_IN"/>
+        </w:rPr>
+        <w:t xml:space="preserve">; </w:t>
+      </w:r>
+      <w:r>
+        <w:rPr>
+          <w:lang w:val="hi_IN" w:bidi="hi_IN"/>
+        </w:rPr>
+        <w:t>4:1</w:t>
+      </w:r>
       <w:r>
         <w:rPr>
           <w:lang w:val="hi_IN" w:bidi="hi_IN"/>
         </w:rPr>
         <w:t xml:space="preserve">)। इसके बजाय, पौलुस ने उन लोगों की आलोचना की जो अपुल्लोस या किसी अन्य अगुवे का अनुसरण केवल बाहरी कारणों से कर रहे थे और इससे मसीही समुदाय में विभाजन उत्पन्न हो रहा था (देखें </w:t>
       </w:r>
-      <w:hyperlink r:id="rId17">
-        <w:r>
-          <w:rPr>
-            <w:lang w:val="hi_IN" w:bidi="hi_IN"/>
-          </w:rPr>
-          <w:rPr>
-            <w:color w:val="0000EE"/>
-            <w:u w:val="single"/>
-          </w:rPr>
-          <w:t>1 कुरि 1:10–12</w:t>
-        </w:r>
-      </w:hyperlink>
-      <w:r>
-        <w:rPr>
-          <w:lang w:val="hi_IN" w:bidi="hi_IN"/>
-        </w:rPr>
-        <w:t xml:space="preserve">; </w:t>
-      </w:r>
-      <w:hyperlink r:id="rId18">
-        <w:r>
-          <w:rPr>
-            <w:lang w:val="hi_IN" w:bidi="hi_IN"/>
-          </w:rPr>
-          <w:rPr>
-            <w:color w:val="0000EE"/>
-            <w:u w:val="single"/>
-          </w:rPr>
-          <w:t>3:3–4</w:t>
-        </w:r>
-      </w:hyperlink>
-      <w:r>
-        <w:rPr>
-          <w:lang w:val="hi_IN" w:bidi="hi_IN"/>
-        </w:rPr>
-        <w:t xml:space="preserve">; </w:t>
-      </w:r>
-      <w:hyperlink r:id="rId19">
-        <w:r>
-          <w:rPr>
-            <w:lang w:val="hi_IN" w:bidi="hi_IN"/>
-          </w:rPr>
-          <w:rPr>
-            <w:color w:val="0000EE"/>
-            <w:u w:val="single"/>
-          </w:rPr>
-          <w:t>4:6–7</w:t>
-        </w:r>
-      </w:hyperlink>
+      <w:r>
+        <w:rPr>
+          <w:lang w:val="hi_IN" w:bidi="hi_IN"/>
+        </w:rPr>
+        <w:t>1 कुरि 1:10–12</w:t>
+      </w:r>
+      <w:r>
+        <w:rPr>
+          <w:lang w:val="hi_IN" w:bidi="hi_IN"/>
+        </w:rPr>
+        <w:t xml:space="preserve">; </w:t>
+      </w:r>
+      <w:r>
+        <w:rPr>
+          <w:lang w:val="hi_IN" w:bidi="hi_IN"/>
+        </w:rPr>
+        <w:t>3:3–4</w:t>
+      </w:r>
+      <w:r>
+        <w:rPr>
+          <w:lang w:val="hi_IN" w:bidi="hi_IN"/>
+        </w:rPr>
+        <w:t xml:space="preserve">; </w:t>
+      </w:r>
+      <w:r>
+        <w:rPr>
+          <w:lang w:val="hi_IN" w:bidi="hi_IN"/>
+        </w:rPr>
+        <w:t>4:6–7</w:t>
+      </w:r>
       <w:r>
         <w:rPr>
           <w:lang w:val="hi_IN" w:bidi="hi_IN"/>
@@ -427,36 +385,24 @@
         </w:rPr>
         <w:t>अपुल्लोस इफिसुस से कुरिन्थुस लौटने में संकोच कर रहा था क्योंकि उनकी सेवकाई के कारण वहाँ विभाजन उत्पन्न हो गया था (</w:t>
       </w:r>
-      <w:hyperlink r:id="rId20">
-        <w:r>
-          <w:rPr>
-            <w:lang w:val="hi_IN" w:bidi="hi_IN"/>
-          </w:rPr>
-          <w:rPr>
-            <w:color w:val="0000EE"/>
-            <w:u w:val="single"/>
-          </w:rPr>
-          <w:t>1 कुरि 16:12</w:t>
-        </w:r>
-      </w:hyperlink>
+      <w:r>
+        <w:rPr>
+          <w:lang w:val="hi_IN" w:bidi="hi_IN"/>
+        </w:rPr>
+        <w:t>1 कुरि 16:12</w:t>
+      </w:r>
       <w:r>
         <w:rPr>
           <w:lang w:val="hi_IN" w:bidi="hi_IN"/>
         </w:rPr>
         <w:t>)। हालांकि, पौलुस ने अन्ततः उसे वापस जाने के लिए प्रोत्साहित किया। कुछ वर्षों बाद, जब अपुल्लोस क्रेते द्वीप पर काम कर रहा था, पौलुस ने तीतुस से आग्रह किया कि अपुल्लोस की आवश्यकताओं को पूरा किया जाए क्योंकि वह एक अज्ञात गंतव्य के लिए और अधिक सेवकाई के लिए प्रस्थान कर रहा था (</w:t>
       </w:r>
-      <w:hyperlink r:id="rId21">
-        <w:r>
-          <w:rPr>
-            <w:lang w:val="hi_IN" w:bidi="hi_IN"/>
-          </w:rPr>
-          <w:rPr>
-            <w:color w:val="0000EE"/>
-            <w:u w:val="single"/>
-          </w:rPr>
-          <w:t>तीतु 3:13</w:t>
-        </w:r>
-      </w:hyperlink>
+      <w:r>
+        <w:rPr>
+          <w:lang w:val="hi_IN" w:bidi="hi_IN"/>
+        </w:rPr>
+        <w:t>तीतु 3:13</w:t>
+      </w:r>
       <w:r>
         <w:rPr>
           <w:lang w:val="hi_IN" w:bidi="hi_IN"/>
@@ -486,144 +432,96 @@
           <w:lang w:val="hi_IN" w:bidi="hi_IN"/>
         </w:rPr>
       </w:r>
-      <w:hyperlink r:id="rId22">
-        <w:r>
-          <w:rPr>
-            <w:lang w:val="hi_IN" w:bidi="hi_IN"/>
-          </w:rPr>
-          <w:rPr>
-            <w:color w:val="0000EE"/>
-            <w:u w:val="single"/>
-          </w:rPr>
-          <w:t>प्रेरितों के काम 18:24–19:1</w:t>
-        </w:r>
-      </w:hyperlink>
-      <w:r>
-        <w:rPr>
-          <w:lang w:val="hi_IN" w:bidi="hi_IN"/>
-        </w:rPr>
-        <w:t xml:space="preserve">; </w:t>
-      </w:r>
-      <w:hyperlink r:id="rId17">
-        <w:r>
-          <w:rPr>
-            <w:lang w:val="hi_IN" w:bidi="hi_IN"/>
-          </w:rPr>
-          <w:rPr>
-            <w:color w:val="0000EE"/>
-            <w:u w:val="single"/>
-          </w:rPr>
-          <w:t>1 कुरिन्थियों 1:10–12</w:t>
-        </w:r>
-      </w:hyperlink>
-      <w:r>
-        <w:rPr>
-          <w:lang w:val="hi_IN" w:bidi="hi_IN"/>
-        </w:rPr>
-        <w:t xml:space="preserve">; </w:t>
-      </w:r>
-      <w:hyperlink r:id="rId23">
-        <w:r>
-          <w:rPr>
-            <w:lang w:val="hi_IN" w:bidi="hi_IN"/>
-          </w:rPr>
-          <w:rPr>
-            <w:color w:val="0000EE"/>
-            <w:u w:val="single"/>
-          </w:rPr>
-          <w:t>3:3–9</w:t>
-        </w:r>
-      </w:hyperlink>
-      <w:r>
-        <w:rPr>
-          <w:lang w:val="hi_IN" w:bidi="hi_IN"/>
-        </w:rPr>
-        <w:t xml:space="preserve">; </w:t>
-      </w:r>
-      <w:hyperlink r:id="rId16">
-        <w:r>
-          <w:rPr>
-            <w:lang w:val="hi_IN" w:bidi="hi_IN"/>
-          </w:rPr>
-          <w:rPr>
-            <w:color w:val="0000EE"/>
-            <w:u w:val="single"/>
-          </w:rPr>
-          <w:t>4:1</w:t>
-        </w:r>
-      </w:hyperlink>
+      <w:r>
+        <w:rPr>
+          <w:lang w:val="hi_IN" w:bidi="hi_IN"/>
+        </w:rPr>
+        <w:t>प्रेरितों के काम 18:24–19:1</w:t>
+      </w:r>
+      <w:r>
+        <w:rPr>
+          <w:lang w:val="hi_IN" w:bidi="hi_IN"/>
+        </w:rPr>
+        <w:t xml:space="preserve">; </w:t>
+      </w:r>
+      <w:r>
+        <w:rPr>
+          <w:lang w:val="hi_IN" w:bidi="hi_IN"/>
+        </w:rPr>
+        <w:t>1 कुरिन्थियों 1:10–12</w:t>
+      </w:r>
+      <w:r>
+        <w:rPr>
+          <w:lang w:val="hi_IN" w:bidi="hi_IN"/>
+        </w:rPr>
+        <w:t xml:space="preserve">; </w:t>
+      </w:r>
+      <w:r>
+        <w:rPr>
+          <w:lang w:val="hi_IN" w:bidi="hi_IN"/>
+        </w:rPr>
+        <w:t>3:3–9</w:t>
+      </w:r>
+      <w:r>
+        <w:rPr>
+          <w:lang w:val="hi_IN" w:bidi="hi_IN"/>
+        </w:rPr>
+        <w:t xml:space="preserve">; </w:t>
+      </w:r>
+      <w:r>
+        <w:rPr>
+          <w:lang w:val="hi_IN" w:bidi="hi_IN"/>
+        </w:rPr>
+        <w:t>4:1</w:t>
+      </w:r>
       <w:r>
         <w:rPr>
           <w:lang w:val="hi_IN" w:bidi="hi_IN"/>
         </w:rPr>
         <w:t xml:space="preserve">, </w:t>
       </w:r>
-      <w:hyperlink r:id="rId19">
-        <w:r>
-          <w:rPr>
-            <w:lang w:val="hi_IN" w:bidi="hi_IN"/>
-          </w:rPr>
-          <w:rPr>
-            <w:color w:val="0000EE"/>
-            <w:u w:val="single"/>
-          </w:rPr>
-          <w:t>6–7</w:t>
-        </w:r>
-      </w:hyperlink>
-      <w:r>
-        <w:rPr>
-          <w:lang w:val="hi_IN" w:bidi="hi_IN"/>
-        </w:rPr>
-        <w:t xml:space="preserve">; </w:t>
-      </w:r>
-      <w:hyperlink r:id="rId20">
-        <w:r>
-          <w:rPr>
-            <w:lang w:val="hi_IN" w:bidi="hi_IN"/>
-          </w:rPr>
-          <w:rPr>
-            <w:color w:val="0000EE"/>
-            <w:u w:val="single"/>
-          </w:rPr>
-          <w:t>16:12</w:t>
-        </w:r>
-      </w:hyperlink>
-      <w:r>
-        <w:rPr>
-          <w:lang w:val="hi_IN" w:bidi="hi_IN"/>
-        </w:rPr>
-        <w:t xml:space="preserve">; </w:t>
-      </w:r>
-      <w:hyperlink r:id="rId24">
-        <w:r>
-          <w:rPr>
-            <w:lang w:val="hi_IN" w:bidi="hi_IN"/>
-          </w:rPr>
-          <w:rPr>
-            <w:color w:val="0000EE"/>
-            <w:u w:val="single"/>
-          </w:rPr>
-          <w:t>2 कुरिन्थियों 10:10</w:t>
-        </w:r>
-      </w:hyperlink>
-      <w:r>
-        <w:rPr>
-          <w:lang w:val="hi_IN" w:bidi="hi_IN"/>
-        </w:rPr>
-        <w:t xml:space="preserve">; </w:t>
-      </w:r>
-      <w:hyperlink r:id="rId21">
-        <w:r>
-          <w:rPr>
-            <w:lang w:val="hi_IN" w:bidi="hi_IN"/>
-          </w:rPr>
-          <w:rPr>
-            <w:color w:val="0000EE"/>
-            <w:u w:val="single"/>
-          </w:rPr>
-          <w:t>तीतुस 3:13</w:t>
-        </w:r>
-      </w:hyperlink>
+      <w:r>
+        <w:rPr>
+          <w:lang w:val="hi_IN" w:bidi="hi_IN"/>
+        </w:rPr>
+        <w:t>6–7</w:t>
+      </w:r>
+      <w:r>
+        <w:rPr>
+          <w:lang w:val="hi_IN" w:bidi="hi_IN"/>
+        </w:rPr>
+        <w:t xml:space="preserve">; </w:t>
+      </w:r>
+      <w:r>
+        <w:rPr>
+          <w:lang w:val="hi_IN" w:bidi="hi_IN"/>
+        </w:rPr>
+        <w:t>16:12</w:t>
+      </w:r>
+      <w:r>
+        <w:rPr>
+          <w:lang w:val="hi_IN" w:bidi="hi_IN"/>
+        </w:rPr>
+        <w:t xml:space="preserve">; </w:t>
+      </w:r>
+      <w:r>
+        <w:rPr>
+          <w:lang w:val="hi_IN" w:bidi="hi_IN"/>
+        </w:rPr>
+        <w:t>2 कुरिन्थियों 10:10</w:t>
+      </w:r>
+      <w:r>
+        <w:rPr>
+          <w:lang w:val="hi_IN" w:bidi="hi_IN"/>
+        </w:rPr>
+        <w:t xml:space="preserve">; </w:t>
+      </w:r>
+      <w:r>
+        <w:rPr>
+          <w:lang w:val="hi_IN" w:bidi="hi_IN"/>
+        </w:rPr>
+        <w:t>तीतुस 3:13</w:t>
+      </w:r>
       <w:r>
         <w:rPr>
           <w:lang w:val="hi_IN" w:bidi="hi_IN"/>
@@ -684,90 +582,60 @@
         </w:rPr>
         <w:t>" था (</w:t>
       </w:r>
-      <w:hyperlink r:id="rId25">
-        <w:r>
-          <w:rPr>
-            <w:lang w:val="hi_IN" w:bidi="hi_IN"/>
-          </w:rPr>
-          <w:rPr>
-            <w:color w:val="0000EE"/>
-            <w:u w:val="single"/>
-          </w:rPr>
-          <w:t>2 शमू 14:25–26</w:t>
-        </w:r>
-      </w:hyperlink>
+      <w:r>
+        <w:rPr>
+          <w:lang w:val="hi_IN" w:bidi="hi_IN"/>
+        </w:rPr>
+        <w:t>2 शमू 14:25–26</w:t>
+      </w:r>
       <w:r>
         <w:rPr>
           <w:lang w:val="hi_IN" w:bidi="hi_IN"/>
         </w:rPr>
         <w:t>)। जब उसकी बहन तामार का बलात्कार उपरांत उसे उसके सौतेले भाई अम्नोन द्वारा त्याग दिया गया, अबशालोम ने उसे देखभाल और सुरक्षा प्रदान की (</w:t>
       </w:r>
-      <w:hyperlink r:id="rId26">
-        <w:r>
-          <w:rPr>
-            <w:lang w:val="hi_IN" w:bidi="hi_IN"/>
-          </w:rPr>
-          <w:rPr>
-            <w:color w:val="0000EE"/>
-            <w:u w:val="single"/>
-          </w:rPr>
-          <w:t>2 शमू 13:1–20</w:t>
-        </w:r>
-      </w:hyperlink>
+      <w:r>
+        <w:rPr>
+          <w:lang w:val="hi_IN" w:bidi="hi_IN"/>
+        </w:rPr>
+        <w:t>2 शमू 13:1–20</w:t>
+      </w:r>
       <w:r>
         <w:rPr>
           <w:lang w:val="hi_IN" w:bidi="hi_IN"/>
         </w:rPr>
         <w:t>)। वह शायद उम्मीद कर रहा था कि दाऊद अम्नोन को दण्डित करेंगे, लेकिन दाऊद ने कुछ नहीं किया (</w:t>
       </w:r>
-      <w:hyperlink r:id="rId27">
-        <w:r>
-          <w:rPr>
-            <w:lang w:val="hi_IN" w:bidi="hi_IN"/>
-          </w:rPr>
-          <w:rPr>
-            <w:color w:val="0000EE"/>
-            <w:u w:val="single"/>
-          </w:rPr>
-          <w:t>2 शमू 13:21</w:t>
-        </w:r>
-      </w:hyperlink>
+      <w:r>
+        <w:rPr>
+          <w:lang w:val="hi_IN" w:bidi="hi_IN"/>
+        </w:rPr>
+        <w:t>2 शमू 13:21</w:t>
+      </w:r>
       <w:r>
         <w:rPr>
           <w:lang w:val="hi_IN" w:bidi="hi_IN"/>
         </w:rPr>
         <w:t>)। दो वर्षों तक, अबशालोम का क्रोध और घृणा बढ़ती रही (</w:t>
       </w:r>
-      <w:hyperlink r:id="rId28">
-        <w:r>
-          <w:rPr>
-            <w:lang w:val="hi_IN" w:bidi="hi_IN"/>
-          </w:rPr>
-          <w:rPr>
-            <w:color w:val="0000EE"/>
-            <w:u w:val="single"/>
-          </w:rPr>
-          <w:t>2 शमू 13:22</w:t>
-        </w:r>
-      </w:hyperlink>
+      <w:r>
+        <w:rPr>
+          <w:lang w:val="hi_IN" w:bidi="hi_IN"/>
+        </w:rPr>
+        <w:t>2 शमू 13:22</w:t>
+      </w:r>
       <w:r>
         <w:rPr>
           <w:lang w:val="hi_IN" w:bidi="hi_IN"/>
         </w:rPr>
         <w:t>)। फिर उसने अम्नोन की हत्या कर दी और अपने नाना, गशूर के राजा तल्मै के पास भाग गया (</w:t>
       </w:r>
-      <w:hyperlink r:id="rId29">
-        <w:r>
-          <w:rPr>
-            <w:lang w:val="hi_IN" w:bidi="hi_IN"/>
-          </w:rPr>
-          <w:rPr>
-            <w:color w:val="0000EE"/>
-            <w:u w:val="single"/>
-          </w:rPr>
-          <w:t>2 शमू 13:23–39</w:t>
-        </w:r>
-      </w:hyperlink>
+      <w:r>
+        <w:rPr>
+          <w:lang w:val="hi_IN" w:bidi="hi_IN"/>
+        </w:rPr>
+        <w:t>2 शमू 13:23–39</w:t>
+      </w:r>
       <w:r>
         <w:rPr>
           <w:lang w:val="hi_IN" w:bidi="hi_IN"/>
@@ -788,18 +656,12 @@
         </w:rPr>
         <w:t>तीन साल बाद, योआब ने दाऊद को अबशालोम को वापस लाने के लिए मना लिया। हालांकि, दाऊद ने न तो उसे दण्डित किया और न ही उसके साथ सुलह की। अबशालोम ने यरूशलेम में दो साल विशेषाधिकार के साथ बिताए, लेकिन वह खुद को अलग-थलग महसूस कर रहा था। फिर उसने राजा से मिलने की जिद की। वे दोनों मिले और शायद सुलह हो गई (</w:t>
       </w:r>
-      <w:hyperlink r:id="rId30">
-        <w:r>
-          <w:rPr>
-            <w:lang w:val="hi_IN" w:bidi="hi_IN"/>
-          </w:rPr>
-          <w:rPr>
-            <w:color w:val="0000EE"/>
-            <w:u w:val="single"/>
-          </w:rPr>
-          <w:t>2 शमू 14:28–33</w:t>
-        </w:r>
-      </w:hyperlink>
+      <w:r>
+        <w:rPr>
+          <w:lang w:val="hi_IN" w:bidi="hi_IN"/>
+        </w:rPr>
+        <w:t>2 शमू 14:28–33</w:t>
+      </w:r>
       <w:r>
         <w:rPr>
           <w:lang w:val="hi_IN" w:bidi="hi_IN"/>
@@ -820,54 +682,36 @@
         </w:rPr>
         <w:t>अबशालोम के लिए, यह बैठक सिंहासन की ओर एक कदम हो सकती थी। इसके बाद, उसने लोगों के भरोसे को दाऊद पर कमजोर करने के लिए एक अभियान शुरू किया (</w:t>
       </w:r>
-      <w:hyperlink r:id="rId31">
-        <w:r>
-          <w:rPr>
-            <w:lang w:val="hi_IN" w:bidi="hi_IN"/>
-          </w:rPr>
-          <w:rPr>
-            <w:color w:val="0000EE"/>
-            <w:u w:val="single"/>
-          </w:rPr>
-          <w:t>2 शमू 15:1–6</w:t>
-        </w:r>
-      </w:hyperlink>
+      <w:r>
+        <w:rPr>
+          <w:lang w:val="hi_IN" w:bidi="hi_IN"/>
+        </w:rPr>
+        <w:t>2 शमू 15:1–6</w:t>
+      </w:r>
       <w:r>
         <w:rPr>
           <w:lang w:val="hi_IN" w:bidi="hi_IN"/>
         </w:rPr>
         <w:t>)। अन्ततः, अबशालोम के धोखेबाजी किए। उसने एक विद्रोह शुरू किया और पूरे इस्राएल से अपने समर्थकों को हेब्रोन में इकट्ठा किया। जब तक दाऊद को अबशालोम के कार्यों के बारे में पता चला, तब तक उनके पास यरूशलेम से भागने के अलावा और कोई विकल्प नहीं बचा था (</w:t>
       </w:r>
-      <w:hyperlink r:id="rId32">
-        <w:r>
-          <w:rPr>
-            <w:lang w:val="hi_IN" w:bidi="hi_IN"/>
-          </w:rPr>
-          <w:rPr>
-            <w:color w:val="0000EE"/>
-            <w:u w:val="single"/>
-          </w:rPr>
-          <w:t>2 शमू 15:13–37</w:t>
-        </w:r>
-      </w:hyperlink>
+      <w:r>
+        <w:rPr>
+          <w:lang w:val="hi_IN" w:bidi="hi_IN"/>
+        </w:rPr>
+        <w:t>2 शमू 15:13–37</w:t>
+      </w:r>
       <w:r>
         <w:rPr>
           <w:lang w:val="hi_IN" w:bidi="hi_IN"/>
         </w:rPr>
         <w:t xml:space="preserve">; देखें </w:t>
       </w:r>
-      <w:hyperlink r:id="rId33">
-        <w:r>
-          <w:rPr>
-            <w:lang w:val="hi_IN" w:bidi="hi_IN"/>
-          </w:rPr>
-          <w:rPr>
-            <w:color w:val="0000EE"/>
-            <w:u w:val="single"/>
-          </w:rPr>
-          <w:t>भज 3</w:t>
-        </w:r>
-      </w:hyperlink>
+      <w:r>
+        <w:rPr>
+          <w:lang w:val="hi_IN" w:bidi="hi_IN"/>
+        </w:rPr>
+        <w:t>भज 3</w:t>
+      </w:r>
       <w:r>
         <w:rPr>
           <w:lang w:val="hi_IN" w:bidi="hi_IN"/>
@@ -902,18 +746,12 @@
         </w:rPr>
         <w:t>जब अबशालोम अपनी सेनाओं को यरदन के पार एप्रैम के वन में युद्ध के लिए ले गया, तब दाऊद और उनकी वफादार सेनाएं योआब, अबीशै, और गत के इत्तै के नेतृत्व में अच्छी तरह से विश्राम कर के तैयार हो चुकी थीं। दाऊद के लोगों ने अबशालोम की बड़ी सेनाओं को चकमा दिया और उन्हें पराजित किया। अबशालोम एक खच्चर पर भागा, लेकिन उसके लम्बे बाल एक पेड़ में फंस गए। योआब और उसके लोगों ने अबशालोम को लटके हुए पाया और उसे मार डाला, यद्यपि दाऊद ने उस पर दया दिखाने का निर्देश दिया था (</w:t>
       </w:r>
-      <w:hyperlink r:id="rId34">
-        <w:r>
-          <w:rPr>
-            <w:lang w:val="hi_IN" w:bidi="hi_IN"/>
-          </w:rPr>
-          <w:rPr>
-            <w:color w:val="0000EE"/>
-            <w:u w:val="single"/>
-          </w:rPr>
-          <w:t>2 शमू 18:1–18</w:t>
-        </w:r>
-      </w:hyperlink>
+      <w:r>
+        <w:rPr>
+          <w:lang w:val="hi_IN" w:bidi="hi_IN"/>
+        </w:rPr>
+        <w:t>2 शमू 18:1–18</w:t>
+      </w:r>
       <w:r>
         <w:rPr>
           <w:lang w:val="hi_IN" w:bidi="hi_IN"/>
@@ -934,54 +772,36 @@
         </w:rPr>
         <w:t>अबशालोम की मृत्यु ने दाऊद को गहराई से झकझोर दिया, और उनका शोक उन लोगों के लिए लगभग हतोत्साहित करने वाला था जिन्होंने अबशालोम के राज्य के खिलाफ विद्रोह को रोकने के लिए अपने जीवन को जोखिम में डाला था (</w:t>
       </w:r>
-      <w:hyperlink r:id="rId35">
-        <w:r>
-          <w:rPr>
-            <w:lang w:val="hi_IN" w:bidi="hi_IN"/>
-          </w:rPr>
-          <w:rPr>
-            <w:color w:val="0000EE"/>
-            <w:u w:val="single"/>
-          </w:rPr>
-          <w:t>2 शमू 18:33–19:8</w:t>
-        </w:r>
-      </w:hyperlink>
+      <w:r>
+        <w:rPr>
+          <w:lang w:val="hi_IN" w:bidi="hi_IN"/>
+        </w:rPr>
+        <w:t>2 शमू 18:33–19:8</w:t>
+      </w:r>
       <w:r>
         <w:rPr>
           <w:lang w:val="hi_IN" w:bidi="hi_IN"/>
         </w:rPr>
         <w:t>)। अबशालोम के पास दाऊद के शासन से असंतुष्ट होने के कारण थे। हालांकि, अपने पिता के प्रभु पर भरोसा करने और अभिषिक्त राजा का सम्मान करने के उदाहरण का अनुसरण करने के बजाय, अबशालोम ने एक विद्रोह शुरू किया जो उसकी अपनी मृत्यु का कारण बना (</w:t>
       </w:r>
-      <w:hyperlink r:id="rId36">
-        <w:r>
-          <w:rPr>
-            <w:lang w:val="hi_IN" w:bidi="hi_IN"/>
-          </w:rPr>
-          <w:rPr>
-            <w:color w:val="0000EE"/>
-            <w:u w:val="single"/>
-          </w:rPr>
-          <w:t>1 शमू 24:5–11</w:t>
-        </w:r>
-      </w:hyperlink>
-      <w:r>
-        <w:rPr>
-          <w:lang w:val="hi_IN" w:bidi="hi_IN"/>
-        </w:rPr>
-        <w:t xml:space="preserve">; </w:t>
-      </w:r>
-      <w:hyperlink r:id="rId37">
-        <w:r>
-          <w:rPr>
-            <w:lang w:val="hi_IN" w:bidi="hi_IN"/>
-          </w:rPr>
-          <w:rPr>
-            <w:color w:val="0000EE"/>
-            <w:u w:val="single"/>
-          </w:rPr>
-          <w:t>26:5–24</w:t>
-        </w:r>
-      </w:hyperlink>
+      <w:r>
+        <w:rPr>
+          <w:lang w:val="hi_IN" w:bidi="hi_IN"/>
+        </w:rPr>
+        <w:t>1 शमू 24:5–11</w:t>
+      </w:r>
+      <w:r>
+        <w:rPr>
+          <w:lang w:val="hi_IN" w:bidi="hi_IN"/>
+        </w:rPr>
+        <w:t xml:space="preserve">; </w:t>
+      </w:r>
+      <w:r>
+        <w:rPr>
+          <w:lang w:val="hi_IN" w:bidi="hi_IN"/>
+        </w:rPr>
+        <w:t>26:5–24</w:t>
+      </w:r>
       <w:r>
         <w:rPr>
           <w:lang w:val="hi_IN" w:bidi="hi_IN"/>
@@ -1011,126 +831,84 @@
           <w:lang w:val="hi_IN" w:bidi="hi_IN"/>
         </w:rPr>
       </w:r>
-      <w:hyperlink r:id="rId38">
-        <w:r>
-          <w:rPr>
-            <w:lang w:val="hi_IN" w:bidi="hi_IN"/>
-          </w:rPr>
-          <w:rPr>
-            <w:color w:val="0000EE"/>
-            <w:u w:val="single"/>
-          </w:rPr>
-          <w:t>2 शमूएल 3:3</w:t>
-        </w:r>
-      </w:hyperlink>
-      <w:r>
-        <w:rPr>
-          <w:lang w:val="hi_IN" w:bidi="hi_IN"/>
-        </w:rPr>
-        <w:t xml:space="preserve">; </w:t>
-      </w:r>
-      <w:hyperlink r:id="rId39">
-        <w:r>
-          <w:rPr>
-            <w:lang w:val="hi_IN" w:bidi="hi_IN"/>
-          </w:rPr>
-          <w:rPr>
-            <w:color w:val="0000EE"/>
-            <w:u w:val="single"/>
-          </w:rPr>
-          <w:t>2 शमूएल 13:1–19:10</w:t>
-        </w:r>
-      </w:hyperlink>
-      <w:r>
-        <w:rPr>
-          <w:lang w:val="hi_IN" w:bidi="hi_IN"/>
-        </w:rPr>
-        <w:t xml:space="preserve">; </w:t>
-      </w:r>
-      <w:hyperlink r:id="rId40">
-        <w:r>
-          <w:rPr>
-            <w:lang w:val="hi_IN" w:bidi="hi_IN"/>
-          </w:rPr>
-          <w:rPr>
-            <w:color w:val="0000EE"/>
-            <w:u w:val="single"/>
-          </w:rPr>
-          <w:t>1 राजाओं 2:7</w:t>
-        </w:r>
-      </w:hyperlink>
-      <w:r>
-        <w:rPr>
-          <w:lang w:val="hi_IN" w:bidi="hi_IN"/>
-        </w:rPr>
-        <w:t xml:space="preserve">; </w:t>
-      </w:r>
-      <w:hyperlink r:id="rId41">
-        <w:r>
-          <w:rPr>
-            <w:lang w:val="hi_IN" w:bidi="hi_IN"/>
-          </w:rPr>
-          <w:rPr>
-            <w:color w:val="0000EE"/>
-            <w:u w:val="single"/>
-          </w:rPr>
-          <w:t>15:2</w:t>
-        </w:r>
-      </w:hyperlink>
+      <w:r>
+        <w:rPr>
+          <w:lang w:val="hi_IN" w:bidi="hi_IN"/>
+        </w:rPr>
+        <w:t>2 शमूएल 3:3</w:t>
+      </w:r>
+      <w:r>
+        <w:rPr>
+          <w:lang w:val="hi_IN" w:bidi="hi_IN"/>
+        </w:rPr>
+        <w:t xml:space="preserve">; </w:t>
+      </w:r>
+      <w:r>
+        <w:rPr>
+          <w:lang w:val="hi_IN" w:bidi="hi_IN"/>
+        </w:rPr>
+        <w:t>2 शमूएल 13:1–19:10</w:t>
+      </w:r>
+      <w:r>
+        <w:rPr>
+          <w:lang w:val="hi_IN" w:bidi="hi_IN"/>
+        </w:rPr>
+        <w:t xml:space="preserve">; </w:t>
+      </w:r>
+      <w:r>
+        <w:rPr>
+          <w:lang w:val="hi_IN" w:bidi="hi_IN"/>
+        </w:rPr>
+        <w:t>1 राजाओं 2:7</w:t>
+      </w:r>
+      <w:r>
+        <w:rPr>
+          <w:lang w:val="hi_IN" w:bidi="hi_IN"/>
+        </w:rPr>
+        <w:t xml:space="preserve">; </w:t>
+      </w:r>
+      <w:r>
+        <w:rPr>
+          <w:lang w:val="hi_IN" w:bidi="hi_IN"/>
+        </w:rPr>
+        <w:t>15:2</w:t>
+      </w:r>
       <w:r>
         <w:rPr>
           <w:lang w:val="hi_IN" w:bidi="hi_IN"/>
         </w:rPr>
         <w:t xml:space="preserve">, </w:t>
       </w:r>
-      <w:hyperlink r:id="rId42">
-        <w:r>
-          <w:rPr>
-            <w:lang w:val="hi_IN" w:bidi="hi_IN"/>
-          </w:rPr>
-          <w:rPr>
-            <w:color w:val="0000EE"/>
-            <w:u w:val="single"/>
-          </w:rPr>
-          <w:t>10</w:t>
-        </w:r>
-      </w:hyperlink>
-      <w:r>
-        <w:rPr>
-          <w:lang w:val="hi_IN" w:bidi="hi_IN"/>
-        </w:rPr>
-        <w:t xml:space="preserve">; </w:t>
-      </w:r>
-      <w:hyperlink r:id="rId43">
-        <w:r>
-          <w:rPr>
-            <w:lang w:val="hi_IN" w:bidi="hi_IN"/>
-          </w:rPr>
-          <w:rPr>
-            <w:color w:val="0000EE"/>
-            <w:u w:val="single"/>
-          </w:rPr>
-          <w:t>1 इतिहास 3:2</w:t>
-        </w:r>
-      </w:hyperlink>
-      <w:r>
-        <w:rPr>
-          <w:lang w:val="hi_IN" w:bidi="hi_IN"/>
-        </w:rPr>
-        <w:t xml:space="preserve">; </w:t>
-      </w:r>
-      <w:hyperlink r:id="rId44">
-        <w:r>
-          <w:rPr>
-            <w:lang w:val="hi_IN" w:bidi="hi_IN"/>
-          </w:rPr>
-          <w:rPr>
-            <w:color w:val="0000EE"/>
-            <w:u w:val="single"/>
-          </w:rPr>
-          <w:t>भजन सहिंता 3:1</w:t>
-        </w:r>
-      </w:hyperlink>
+      <w:r>
+        <w:rPr>
+          <w:lang w:val="hi_IN" w:bidi="hi_IN"/>
+        </w:rPr>
+        <w:t>10</w:t>
+      </w:r>
+      <w:r>
+        <w:rPr>
+          <w:lang w:val="hi_IN" w:bidi="hi_IN"/>
+        </w:rPr>
+        <w:t xml:space="preserve">; </w:t>
+      </w:r>
+      <w:r>
+        <w:rPr>
+          <w:lang w:val="hi_IN" w:bidi="hi_IN"/>
+        </w:rPr>
+        <w:t>1 इतिहास 3:2</w:t>
+      </w:r>
+      <w:r>
+        <w:rPr>
+          <w:lang w:val="hi_IN" w:bidi="hi_IN"/>
+        </w:rPr>
+        <w:t xml:space="preserve">; </w:t>
+      </w:r>
+      <w:r>
+        <w:rPr>
+          <w:lang w:val="hi_IN" w:bidi="hi_IN"/>
+        </w:rPr>
+        <w:t>भजन सहिंता 3:1</w:t>
+      </w:r>
       <w:r>
         <w:rPr>
           <w:lang w:val="hi_IN" w:bidi="hi_IN"/>
@@ -1179,18 +957,12 @@
         </w:rPr>
         <w:t>अबीशै एक शक्तिशाली और सफल योद्धा था और दाऊद की सेना में एक प्रमुख अगुवा था। वह दाऊद का भतीजा था, दाऊद की बहन सरूयाह का पुत्र और योआब तथा असाहेल का भाई था (</w:t>
       </w:r>
-      <w:hyperlink r:id="rId45">
-        <w:r>
-          <w:rPr>
-            <w:lang w:val="hi_IN" w:bidi="hi_IN"/>
-          </w:rPr>
-          <w:rPr>
-            <w:color w:val="0000EE"/>
-            <w:u w:val="single"/>
-          </w:rPr>
-          <w:t>1 इति 2:13–16</w:t>
-        </w:r>
-      </w:hyperlink>
+      <w:r>
+        <w:rPr>
+          <w:lang w:val="hi_IN" w:bidi="hi_IN"/>
+        </w:rPr>
+        <w:t>1 इति 2:13–16</w:t>
+      </w:r>
       <w:r>
         <w:rPr>
           <w:lang w:val="hi_IN" w:bidi="hi_IN"/>
@@ -1211,72 +983,48 @@
         </w:rPr>
         <w:t>अबीशै दाऊद के प्रति अत्यन्त वफादार था और अक्सर दाऊद के शत्रुओं के खिलाफ हिंसा का सुझाव देता था। परमेश्वर ने दाऊद और अबीशै को शाऊल की युद्ध छावनी में, जब सैनिक सो रहे थे, प्रवेश करने दिया। अबीशै शाऊल को मारना चाहता था, लेकिन दाऊद ने उसे रोक दिया। बाद में, जब अबशालोम के विद्रोह के दौरान दाऊद को यरूशलेम छोड़ना पड़ा, तब शिमी, जो शाऊल के परिवार का सदस्य था, दाऊद को श्राप देने लगा, तब अबीशै उसे मारना चाहता था (</w:t>
       </w:r>
-      <w:hyperlink r:id="rId46">
-        <w:r>
-          <w:rPr>
-            <w:lang w:val="hi_IN" w:bidi="hi_IN"/>
-          </w:rPr>
-          <w:rPr>
-            <w:color w:val="0000EE"/>
-            <w:u w:val="single"/>
-          </w:rPr>
-          <w:t>2 शमू 16:5–9</w:t>
-        </w:r>
-      </w:hyperlink>
+      <w:r>
+        <w:rPr>
+          <w:lang w:val="hi_IN" w:bidi="hi_IN"/>
+        </w:rPr>
+        <w:t>2 शमू 16:5–9</w:t>
+      </w:r>
       <w:r>
         <w:rPr>
           <w:lang w:val="hi_IN" w:bidi="hi_IN"/>
         </w:rPr>
         <w:t>)। दाऊद ने इस विचार को दो बार अस्वीकार कर दिया (</w:t>
       </w:r>
-      <w:hyperlink r:id="rId47">
-        <w:r>
-          <w:rPr>
-            <w:lang w:val="hi_IN" w:bidi="hi_IN"/>
-          </w:rPr>
-          <w:rPr>
-            <w:color w:val="0000EE"/>
-            <w:u w:val="single"/>
-          </w:rPr>
-          <w:t>2 शमू 16:10–13</w:t>
-        </w:r>
-      </w:hyperlink>
-      <w:r>
-        <w:rPr>
-          <w:lang w:val="hi_IN" w:bidi="hi_IN"/>
-        </w:rPr>
-        <w:t xml:space="preserve">; </w:t>
-      </w:r>
-      <w:hyperlink r:id="rId48">
-        <w:r>
-          <w:rPr>
-            <w:lang w:val="hi_IN" w:bidi="hi_IN"/>
-          </w:rPr>
-          <w:rPr>
-            <w:color w:val="0000EE"/>
-            <w:u w:val="single"/>
-          </w:rPr>
-          <w:t>19:18–23</w:t>
-        </w:r>
-      </w:hyperlink>
+      <w:r>
+        <w:rPr>
+          <w:lang w:val="hi_IN" w:bidi="hi_IN"/>
+        </w:rPr>
+        <w:t>2 शमू 16:10–13</w:t>
+      </w:r>
+      <w:r>
+        <w:rPr>
+          <w:lang w:val="hi_IN" w:bidi="hi_IN"/>
+        </w:rPr>
+        <w:t xml:space="preserve">; </w:t>
+      </w:r>
+      <w:r>
+        <w:rPr>
+          <w:lang w:val="hi_IN" w:bidi="hi_IN"/>
+        </w:rPr>
+        <w:t>19:18–23</w:t>
+      </w:r>
       <w:r>
         <w:rPr>
           <w:lang w:val="hi_IN" w:bidi="hi_IN"/>
         </w:rPr>
         <w:t>)। अबीशै और उसके भाइयों की बदले की भावना पहले भी दिखाई दी: जब शाऊल के सेनापति, अब्नेर, ने आत्मरक्षा में अबीशै के भाई असाहेल को मार डाला, तो योआब और अबीशै ने बदला लेने के लिए अब्नेर को मार डाला (</w:t>
       </w:r>
-      <w:hyperlink r:id="rId49">
-        <w:r>
-          <w:rPr>
-            <w:lang w:val="hi_IN" w:bidi="hi_IN"/>
-          </w:rPr>
-          <w:rPr>
-            <w:color w:val="0000EE"/>
-            <w:u w:val="single"/>
-          </w:rPr>
-          <w:t>2 शमू 3:22–30</w:t>
-        </w:r>
-      </w:hyperlink>
+      <w:r>
+        <w:rPr>
+          <w:lang w:val="hi_IN" w:bidi="hi_IN"/>
+        </w:rPr>
+        <w:t>2 शमू 3:22–30</w:t>
+      </w:r>
       <w:r>
         <w:rPr>
           <w:lang w:val="hi_IN" w:bidi="hi_IN"/>
@@ -1297,90 +1045,60 @@
         </w:rPr>
         <w:t>अबीशै साहसी और कुशल था। उसने एक बार एक युद्ध में तीन सौ सैनिकों को मार डाला। इस कारण से, वह तीस का अगुवा बन गया, जो अत्यधिक कुशल योद्धाओं का एक दल था, और तीन श्रेष्ठतम वीरों के ठीक नीचे था (</w:t>
       </w:r>
-      <w:hyperlink r:id="rId50">
-        <w:r>
-          <w:rPr>
-            <w:lang w:val="hi_IN" w:bidi="hi_IN"/>
-          </w:rPr>
-          <w:rPr>
-            <w:color w:val="0000EE"/>
-            <w:u w:val="single"/>
-          </w:rPr>
-          <w:t>1 इति 11:20–21</w:t>
-        </w:r>
-      </w:hyperlink>
+      <w:r>
+        <w:rPr>
+          <w:lang w:val="hi_IN" w:bidi="hi_IN"/>
+        </w:rPr>
+        <w:t>1 इति 11:20–21</w:t>
+      </w:r>
       <w:r>
         <w:rPr>
           <w:lang w:val="hi_IN" w:bidi="hi_IN"/>
         </w:rPr>
         <w:t>)। अबीशै ने एदोमियों पर भी एक बड़ी जीत हासिल की (</w:t>
       </w:r>
-      <w:hyperlink r:id="rId51">
-        <w:r>
-          <w:rPr>
-            <w:lang w:val="hi_IN" w:bidi="hi_IN"/>
-          </w:rPr>
-          <w:rPr>
-            <w:color w:val="0000EE"/>
-            <w:u w:val="single"/>
-          </w:rPr>
-          <w:t>1 इति 18:12–13</w:t>
-        </w:r>
-      </w:hyperlink>
+      <w:r>
+        <w:rPr>
+          <w:lang w:val="hi_IN" w:bidi="hi_IN"/>
+        </w:rPr>
+        <w:t>1 इति 18:12–13</w:t>
+      </w:r>
       <w:r>
         <w:rPr>
           <w:lang w:val="hi_IN" w:bidi="hi_IN"/>
         </w:rPr>
         <w:t xml:space="preserve">)। पलिश्तीयों के साथ एक युद्ध में, अबीशै ने विशालकाय यिशबोबनोब को मार कर दाऊद का जीवन बचाया </w:t>
       </w:r>
-      <w:hyperlink r:id="rId52">
-        <w:r>
-          <w:rPr>
-            <w:lang w:val="hi_IN" w:bidi="hi_IN"/>
-          </w:rPr>
-          <w:rPr>
-            <w:color w:val="0000EE"/>
-            <w:u w:val="single"/>
-          </w:rPr>
-          <w:t>2 शमू 21:15–17</w:t>
-        </w:r>
-      </w:hyperlink>
+      <w:r>
+        <w:rPr>
+          <w:lang w:val="hi_IN" w:bidi="hi_IN"/>
+        </w:rPr>
+        <w:t>2 शमू 21:15–17</w:t>
+      </w:r>
       <w:r>
         <w:rPr>
           <w:lang w:val="hi_IN" w:bidi="hi_IN"/>
         </w:rPr>
         <w:t>)। अबीशै ने सेना का नेतृत्व भी किया, और जब यह रणनीतिक कारणों से विभाजित हुई, तो उसने एक दल का नेतृत्व किया जबकि उसके भाई योआब ने दूसरे का नेतृत्व किया (</w:t>
       </w:r>
-      <w:hyperlink r:id="rId53">
-        <w:r>
-          <w:rPr>
-            <w:lang w:val="hi_IN" w:bidi="hi_IN"/>
-          </w:rPr>
-          <w:rPr>
-            <w:color w:val="0000EE"/>
-            <w:u w:val="single"/>
-          </w:rPr>
-          <w:t>2 शमू 10:1–19</w:t>
-        </w:r>
-      </w:hyperlink>
-      <w:r>
-        <w:rPr>
-          <w:lang w:val="hi_IN" w:bidi="hi_IN"/>
-        </w:rPr>
-        <w:t xml:space="preserve">; </w:t>
-      </w:r>
-      <w:hyperlink r:id="rId34">
-        <w:r>
-          <w:rPr>
-            <w:lang w:val="hi_IN" w:bidi="hi_IN"/>
-          </w:rPr>
-          <w:rPr>
-            <w:color w:val="0000EE"/>
-            <w:u w:val="single"/>
-          </w:rPr>
-          <w:t>18:1–18</w:t>
-        </w:r>
-      </w:hyperlink>
+      <w:r>
+        <w:rPr>
+          <w:lang w:val="hi_IN" w:bidi="hi_IN"/>
+        </w:rPr>
+        <w:t>2 शमू 10:1–19</w:t>
+      </w:r>
+      <w:r>
+        <w:rPr>
+          <w:lang w:val="hi_IN" w:bidi="hi_IN"/>
+        </w:rPr>
+        <w:t xml:space="preserve">; </w:t>
+      </w:r>
+      <w:r>
+        <w:rPr>
+          <w:lang w:val="hi_IN" w:bidi="hi_IN"/>
+        </w:rPr>
+        <w:t>18:1–18</w:t>
+      </w:r>
       <w:r>
         <w:rPr>
           <w:lang w:val="hi_IN" w:bidi="hi_IN"/>
@@ -1424,270 +1142,180 @@
           <w:lang w:val="hi_IN" w:bidi="hi_IN"/>
         </w:rPr>
       </w:r>
-      <w:hyperlink r:id="rId54">
-        <w:r>
-          <w:rPr>
-            <w:lang w:val="hi_IN" w:bidi="hi_IN"/>
-          </w:rPr>
-          <w:rPr>
-            <w:color w:val="0000EE"/>
-            <w:u w:val="single"/>
-          </w:rPr>
-          <w:t>1 शमूएल 26:6–12</w:t>
-        </w:r>
-      </w:hyperlink>
-      <w:r>
-        <w:rPr>
-          <w:lang w:val="hi_IN" w:bidi="hi_IN"/>
-        </w:rPr>
-        <w:t xml:space="preserve">; </w:t>
-      </w:r>
-      <w:hyperlink r:id="rId55">
-        <w:r>
-          <w:rPr>
-            <w:lang w:val="hi_IN" w:bidi="hi_IN"/>
-          </w:rPr>
-          <w:rPr>
-            <w:color w:val="0000EE"/>
-            <w:u w:val="single"/>
-          </w:rPr>
-          <w:t>2 शमूएल 2:18</w:t>
-        </w:r>
-      </w:hyperlink>
-      <w:r>
-        <w:rPr>
-          <w:lang w:val="hi_IN" w:bidi="hi_IN"/>
-        </w:rPr>
-        <w:t xml:space="preserve">; </w:t>
-      </w:r>
-      <w:hyperlink r:id="rId56">
-        <w:r>
-          <w:rPr>
-            <w:lang w:val="hi_IN" w:bidi="hi_IN"/>
-          </w:rPr>
-          <w:rPr>
-            <w:color w:val="0000EE"/>
-            <w:u w:val="single"/>
-          </w:rPr>
-          <w:t>3:30</w:t>
-        </w:r>
-      </w:hyperlink>
+      <w:r>
+        <w:rPr>
+          <w:lang w:val="hi_IN" w:bidi="hi_IN"/>
+        </w:rPr>
+        <w:t>1 शमूएल 26:6–12</w:t>
+      </w:r>
+      <w:r>
+        <w:rPr>
+          <w:lang w:val="hi_IN" w:bidi="hi_IN"/>
+        </w:rPr>
+        <w:t xml:space="preserve">; </w:t>
+      </w:r>
+      <w:r>
+        <w:rPr>
+          <w:lang w:val="hi_IN" w:bidi="hi_IN"/>
+        </w:rPr>
+        <w:t>2 शमूएल 2:18</w:t>
+      </w:r>
+      <w:r>
+        <w:rPr>
+          <w:lang w:val="hi_IN" w:bidi="hi_IN"/>
+        </w:rPr>
+        <w:t xml:space="preserve">; </w:t>
+      </w:r>
+      <w:r>
+        <w:rPr>
+          <w:lang w:val="hi_IN" w:bidi="hi_IN"/>
+        </w:rPr>
+        <w:t>3:30</w:t>
+      </w:r>
       <w:r>
         <w:rPr>
           <w:lang w:val="hi_IN" w:bidi="hi_IN"/>
         </w:rPr>
         <w:t xml:space="preserve">, </w:t>
       </w:r>
-      <w:hyperlink r:id="rId57">
-        <w:r>
-          <w:rPr>
-            <w:lang w:val="hi_IN" w:bidi="hi_IN"/>
-          </w:rPr>
-          <w:rPr>
-            <w:color w:val="0000EE"/>
-            <w:u w:val="single"/>
-          </w:rPr>
-          <w:t>39</w:t>
-        </w:r>
-      </w:hyperlink>
-      <w:r>
-        <w:rPr>
-          <w:lang w:val="hi_IN" w:bidi="hi_IN"/>
-        </w:rPr>
-        <w:t xml:space="preserve">; </w:t>
-      </w:r>
-      <w:hyperlink r:id="rId58">
-        <w:r>
-          <w:rPr>
-            <w:lang w:val="hi_IN" w:bidi="hi_IN"/>
-          </w:rPr>
-          <w:rPr>
-            <w:color w:val="0000EE"/>
-            <w:u w:val="single"/>
-          </w:rPr>
-          <w:t>10:10–14</w:t>
-        </w:r>
-      </w:hyperlink>
-      <w:r>
-        <w:rPr>
-          <w:lang w:val="hi_IN" w:bidi="hi_IN"/>
-        </w:rPr>
-        <w:t xml:space="preserve">; </w:t>
-      </w:r>
-      <w:hyperlink r:id="rId59">
-        <w:r>
-          <w:rPr>
-            <w:lang w:val="hi_IN" w:bidi="hi_IN"/>
-          </w:rPr>
-          <w:rPr>
-            <w:color w:val="0000EE"/>
-            <w:u w:val="single"/>
-          </w:rPr>
-          <w:t>16:9–12</w:t>
-        </w:r>
-      </w:hyperlink>
-      <w:r>
-        <w:rPr>
-          <w:lang w:val="hi_IN" w:bidi="hi_IN"/>
-        </w:rPr>
-        <w:t xml:space="preserve">; </w:t>
-      </w:r>
-      <w:hyperlink r:id="rId60">
-        <w:r>
-          <w:rPr>
-            <w:lang w:val="hi_IN" w:bidi="hi_IN"/>
-          </w:rPr>
-          <w:rPr>
-            <w:color w:val="0000EE"/>
-            <w:u w:val="single"/>
-          </w:rPr>
-          <w:t>18:1–8</w:t>
-        </w:r>
-      </w:hyperlink>
-      <w:r>
-        <w:rPr>
-          <w:lang w:val="hi_IN" w:bidi="hi_IN"/>
-        </w:rPr>
-        <w:t xml:space="preserve">; </w:t>
-      </w:r>
-      <w:hyperlink r:id="rId61">
-        <w:r>
-          <w:rPr>
-            <w:lang w:val="hi_IN" w:bidi="hi_IN"/>
-          </w:rPr>
-          <w:rPr>
-            <w:color w:val="0000EE"/>
-            <w:u w:val="single"/>
-          </w:rPr>
-          <w:t>19:21–23</w:t>
-        </w:r>
-      </w:hyperlink>
-      <w:r>
-        <w:rPr>
-          <w:lang w:val="hi_IN" w:bidi="hi_IN"/>
-        </w:rPr>
-        <w:t xml:space="preserve">; </w:t>
-      </w:r>
-      <w:hyperlink r:id="rId62">
-        <w:r>
-          <w:rPr>
-            <w:lang w:val="hi_IN" w:bidi="hi_IN"/>
-          </w:rPr>
-          <w:rPr>
-            <w:color w:val="0000EE"/>
-            <w:u w:val="single"/>
-          </w:rPr>
-          <w:t>20:6–10</w:t>
-        </w:r>
-      </w:hyperlink>
-      <w:r>
-        <w:rPr>
-          <w:lang w:val="hi_IN" w:bidi="hi_IN"/>
-        </w:rPr>
-        <w:t xml:space="preserve">; </w:t>
-      </w:r>
-      <w:hyperlink r:id="rId63">
-        <w:r>
-          <w:rPr>
-            <w:lang w:val="hi_IN" w:bidi="hi_IN"/>
-          </w:rPr>
-          <w:rPr>
-            <w:color w:val="0000EE"/>
-            <w:u w:val="single"/>
-          </w:rPr>
-          <w:t>21:17</w:t>
-        </w:r>
-      </w:hyperlink>
-      <w:r>
-        <w:rPr>
-          <w:lang w:val="hi_IN" w:bidi="hi_IN"/>
-        </w:rPr>
-        <w:t xml:space="preserve">; </w:t>
-      </w:r>
-      <w:hyperlink r:id="rId64">
-        <w:r>
-          <w:rPr>
-            <w:lang w:val="hi_IN" w:bidi="hi_IN"/>
-          </w:rPr>
-          <w:rPr>
-            <w:color w:val="0000EE"/>
-            <w:u w:val="single"/>
-          </w:rPr>
-          <w:t>23:18–19</w:t>
-        </w:r>
-      </w:hyperlink>
-      <w:r>
-        <w:rPr>
-          <w:lang w:val="hi_IN" w:bidi="hi_IN"/>
-        </w:rPr>
-        <w:t xml:space="preserve">; </w:t>
-      </w:r>
-      <w:hyperlink r:id="rId65">
-        <w:r>
-          <w:rPr>
-            <w:lang w:val="hi_IN" w:bidi="hi_IN"/>
-          </w:rPr>
-          <w:rPr>
-            <w:color w:val="0000EE"/>
-            <w:u w:val="single"/>
-          </w:rPr>
-          <w:t>1 इतिहास 2:16</w:t>
-        </w:r>
-      </w:hyperlink>
-      <w:r>
-        <w:rPr>
-          <w:lang w:val="hi_IN" w:bidi="hi_IN"/>
-        </w:rPr>
-        <w:t xml:space="preserve">; </w:t>
-      </w:r>
-      <w:hyperlink r:id="rId50">
-        <w:r>
-          <w:rPr>
-            <w:lang w:val="hi_IN" w:bidi="hi_IN"/>
-          </w:rPr>
-          <w:rPr>
-            <w:color w:val="0000EE"/>
-            <w:u w:val="single"/>
-          </w:rPr>
-          <w:t>11:20–21</w:t>
-        </w:r>
-      </w:hyperlink>
-      <w:r>
-        <w:rPr>
-          <w:lang w:val="hi_IN" w:bidi="hi_IN"/>
-        </w:rPr>
-        <w:t xml:space="preserve">; </w:t>
-      </w:r>
-      <w:hyperlink r:id="rId51">
-        <w:r>
-          <w:rPr>
-            <w:lang w:val="hi_IN" w:bidi="hi_IN"/>
-          </w:rPr>
-          <w:rPr>
-            <w:color w:val="0000EE"/>
-            <w:u w:val="single"/>
-          </w:rPr>
-          <w:t>18:12–13</w:t>
-        </w:r>
-      </w:hyperlink>
-      <w:r>
-        <w:rPr>
-          <w:lang w:val="hi_IN" w:bidi="hi_IN"/>
-        </w:rPr>
-        <w:t xml:space="preserve">; </w:t>
-      </w:r>
-      <w:hyperlink r:id="rId66">
-        <w:r>
-          <w:rPr>
-            <w:lang w:val="hi_IN" w:bidi="hi_IN"/>
-          </w:rPr>
-          <w:rPr>
-            <w:color w:val="0000EE"/>
-            <w:u w:val="single"/>
-          </w:rPr>
-          <w:t>19:11–15</w:t>
-        </w:r>
-      </w:hyperlink>
+      <w:r>
+        <w:rPr>
+          <w:lang w:val="hi_IN" w:bidi="hi_IN"/>
+        </w:rPr>
+        <w:t>39</w:t>
+      </w:r>
+      <w:r>
+        <w:rPr>
+          <w:lang w:val="hi_IN" w:bidi="hi_IN"/>
+        </w:rPr>
+        <w:t xml:space="preserve">; </w:t>
+      </w:r>
+      <w:r>
+        <w:rPr>
+          <w:lang w:val="hi_IN" w:bidi="hi_IN"/>
+        </w:rPr>
+        <w:t>10:10–14</w:t>
+      </w:r>
+      <w:r>
+        <w:rPr>
+          <w:lang w:val="hi_IN" w:bidi="hi_IN"/>
+        </w:rPr>
+        <w:t xml:space="preserve">; </w:t>
+      </w:r>
+      <w:r>
+        <w:rPr>
+          <w:lang w:val="hi_IN" w:bidi="hi_IN"/>
+        </w:rPr>
+        <w:t>16:9–12</w:t>
+      </w:r>
+      <w:r>
+        <w:rPr>
+          <w:lang w:val="hi_IN" w:bidi="hi_IN"/>
+        </w:rPr>
+        <w:t xml:space="preserve">; </w:t>
+      </w:r>
+      <w:r>
+        <w:rPr>
+          <w:lang w:val="hi_IN" w:bidi="hi_IN"/>
+        </w:rPr>
+        <w:t>18:1–8</w:t>
+      </w:r>
+      <w:r>
+        <w:rPr>
+          <w:lang w:val="hi_IN" w:bidi="hi_IN"/>
+        </w:rPr>
+        <w:t xml:space="preserve">; </w:t>
+      </w:r>
+      <w:r>
+        <w:rPr>
+          <w:lang w:val="hi_IN" w:bidi="hi_IN"/>
+        </w:rPr>
+        <w:t>19:21–23</w:t>
+      </w:r>
+      <w:r>
+        <w:rPr>
+          <w:lang w:val="hi_IN" w:bidi="hi_IN"/>
+        </w:rPr>
+        <w:t xml:space="preserve">; </w:t>
+      </w:r>
+      <w:r>
+        <w:rPr>
+          <w:lang w:val="hi_IN" w:bidi="hi_IN"/>
+        </w:rPr>
+        <w:t>20:6–10</w:t>
+      </w:r>
+      <w:r>
+        <w:rPr>
+          <w:lang w:val="hi_IN" w:bidi="hi_IN"/>
+        </w:rPr>
+        <w:t xml:space="preserve">; </w:t>
+      </w:r>
+      <w:r>
+        <w:rPr>
+          <w:lang w:val="hi_IN" w:bidi="hi_IN"/>
+        </w:rPr>
+        <w:t>21:17</w:t>
+      </w:r>
+      <w:r>
+        <w:rPr>
+          <w:lang w:val="hi_IN" w:bidi="hi_IN"/>
+        </w:rPr>
+        <w:t xml:space="preserve">; </w:t>
+      </w:r>
+      <w:r>
+        <w:rPr>
+          <w:lang w:val="hi_IN" w:bidi="hi_IN"/>
+        </w:rPr>
+        <w:t>23:18–19</w:t>
+      </w:r>
+      <w:r>
+        <w:rPr>
+          <w:lang w:val="hi_IN" w:bidi="hi_IN"/>
+        </w:rPr>
+        <w:t xml:space="preserve">; </w:t>
+      </w:r>
+      <w:r>
+        <w:rPr>
+          <w:lang w:val="hi_IN" w:bidi="hi_IN"/>
+        </w:rPr>
+        <w:t>1 इतिहास 2:16</w:t>
+      </w:r>
+      <w:r>
+        <w:rPr>
+          <w:lang w:val="hi_IN" w:bidi="hi_IN"/>
+        </w:rPr>
+        <w:t xml:space="preserve">; </w:t>
+      </w:r>
+      <w:r>
+        <w:rPr>
+          <w:lang w:val="hi_IN" w:bidi="hi_IN"/>
+        </w:rPr>
+        <w:t>11:20–21</w:t>
+      </w:r>
+      <w:r>
+        <w:rPr>
+          <w:lang w:val="hi_IN" w:bidi="hi_IN"/>
+        </w:rPr>
+        <w:t xml:space="preserve">; </w:t>
+      </w:r>
+      <w:r>
+        <w:rPr>
+          <w:lang w:val="hi_IN" w:bidi="hi_IN"/>
+        </w:rPr>
+        <w:t>18:12–13</w:t>
+      </w:r>
+      <w:r>
+        <w:rPr>
+          <w:lang w:val="hi_IN" w:bidi="hi_IN"/>
+        </w:rPr>
+        <w:t xml:space="preserve">; </w:t>
+      </w:r>
+      <w:r>
+        <w:rPr>
+          <w:lang w:val="hi_IN" w:bidi="hi_IN"/>
+        </w:rPr>
+        <w:t>19:11–15</w:t>
+      </w:r>
       <w:r>
         <w:rPr>
           <w:lang w:val="hi_IN" w:bidi="hi_IN"/>
@@ -1736,54 +1364,36 @@
         </w:rPr>
         <w:t>अब्नेर, नेर का पुत्र, राजा शाऊल का चचेरा भाई और उसका सेनापति था (</w:t>
       </w:r>
-      <w:hyperlink r:id="rId67">
-        <w:r>
-          <w:rPr>
-            <w:lang w:val="hi_IN" w:bidi="hi_IN"/>
-          </w:rPr>
-          <w:rPr>
-            <w:color w:val="0000EE"/>
-            <w:u w:val="single"/>
-          </w:rPr>
-          <w:t>1 शमू 14:49–52</w:t>
-        </w:r>
-      </w:hyperlink>
+      <w:r>
+        <w:rPr>
+          <w:lang w:val="hi_IN" w:bidi="hi_IN"/>
+        </w:rPr>
+        <w:t>1 शमू 14:49–52</w:t>
+      </w:r>
       <w:r>
         <w:rPr>
           <w:lang w:val="hi_IN" w:bidi="hi_IN"/>
         </w:rPr>
         <w:t>)। अब्नेर के नेतृत्व में, शाऊल की सेनाओं ने पलिश्तियों के खिलाफ महत्वपूर्ण युद्ध जीते (</w:t>
       </w:r>
-      <w:hyperlink r:id="rId68">
-        <w:r>
-          <w:rPr>
-            <w:lang w:val="hi_IN" w:bidi="hi_IN"/>
-          </w:rPr>
-          <w:rPr>
-            <w:color w:val="0000EE"/>
-            <w:u w:val="single"/>
-          </w:rPr>
-          <w:t>1 शमू 17:1–58</w:t>
-        </w:r>
-      </w:hyperlink>
+      <w:r>
+        <w:rPr>
+          <w:lang w:val="hi_IN" w:bidi="hi_IN"/>
+        </w:rPr>
+        <w:t>1 शमू 17:1–58</w:t>
+      </w:r>
       <w:r>
         <w:rPr>
           <w:lang w:val="hi_IN" w:bidi="hi_IN"/>
         </w:rPr>
         <w:t>)। अब्नेर ने राजा की मेज पर दाऊद और योनातान के साथ भोजन भी किया (</w:t>
       </w:r>
-      <w:hyperlink r:id="rId69">
-        <w:r>
-          <w:rPr>
-            <w:lang w:val="hi_IN" w:bidi="hi_IN"/>
-          </w:rPr>
-          <w:rPr>
-            <w:color w:val="0000EE"/>
-            <w:u w:val="single"/>
-          </w:rPr>
-          <w:t>1 शमू 20:24–25</w:t>
-        </w:r>
-      </w:hyperlink>
+      <w:r>
+        <w:rPr>
+          <w:lang w:val="hi_IN" w:bidi="hi_IN"/>
+        </w:rPr>
+        <w:t>1 शमू 20:24–25</w:t>
+      </w:r>
       <w:r>
         <w:rPr>
           <w:lang w:val="hi_IN" w:bidi="hi_IN"/>
@@ -1804,18 +1414,12 @@
         </w:rPr>
         <w:t>दाऊद ने एक बार अब्नेर को शर्मिंदा किया (</w:t>
       </w:r>
-      <w:hyperlink r:id="rId70">
-        <w:r>
-          <w:rPr>
-            <w:lang w:val="hi_IN" w:bidi="hi_IN"/>
-          </w:rPr>
-          <w:rPr>
-            <w:color w:val="0000EE"/>
-            <w:u w:val="single"/>
-          </w:rPr>
-          <w:t>1 शमू 26:1–25</w:t>
-        </w:r>
-      </w:hyperlink>
+      <w:r>
+        <w:rPr>
+          <w:lang w:val="hi_IN" w:bidi="hi_IN"/>
+        </w:rPr>
+        <w:t>1 शमू 26:1–25</w:t>
+      </w:r>
       <w:r>
         <w:rPr>
           <w:lang w:val="hi_IN" w:bidi="hi_IN"/>
@@ -1836,36 +1440,24 @@
         </w:rPr>
         <w:t>शाऊल और योनातान की मृत्यु के बाद, अब्नेर ने शाऊल के पुत्र ईशबोशेत (</w:t>
       </w:r>
-      <w:hyperlink r:id="rId71">
-        <w:r>
-          <w:rPr>
-            <w:lang w:val="hi_IN" w:bidi="hi_IN"/>
-          </w:rPr>
-          <w:rPr>
-            <w:color w:val="0000EE"/>
-            <w:u w:val="single"/>
-          </w:rPr>
-          <w:t>2 शमू 2:8–12</w:t>
-        </w:r>
-      </w:hyperlink>
+      <w:r>
+        <w:rPr>
+          <w:lang w:val="hi_IN" w:bidi="hi_IN"/>
+        </w:rPr>
+        <w:t>2 शमू 2:8–12</w:t>
+      </w:r>
       <w:r>
         <w:rPr>
           <w:lang w:val="hi_IN" w:bidi="hi_IN"/>
         </w:rPr>
         <w:t>) का समर्थन किया, जबकि यहूदा के गोत्र ने दाऊद को राजा बनाया। इस अवधि के दौरान, अब्नेर ने उत्तर में वास्तविक शक्ति संभाली। जब ईशबोशेत ने अब्नेर पर शाऊल की एक उपपत्नी के साथ सम्बन्ध रखने का आरोप लगाया, तो अब्नेर ने उत्तरी राज्य का नियन्त्रण दाऊद को सौंप दिया। बाद में ईशबोशेत की हत्या कर दी गई (</w:t>
       </w:r>
-      <w:hyperlink r:id="rId72">
-        <w:r>
-          <w:rPr>
-            <w:lang w:val="hi_IN" w:bidi="hi_IN"/>
-          </w:rPr>
-          <w:rPr>
-            <w:color w:val="0000EE"/>
-            <w:u w:val="single"/>
-          </w:rPr>
-          <w:t>2 शमू 4:1–12</w:t>
-        </w:r>
-      </w:hyperlink>
+      <w:r>
+        <w:rPr>
+          <w:lang w:val="hi_IN" w:bidi="hi_IN"/>
+        </w:rPr>
+        <w:t>2 शमू 4:1–12</w:t>
+      </w:r>
       <w:r>
         <w:rPr>
           <w:lang w:val="hi_IN" w:bidi="hi_IN"/>
@@ -1886,90 +1478,60 @@
         </w:rPr>
         <w:t>ईशबोशेत और दाऊद के बीच युद्ध के दौरान, अब्नेर को आत्मरक्षा में योआब के भाई असाहेल को मारना पड़ा। वह असाहेल को मारना नहीं चाहता था और उसने उसे पीछे हटने की चेतावनी दी थी (</w:t>
       </w:r>
-      <w:hyperlink r:id="rId73">
-        <w:r>
-          <w:rPr>
-            <w:lang w:val="hi_IN" w:bidi="hi_IN"/>
-          </w:rPr>
-          <w:rPr>
-            <w:color w:val="0000EE"/>
-            <w:u w:val="single"/>
-          </w:rPr>
-          <w:t>2 शमू 2:18–32</w:t>
-        </w:r>
-      </w:hyperlink>
+      <w:r>
+        <w:rPr>
+          <w:lang w:val="hi_IN" w:bidi="hi_IN"/>
+        </w:rPr>
+        <w:t>2 शमू 2:18–32</w:t>
+      </w:r>
       <w:r>
         <w:rPr>
           <w:lang w:val="hi_IN" w:bidi="hi_IN"/>
         </w:rPr>
         <w:t>)। बाद में योआब ने बदला लेने के लिए योजनाबद्ध तरीके से अब्नेर की हत्या कर दी (</w:t>
       </w:r>
-      <w:hyperlink r:id="rId49">
-        <w:r>
-          <w:rPr>
-            <w:lang w:val="hi_IN" w:bidi="hi_IN"/>
-          </w:rPr>
-          <w:rPr>
-            <w:color w:val="0000EE"/>
-            <w:u w:val="single"/>
-          </w:rPr>
-          <w:t>2 शमू 3:22–30</w:t>
-        </w:r>
-      </w:hyperlink>
+      <w:r>
+        <w:rPr>
+          <w:lang w:val="hi_IN" w:bidi="hi_IN"/>
+        </w:rPr>
+        <w:t>2 शमू 3:22–30</w:t>
+      </w:r>
       <w:r>
         <w:rPr>
           <w:lang w:val="hi_IN" w:bidi="hi_IN"/>
         </w:rPr>
         <w:t xml:space="preserve">), जिसे दाऊद रोक नहीं सके (देखें </w:t>
       </w:r>
-      <w:hyperlink r:id="rId74">
-        <w:r>
-          <w:rPr>
-            <w:lang w:val="hi_IN" w:bidi="hi_IN"/>
-          </w:rPr>
-          <w:rPr>
-            <w:color w:val="0000EE"/>
-            <w:u w:val="single"/>
-          </w:rPr>
-          <w:t>2 शमू 3:38–39</w:t>
-        </w:r>
-      </w:hyperlink>
+      <w:r>
+        <w:rPr>
+          <w:lang w:val="hi_IN" w:bidi="hi_IN"/>
+        </w:rPr>
+        <w:t>2 शमू 3:38–39</w:t>
+      </w:r>
       <w:r>
         <w:rPr>
           <w:lang w:val="hi_IN" w:bidi="hi_IN"/>
         </w:rPr>
         <w:t>)। दाऊद ने अब्नेर को एक प्रशंसा भाषण (उनके जीवन और उपलब्धियों की स्तुति करते हुए), सार्वजनिक शोक और एक अन्तिम राजकीय संस्कार के साथ सम्मानित किया (</w:t>
       </w:r>
-      <w:hyperlink r:id="rId75">
-        <w:r>
-          <w:rPr>
-            <w:lang w:val="hi_IN" w:bidi="hi_IN"/>
-          </w:rPr>
-          <w:rPr>
-            <w:color w:val="0000EE"/>
-            <w:u w:val="single"/>
-          </w:rPr>
-          <w:t>2 शमू 3:31–37</w:t>
-        </w:r>
-      </w:hyperlink>
+      <w:r>
+        <w:rPr>
+          <w:lang w:val="hi_IN" w:bidi="hi_IN"/>
+        </w:rPr>
+        <w:t>2 शमू 3:31–37</w:t>
+      </w:r>
       <w:r>
         <w:rPr>
           <w:lang w:val="hi_IN" w:bidi="hi_IN"/>
         </w:rPr>
         <w:t>)। बाद में, दाऊद ने इन घटनाओं को याद किया और सुनिश्चित किया कि योआब को हत्या के लिए दण्डित किया जाए (</w:t>
       </w:r>
-      <w:hyperlink r:id="rId76">
-        <w:r>
-          <w:rPr>
-            <w:lang w:val="hi_IN" w:bidi="hi_IN"/>
-          </w:rPr>
-          <w:rPr>
-            <w:color w:val="0000EE"/>
-            <w:u w:val="single"/>
-          </w:rPr>
-          <w:t>1 रा 2:5–6</w:t>
-        </w:r>
-      </w:hyperlink>
+      <w:r>
+        <w:rPr>
+          <w:lang w:val="hi_IN" w:bidi="hi_IN"/>
+        </w:rPr>
+        <w:t>1 रा 2:5–6</w:t>
+      </w:r>
       <w:r>
         <w:rPr>
           <w:lang w:val="hi_IN" w:bidi="hi_IN"/>
@@ -1999,126 +1561,84 @@
           <w:lang w:val="hi_IN" w:bidi="hi_IN"/>
         </w:rPr>
       </w:r>
-      <w:hyperlink r:id="rId67">
-        <w:r>
-          <w:rPr>
-            <w:lang w:val="hi_IN" w:bidi="hi_IN"/>
-          </w:rPr>
-          <w:rPr>
-            <w:color w:val="0000EE"/>
-            <w:u w:val="single"/>
-          </w:rPr>
-          <w:t>1 शमूएल 14:49–52</w:t>
-        </w:r>
-      </w:hyperlink>
-      <w:r>
-        <w:rPr>
-          <w:lang w:val="hi_IN" w:bidi="hi_IN"/>
-        </w:rPr>
-        <w:t xml:space="preserve">; </w:t>
-      </w:r>
-      <w:hyperlink r:id="rId77">
-        <w:r>
-          <w:rPr>
-            <w:lang w:val="hi_IN" w:bidi="hi_IN"/>
-          </w:rPr>
-          <w:rPr>
-            <w:color w:val="0000EE"/>
-            <w:u w:val="single"/>
-          </w:rPr>
-          <w:t>17:55–58</w:t>
-        </w:r>
-      </w:hyperlink>
-      <w:r>
-        <w:rPr>
-          <w:lang w:val="hi_IN" w:bidi="hi_IN"/>
-        </w:rPr>
-        <w:t xml:space="preserve">; </w:t>
-      </w:r>
-      <w:hyperlink r:id="rId78">
-        <w:r>
-          <w:rPr>
-            <w:lang w:val="hi_IN" w:bidi="hi_IN"/>
-          </w:rPr>
-          <w:rPr>
-            <w:color w:val="0000EE"/>
-            <w:u w:val="single"/>
-          </w:rPr>
-          <w:t>26:5–16</w:t>
-        </w:r>
-      </w:hyperlink>
-      <w:r>
-        <w:rPr>
-          <w:lang w:val="hi_IN" w:bidi="hi_IN"/>
-        </w:rPr>
-        <w:t xml:space="preserve">; </w:t>
-      </w:r>
-      <w:hyperlink r:id="rId79">
-        <w:r>
-          <w:rPr>
-            <w:lang w:val="hi_IN" w:bidi="hi_IN"/>
-          </w:rPr>
-          <w:rPr>
-            <w:color w:val="0000EE"/>
-            <w:u w:val="single"/>
-          </w:rPr>
-          <w:t>2 शमूएल 2:8–29</w:t>
-        </w:r>
-      </w:hyperlink>
-      <w:r>
-        <w:rPr>
-          <w:lang w:val="hi_IN" w:bidi="hi_IN"/>
-        </w:rPr>
-        <w:t xml:space="preserve">; </w:t>
-      </w:r>
-      <w:hyperlink r:id="rId80">
-        <w:r>
-          <w:rPr>
-            <w:lang w:val="hi_IN" w:bidi="hi_IN"/>
-          </w:rPr>
-          <w:rPr>
-            <w:color w:val="0000EE"/>
-            <w:u w:val="single"/>
-          </w:rPr>
-          <w:t>3:6–39</w:t>
-        </w:r>
-      </w:hyperlink>
-      <w:r>
-        <w:rPr>
-          <w:lang w:val="hi_IN" w:bidi="hi_IN"/>
-        </w:rPr>
-        <w:t xml:space="preserve">; </w:t>
-      </w:r>
-      <w:hyperlink r:id="rId81">
-        <w:r>
-          <w:rPr>
-            <w:lang w:val="hi_IN" w:bidi="hi_IN"/>
-          </w:rPr>
-          <w:rPr>
-            <w:color w:val="0000EE"/>
-            <w:u w:val="single"/>
-          </w:rPr>
-          <w:t>1 राजाओं 2:5</w:t>
-        </w:r>
-      </w:hyperlink>
+      <w:r>
+        <w:rPr>
+          <w:lang w:val="hi_IN" w:bidi="hi_IN"/>
+        </w:rPr>
+        <w:t>1 शमूएल 14:49–52</w:t>
+      </w:r>
+      <w:r>
+        <w:rPr>
+          <w:lang w:val="hi_IN" w:bidi="hi_IN"/>
+        </w:rPr>
+        <w:t xml:space="preserve">; </w:t>
+      </w:r>
+      <w:r>
+        <w:rPr>
+          <w:lang w:val="hi_IN" w:bidi="hi_IN"/>
+        </w:rPr>
+        <w:t>17:55–58</w:t>
+      </w:r>
+      <w:r>
+        <w:rPr>
+          <w:lang w:val="hi_IN" w:bidi="hi_IN"/>
+        </w:rPr>
+        <w:t xml:space="preserve">; </w:t>
+      </w:r>
+      <w:r>
+        <w:rPr>
+          <w:lang w:val="hi_IN" w:bidi="hi_IN"/>
+        </w:rPr>
+        <w:t>26:5–16</w:t>
+      </w:r>
+      <w:r>
+        <w:rPr>
+          <w:lang w:val="hi_IN" w:bidi="hi_IN"/>
+        </w:rPr>
+        <w:t xml:space="preserve">; </w:t>
+      </w:r>
+      <w:r>
+        <w:rPr>
+          <w:lang w:val="hi_IN" w:bidi="hi_IN"/>
+        </w:rPr>
+        <w:t>2 शमूएल 2:8–29</w:t>
+      </w:r>
+      <w:r>
+        <w:rPr>
+          <w:lang w:val="hi_IN" w:bidi="hi_IN"/>
+        </w:rPr>
+        <w:t xml:space="preserve">; </w:t>
+      </w:r>
+      <w:r>
+        <w:rPr>
+          <w:lang w:val="hi_IN" w:bidi="hi_IN"/>
+        </w:rPr>
+        <w:t>3:6–39</w:t>
+      </w:r>
+      <w:r>
+        <w:rPr>
+          <w:lang w:val="hi_IN" w:bidi="hi_IN"/>
+        </w:rPr>
+        <w:t xml:space="preserve">; </w:t>
+      </w:r>
+      <w:r>
+        <w:rPr>
+          <w:lang w:val="hi_IN" w:bidi="hi_IN"/>
+        </w:rPr>
+        <w:t>1 राजाओं 2:5</w:t>
+      </w:r>
       <w:r>
         <w:rPr>
           <w:lang w:val="hi_IN" w:bidi="hi_IN"/>
         </w:rPr>
         <w:t xml:space="preserve">, </w:t>
       </w:r>
-      <w:hyperlink r:id="rId82">
-        <w:r>
-          <w:rPr>
-            <w:lang w:val="hi_IN" w:bidi="hi_IN"/>
-          </w:rPr>
-          <w:rPr>
-            <w:color w:val="0000EE"/>
-            <w:u w:val="single"/>
-          </w:rPr>
-          <w:t>32</w:t>
-        </w:r>
-      </w:hyperlink>
+      <w:r>
+        <w:rPr>
+          <w:lang w:val="hi_IN" w:bidi="hi_IN"/>
+        </w:rPr>
+        <w:t>32</w:t>
+      </w:r>
       <w:r>
         <w:rPr>
           <w:lang w:val="hi_IN" w:bidi="hi_IN"/>
@@ -2191,36 +1711,24 @@
         </w:rPr>
         <w:t>” (</w:t>
       </w:r>
-      <w:hyperlink r:id="rId83">
-        <w:r>
-          <w:rPr>
-            <w:lang w:val="hi_IN" w:bidi="hi_IN"/>
-          </w:rPr>
-          <w:rPr>
-            <w:color w:val="0000EE"/>
-            <w:u w:val="single"/>
-          </w:rPr>
-          <w:t>इब्रा 11:8</w:t>
-        </w:r>
-      </w:hyperlink>
+      <w:r>
+        <w:rPr>
+          <w:lang w:val="hi_IN" w:bidi="hi_IN"/>
+        </w:rPr>
+        <w:t>इब्रा 11:8</w:t>
+      </w:r>
       <w:r>
         <w:rPr>
           <w:lang w:val="hi_IN" w:bidi="hi_IN"/>
         </w:rPr>
         <w:t xml:space="preserve">, </w:t>
       </w:r>
-      <w:hyperlink r:id="rId84">
-        <w:r>
-          <w:rPr>
-            <w:lang w:val="hi_IN" w:bidi="hi_IN"/>
-          </w:rPr>
-          <w:rPr>
-            <w:color w:val="0000EE"/>
-            <w:u w:val="single"/>
-          </w:rPr>
-          <w:t>17</w:t>
-        </w:r>
-      </w:hyperlink>
+      <w:r>
+        <w:rPr>
+          <w:lang w:val="hi_IN" w:bidi="hi_IN"/>
+        </w:rPr>
+        <w:t>17</w:t>
+      </w:r>
       <w:r>
         <w:rPr>
           <w:lang w:val="hi_IN" w:bidi="hi_IN"/>
@@ -2241,18 +1749,12 @@
         </w:rPr>
         <w:t xml:space="preserve">परमेश्वर ने अब्राम को ऊर के नगर से बुलाया ताकि वे परमेश्वर के लोगों का नेतृत्व कर सकें। अब्राम के पारिवारिक सम्बन्ध </w:t>
       </w:r>
-      <w:hyperlink r:id="rId85">
-        <w:r>
-          <w:rPr>
-            <w:lang w:val="hi_IN" w:bidi="hi_IN"/>
-          </w:rPr>
-          <w:rPr>
-            <w:color w:val="0000EE"/>
-            <w:u w:val="single"/>
-          </w:rPr>
-          <w:t>उत्पत्ति 11:26–32</w:t>
-        </w:r>
-      </w:hyperlink>
+      <w:r>
+        <w:rPr>
+          <w:lang w:val="hi_IN" w:bidi="hi_IN"/>
+        </w:rPr>
+        <w:t>उत्पत्ति 11:26–32</w:t>
+      </w:r>
       <w:r>
         <w:rPr>
           <w:lang w:val="hi_IN" w:bidi="hi_IN"/>
@@ -2331,36 +1833,24 @@
         </w:rPr>
         <w:t>तेरह, अब्राम, अब्राम की पत्नी सारै, और लूत जिसके पिता हारान की मृत्यु हो गई थी को साथ लेकर ऊर से चले। कनान की ओर जाते समय, तेरह हारान के नगर में बस गए (</w:t>
       </w:r>
-      <w:hyperlink r:id="rId86">
-        <w:r>
-          <w:rPr>
-            <w:lang w:val="hi_IN" w:bidi="hi_IN"/>
-          </w:rPr>
-          <w:rPr>
-            <w:color w:val="0000EE"/>
-            <w:u w:val="single"/>
-          </w:rPr>
-          <w:t>उत 11:31</w:t>
-        </w:r>
-      </w:hyperlink>
+      <w:r>
+        <w:rPr>
+          <w:lang w:val="hi_IN" w:bidi="hi_IN"/>
+        </w:rPr>
+        <w:t>उत 11:31</w:t>
+      </w:r>
       <w:r>
         <w:rPr>
           <w:lang w:val="hi_IN" w:bidi="hi_IN"/>
         </w:rPr>
         <w:t>)। जबकि वह अभी भी ऊर में थे परमेश्वर ने अब्राम को एक नई भूमि के लिए बुलाया (</w:t>
       </w:r>
-      <w:hyperlink r:id="rId87">
-        <w:r>
-          <w:rPr>
-            <w:lang w:val="hi_IN" w:bidi="hi_IN"/>
-          </w:rPr>
-          <w:rPr>
-            <w:color w:val="0000EE"/>
-            <w:u w:val="single"/>
-          </w:rPr>
-          <w:t>प्रेरि 7:2–4</w:t>
-        </w:r>
-      </w:hyperlink>
+      <w:r>
+        <w:rPr>
+          <w:lang w:val="hi_IN" w:bidi="hi_IN"/>
+        </w:rPr>
+        <w:t>प्रेरि 7:2–4</w:t>
+      </w:r>
       <w:r>
         <w:rPr>
           <w:lang w:val="hi_IN" w:bidi="hi_IN"/>
@@ -2391,54 +1881,36 @@
         </w:rPr>
         <w:t>” (</w:t>
       </w:r>
-      <w:hyperlink r:id="rId88">
-        <w:r>
-          <w:rPr>
-            <w:lang w:val="hi_IN" w:bidi="hi_IN"/>
-          </w:rPr>
-          <w:rPr>
-            <w:color w:val="0000EE"/>
-            <w:u w:val="single"/>
-          </w:rPr>
-          <w:t>उत 12:1</w:t>
-        </w:r>
-      </w:hyperlink>
+      <w:r>
+        <w:rPr>
+          <w:lang w:val="hi_IN" w:bidi="hi_IN"/>
+        </w:rPr>
+        <w:t>उत 12:1</w:t>
+      </w:r>
       <w:r>
         <w:rPr>
           <w:lang w:val="hi_IN" w:bidi="hi_IN"/>
         </w:rPr>
         <w:t>)। परमेश्वर ने अब्राम को एक वाचा (विशेष समझौता) के माध्यम से आशीर्वाद दिया जिसमें महान आशीष, कई वंशज, और एक नई भूमि के वादे शामिल थे (</w:t>
       </w:r>
-      <w:hyperlink r:id="rId89">
-        <w:r>
-          <w:rPr>
-            <w:lang w:val="hi_IN" w:bidi="hi_IN"/>
-          </w:rPr>
-          <w:rPr>
-            <w:color w:val="0000EE"/>
-            <w:u w:val="single"/>
-          </w:rPr>
-          <w:t>उत 12:1–3</w:t>
-        </w:r>
-      </w:hyperlink>
+      <w:r>
+        <w:rPr>
+          <w:lang w:val="hi_IN" w:bidi="hi_IN"/>
+        </w:rPr>
+        <w:t>उत 12:1–3</w:t>
+      </w:r>
       <w:r>
         <w:rPr>
           <w:lang w:val="hi_IN" w:bidi="hi_IN"/>
         </w:rPr>
         <w:t xml:space="preserve">)। जब इस्राएल अक्सर परमेश्वर के साथ अपनी वाचा को निभाने में असफल रहे, ये वादे इस्राएल को विनाश से बचाते रहे (देखें </w:t>
       </w:r>
-      <w:hyperlink r:id="rId90">
-        <w:r>
-          <w:rPr>
-            <w:lang w:val="hi_IN" w:bidi="hi_IN"/>
-          </w:rPr>
-          <w:rPr>
-            <w:color w:val="0000EE"/>
-            <w:u w:val="single"/>
-          </w:rPr>
-          <w:t>लैव्य 26:40–45</w:t>
-        </w:r>
-      </w:hyperlink>
+      <w:r>
+        <w:rPr>
+          <w:lang w:val="hi_IN" w:bidi="hi_IN"/>
+        </w:rPr>
+        <w:t>लैव्य 26:40–45</w:t>
+      </w:r>
       <w:r>
         <w:rPr>
           <w:lang w:val="hi_IN" w:bidi="hi_IN"/>
@@ -2471,18 +1943,12 @@
         </w:rPr>
         <w:t>पास प्रकट हुए, जो सम्भवतः एक कनानी उपासना स्थल था। अब्राम ने वहाँ और बेतेल के पास वेदियाँ बनाईं (</w:t>
       </w:r>
-      <w:hyperlink r:id="rId91">
-        <w:r>
-          <w:rPr>
-            <w:lang w:val="hi_IN" w:bidi="hi_IN"/>
-          </w:rPr>
-          <w:rPr>
-            <w:color w:val="0000EE"/>
-            <w:u w:val="single"/>
-          </w:rPr>
-          <w:t>उत 12:6–8</w:t>
-        </w:r>
-      </w:hyperlink>
+      <w:r>
+        <w:rPr>
+          <w:lang w:val="hi_IN" w:bidi="hi_IN"/>
+        </w:rPr>
+        <w:t>उत 12:6–8</w:t>
+      </w:r>
       <w:r>
         <w:rPr>
           <w:lang w:val="hi_IN" w:bidi="hi_IN"/>
@@ -2501,18 +1967,12 @@
         </w:rPr>
         <w:t xml:space="preserve"> के पास हेब्रोन चले गए और परमेश्वर की आराधना के लिए एक और वेदी बनाई (</w:t>
       </w:r>
-      <w:hyperlink r:id="rId92">
-        <w:r>
-          <w:rPr>
-            <w:lang w:val="hi_IN" w:bidi="hi_IN"/>
-          </w:rPr>
-          <w:rPr>
-            <w:color w:val="0000EE"/>
-            <w:u w:val="single"/>
-          </w:rPr>
-          <w:t>उत 13:18</w:t>
-        </w:r>
-      </w:hyperlink>
+      <w:r>
+        <w:rPr>
+          <w:lang w:val="hi_IN" w:bidi="hi_IN"/>
+        </w:rPr>
+        <w:t>उत 13:18</w:t>
+      </w:r>
       <w:r>
         <w:rPr>
           <w:lang w:val="hi_IN" w:bidi="hi_IN"/>
@@ -2533,18 +1993,12 @@
         </w:rPr>
         <w:t>जब परमेश्वर ने अब्राम को एक दर्शन में फिर से आशीष देने का वादा किया (</w:t>
       </w:r>
-      <w:hyperlink r:id="rId93">
-        <w:r>
-          <w:rPr>
-            <w:lang w:val="hi_IN" w:bidi="hi_IN"/>
-          </w:rPr>
-          <w:rPr>
-            <w:color w:val="0000EE"/>
-            <w:u w:val="single"/>
-          </w:rPr>
-          <w:t>उत 15:1</w:t>
-        </w:r>
-      </w:hyperlink>
+      <w:r>
+        <w:rPr>
+          <w:lang w:val="hi_IN" w:bidi="hi_IN"/>
+        </w:rPr>
+        <w:t>उत 15:1</w:t>
+      </w:r>
       <w:r>
         <w:rPr>
           <w:lang w:val="hi_IN" w:bidi="hi_IN"/>
@@ -2563,18 +2017,12 @@
         </w:rPr>
         <w:t xml:space="preserve"> (</w:t>
       </w:r>
-      <w:hyperlink r:id="rId94">
-        <w:r>
-          <w:rPr>
-            <w:lang w:val="hi_IN" w:bidi="hi_IN"/>
-          </w:rPr>
-          <w:rPr>
-            <w:color w:val="0000EE"/>
-            <w:u w:val="single"/>
-          </w:rPr>
-          <w:t>उत 11:30</w:t>
-        </w:r>
-      </w:hyperlink>
+      <w:r>
+        <w:rPr>
+          <w:lang w:val="hi_IN" w:bidi="hi_IN"/>
+        </w:rPr>
+        <w:t>उत 11:30</w:t>
+      </w:r>
       <w:r>
         <w:rPr>
           <w:lang w:val="hi_IN" w:bidi="hi_IN"/>
@@ -2593,36 +2041,24 @@
         </w:rPr>
         <w:t>उनका वारिस था (</w:t>
       </w:r>
-      <w:hyperlink r:id="rId95">
-        <w:r>
-          <w:rPr>
-            <w:lang w:val="hi_IN" w:bidi="hi_IN"/>
-          </w:rPr>
-          <w:rPr>
-            <w:color w:val="0000EE"/>
-            <w:u w:val="single"/>
-          </w:rPr>
-          <w:t>उत 15:2</w:t>
-        </w:r>
-      </w:hyperlink>
+      <w:r>
+        <w:rPr>
+          <w:lang w:val="hi_IN" w:bidi="hi_IN"/>
+        </w:rPr>
+        <w:t>उत 15:2</w:t>
+      </w:r>
       <w:r>
         <w:rPr>
           <w:lang w:val="hi_IN" w:bidi="hi_IN"/>
         </w:rPr>
         <w:t>)। नुजी दस्तावेज, जो प्राचीन मेसोपोटामिया के नुजी नगर में पाए गए थे, इसे समझाते हैं। हुरियन प्रथा के अनुसार, यदि कोई धनी दंपति निःसंतान होता, तो वे एक दास को दत्तक पुत्र बना सकते थे, वह दास परिवार के अन्तिम संस्कार और शोक कार्यों की देखभाल करता था। हालांकि, यदि दास-वारिस को गोद लेने के बाद एक स्वाभाविक पुत्र का जन्म होता, तो पुत्र उसकी जगह ले लेता। ऐसा लगता है कि अब्राम ने इस तरह से एलीएजेर को गोद लिया, लेकिन परमेश्वर ने वादा किया कि अब्राम का अपना पुत्र उनका वारिस होगा (</w:t>
       </w:r>
-      <w:hyperlink r:id="rId96">
-        <w:r>
-          <w:rPr>
-            <w:lang w:val="hi_IN" w:bidi="hi_IN"/>
-          </w:rPr>
-          <w:rPr>
-            <w:color w:val="0000EE"/>
-            <w:u w:val="single"/>
-          </w:rPr>
-          <w:t>उत 15:4</w:t>
-        </w:r>
-      </w:hyperlink>
+      <w:r>
+        <w:rPr>
+          <w:lang w:val="hi_IN" w:bidi="hi_IN"/>
+        </w:rPr>
+        <w:t>उत 15:4</w:t>
+      </w:r>
       <w:r>
         <w:rPr>
           <w:lang w:val="hi_IN" w:bidi="hi_IN"/>
@@ -2643,90 +2079,60 @@
         </w:rPr>
         <w:t>अब्राम का जीवन प्रभु में उनके विश्वास द्वारा चिह्नित था, जिन्होंने उन्हें उनके विश्वास के कारण धर्मी माना (</w:t>
       </w:r>
-      <w:hyperlink r:id="rId97">
-        <w:r>
-          <w:rPr>
-            <w:lang w:val="hi_IN" w:bidi="hi_IN"/>
-          </w:rPr>
-          <w:rPr>
-            <w:color w:val="0000EE"/>
-            <w:u w:val="single"/>
-          </w:rPr>
-          <w:t>उत 15:6</w:t>
-        </w:r>
-      </w:hyperlink>
+      <w:r>
+        <w:rPr>
+          <w:lang w:val="hi_IN" w:bidi="hi_IN"/>
+        </w:rPr>
+        <w:t>उत 15:6</w:t>
+      </w:r>
       <w:r>
         <w:rPr>
           <w:lang w:val="hi_IN" w:bidi="hi_IN"/>
         </w:rPr>
         <w:t xml:space="preserve">; देखें </w:t>
       </w:r>
-      <w:hyperlink r:id="rId98">
-        <w:r>
-          <w:rPr>
-            <w:lang w:val="hi_IN" w:bidi="hi_IN"/>
-          </w:rPr>
-          <w:rPr>
-            <w:color w:val="0000EE"/>
-            <w:u w:val="single"/>
-          </w:rPr>
-          <w:t>रोम 4:3</w:t>
-        </w:r>
-      </w:hyperlink>
-      <w:r>
-        <w:rPr>
-          <w:lang w:val="hi_IN" w:bidi="hi_IN"/>
-        </w:rPr>
-        <w:t xml:space="preserve">; </w:t>
-      </w:r>
-      <w:hyperlink r:id="rId99">
-        <w:r>
-          <w:rPr>
-            <w:lang w:val="hi_IN" w:bidi="hi_IN"/>
-          </w:rPr>
-          <w:rPr>
-            <w:color w:val="0000EE"/>
-            <w:u w:val="single"/>
-          </w:rPr>
-          <w:t>गला 3:6</w:t>
-        </w:r>
-      </w:hyperlink>
-      <w:r>
-        <w:rPr>
-          <w:lang w:val="hi_IN" w:bidi="hi_IN"/>
-        </w:rPr>
-        <w:t xml:space="preserve">; </w:t>
-      </w:r>
-      <w:hyperlink r:id="rId100">
-        <w:r>
-          <w:rPr>
-            <w:lang w:val="hi_IN" w:bidi="hi_IN"/>
-          </w:rPr>
-          <w:rPr>
-            <w:color w:val="0000EE"/>
-            <w:u w:val="single"/>
-          </w:rPr>
-          <w:t>याकू 2:23</w:t>
-        </w:r>
-      </w:hyperlink>
+      <w:r>
+        <w:rPr>
+          <w:lang w:val="hi_IN" w:bidi="hi_IN"/>
+        </w:rPr>
+        <w:t>रोम 4:3</w:t>
+      </w:r>
+      <w:r>
+        <w:rPr>
+          <w:lang w:val="hi_IN" w:bidi="hi_IN"/>
+        </w:rPr>
+        <w:t xml:space="preserve">; </w:t>
+      </w:r>
+      <w:r>
+        <w:rPr>
+          <w:lang w:val="hi_IN" w:bidi="hi_IN"/>
+        </w:rPr>
+        <w:t>गला 3:6</w:t>
+      </w:r>
+      <w:r>
+        <w:rPr>
+          <w:lang w:val="hi_IN" w:bidi="hi_IN"/>
+        </w:rPr>
+        <w:t xml:space="preserve">; </w:t>
+      </w:r>
+      <w:r>
+        <w:rPr>
+          <w:lang w:val="hi_IN" w:bidi="hi_IN"/>
+        </w:rPr>
+        <w:t>याकू 2:23</w:t>
+      </w:r>
       <w:r>
         <w:rPr>
           <w:lang w:val="hi_IN" w:bidi="hi_IN"/>
         </w:rPr>
         <w:t>)। अब्राम को धर्मी इसलिए घोषित नहीं किया गया क्योंकि वे पाप रहित थे। कभी-कभी वे सही कार्य करने में असफल रहे—दो बार उन्होंने भय के कारण सारै के बारे में झूठ बोला, और उन्होंने परमेश्वर की प्रतीक्षा करने के बजाय हागार के साथ पुत्र प्राप्त करने का प्रयास किया (</w:t>
       </w:r>
-      <w:hyperlink r:id="rId101">
-        <w:r>
-          <w:rPr>
-            <w:lang w:val="hi_IN" w:bidi="hi_IN"/>
-          </w:rPr>
-          <w:rPr>
-            <w:color w:val="0000EE"/>
-            <w:u w:val="single"/>
-          </w:rPr>
-          <w:t>उत 16:1–5</w:t>
-        </w:r>
-      </w:hyperlink>
+      <w:r>
+        <w:rPr>
+          <w:lang w:val="hi_IN" w:bidi="hi_IN"/>
+        </w:rPr>
+        <w:t>उत 16:1–5</w:t>
+      </w:r>
       <w:r>
         <w:rPr>
           <w:lang w:val="hi_IN" w:bidi="hi_IN"/>
@@ -2747,144 +2153,96 @@
         </w:rPr>
         <w:t>जब अब्राम छियासी वर्ष के थे तब सारै की दासी हागार से इश्माएल का जन्म हुआ। जब अब्राम निन्यानवे वर्ष के थे, प्रभु ने उन्हें दर्शन दिया और उनके पुत्र और आशीर्वाद के वादे की पुष्टि की (</w:t>
       </w:r>
-      <w:hyperlink r:id="rId102">
-        <w:r>
-          <w:rPr>
-            <w:lang w:val="hi_IN" w:bidi="hi_IN"/>
-          </w:rPr>
-          <w:rPr>
-            <w:color w:val="0000EE"/>
-            <w:u w:val="single"/>
-          </w:rPr>
-          <w:t>उत 17</w:t>
-        </w:r>
-      </w:hyperlink>
+      <w:r>
+        <w:rPr>
+          <w:lang w:val="hi_IN" w:bidi="hi_IN"/>
+        </w:rPr>
+        <w:t>उत 17</w:t>
+      </w:r>
       <w:r>
         <w:rPr>
           <w:lang w:val="hi_IN" w:bidi="hi_IN"/>
         </w:rPr>
         <w:t>)। उन्होंने खतना को इस वाचा के चिन्ह के रूप में जोड़ा (</w:t>
       </w:r>
-      <w:hyperlink r:id="rId103">
-        <w:r>
-          <w:rPr>
-            <w:lang w:val="hi_IN" w:bidi="hi_IN"/>
-          </w:rPr>
-          <w:rPr>
-            <w:color w:val="0000EE"/>
-            <w:u w:val="single"/>
-          </w:rPr>
-          <w:t>उत 17:9–14</w:t>
-        </w:r>
-      </w:hyperlink>
+      <w:r>
+        <w:rPr>
+          <w:lang w:val="hi_IN" w:bidi="hi_IN"/>
+        </w:rPr>
+        <w:t>उत 17:9–14</w:t>
+      </w:r>
       <w:r>
         <w:rPr>
           <w:lang w:val="hi_IN" w:bidi="hi_IN"/>
         </w:rPr>
         <w:t>)। परमेश्वर ने अब्राम का नाम बदलकर अब्राहम और सारै का नाम बदलकर सारा कर दिया (</w:t>
       </w:r>
-      <w:hyperlink r:id="rId104">
-        <w:r>
-          <w:rPr>
-            <w:lang w:val="hi_IN" w:bidi="hi_IN"/>
-          </w:rPr>
-          <w:rPr>
-            <w:color w:val="0000EE"/>
-            <w:u w:val="single"/>
-          </w:rPr>
-          <w:t>उत 17:5</w:t>
-        </w:r>
-      </w:hyperlink>
+      <w:r>
+        <w:rPr>
+          <w:lang w:val="hi_IN" w:bidi="hi_IN"/>
+        </w:rPr>
+        <w:t>उत 17:5</w:t>
+      </w:r>
       <w:r>
         <w:rPr>
           <w:lang w:val="hi_IN" w:bidi="hi_IN"/>
         </w:rPr>
         <w:t xml:space="preserve">, </w:t>
       </w:r>
-      <w:hyperlink r:id="rId105">
-        <w:r>
-          <w:rPr>
-            <w:lang w:val="hi_IN" w:bidi="hi_IN"/>
-          </w:rPr>
-          <w:rPr>
-            <w:color w:val="0000EE"/>
-            <w:u w:val="single"/>
-          </w:rPr>
-          <w:t>15</w:t>
-        </w:r>
-      </w:hyperlink>
+      <w:r>
+        <w:rPr>
+          <w:lang w:val="hi_IN" w:bidi="hi_IN"/>
+        </w:rPr>
+        <w:t>15</w:t>
+      </w:r>
       <w:r>
         <w:rPr>
           <w:lang w:val="hi_IN" w:bidi="hi_IN"/>
         </w:rPr>
         <w:t>)। अब्राहम को एक और पुत्र के वादे पर हँसी आई (</w:t>
       </w:r>
-      <w:hyperlink r:id="rId106">
-        <w:r>
-          <w:rPr>
-            <w:lang w:val="hi_IN" w:bidi="hi_IN"/>
-          </w:rPr>
-          <w:rPr>
-            <w:color w:val="0000EE"/>
-            <w:u w:val="single"/>
-          </w:rPr>
-          <w:t>उत 17:17</w:t>
-        </w:r>
-      </w:hyperlink>
+      <w:r>
+        <w:rPr>
+          <w:lang w:val="hi_IN" w:bidi="hi_IN"/>
+        </w:rPr>
+        <w:t>उत 17:17</w:t>
+      </w:r>
       <w:r>
         <w:rPr>
           <w:lang w:val="hi_IN" w:bidi="hi_IN"/>
         </w:rPr>
         <w:t>)। इसके तुरन्त बाद, प्रभु ने फिर से अब्राहम को दर्शन दिया (</w:t>
       </w:r>
-      <w:hyperlink r:id="rId107">
-        <w:r>
-          <w:rPr>
-            <w:lang w:val="hi_IN" w:bidi="hi_IN"/>
-          </w:rPr>
-          <w:rPr>
-            <w:color w:val="0000EE"/>
-            <w:u w:val="single"/>
-          </w:rPr>
-          <w:t>उत 18:1–15</w:t>
-        </w:r>
-      </w:hyperlink>
+      <w:r>
+        <w:rPr>
+          <w:lang w:val="hi_IN" w:bidi="hi_IN"/>
+        </w:rPr>
+        <w:t>उत 18:1–15</w:t>
+      </w:r>
       <w:r>
         <w:rPr>
           <w:lang w:val="hi_IN" w:bidi="hi_IN"/>
         </w:rPr>
         <w:t>) और पुत्र के वादे को दोहराया। इस बार, सारा ने अविश्वास में हँस दिया (</w:t>
       </w:r>
-      <w:hyperlink r:id="rId108">
-        <w:r>
-          <w:rPr>
-            <w:lang w:val="hi_IN" w:bidi="hi_IN"/>
-          </w:rPr>
-          <w:rPr>
-            <w:color w:val="0000EE"/>
-            <w:u w:val="single"/>
-          </w:rPr>
-          <w:t>उत 18:10–15</w:t>
-        </w:r>
-      </w:hyperlink>
+      <w:r>
+        <w:rPr>
+          <w:lang w:val="hi_IN" w:bidi="hi_IN"/>
+        </w:rPr>
+        <w:t>उत 18:10–15</w:t>
+      </w:r>
       <w:r>
         <w:rPr>
           <w:lang w:val="hi_IN" w:bidi="hi_IN"/>
         </w:rPr>
         <w:t>)। जब प्रभु ने अपना वादा पूरा किया अब्राहम सौ वर्ष के, और सारा नब्बे वर्ष की थीं (</w:t>
       </w:r>
-      <w:hyperlink r:id="rId109">
-        <w:r>
-          <w:rPr>
-            <w:lang w:val="hi_IN" w:bidi="hi_IN"/>
-          </w:rPr>
-          <w:rPr>
-            <w:color w:val="0000EE"/>
-            <w:u w:val="single"/>
-          </w:rPr>
-          <w:t>उत 21:1</w:t>
-        </w:r>
-      </w:hyperlink>
+      <w:r>
+        <w:rPr>
+          <w:lang w:val="hi_IN" w:bidi="hi_IN"/>
+        </w:rPr>
+        <w:t>उत 21:1</w:t>
+      </w:r>
       <w:r>
         <w:rPr>
           <w:lang w:val="hi_IN" w:bidi="hi_IN"/>
@@ -2905,54 +2263,36 @@
         </w:rPr>
         <w:t>अब्राहम के विश्वास की अन्तिम परीक्षा तब हुई जब परमेश्वर ने उनसे इसहाक का बलिदान करने के लिए कहा (</w:t>
       </w:r>
-      <w:hyperlink r:id="rId110">
-        <w:r>
-          <w:rPr>
-            <w:lang w:val="hi_IN" w:bidi="hi_IN"/>
-          </w:rPr>
-          <w:rPr>
-            <w:color w:val="0000EE"/>
-            <w:u w:val="single"/>
-          </w:rPr>
-          <w:t>उत 22:1–19</w:t>
-        </w:r>
-      </w:hyperlink>
+      <w:r>
+        <w:rPr>
+          <w:lang w:val="hi_IN" w:bidi="hi_IN"/>
+        </w:rPr>
+        <w:t>उत 22:1–19</w:t>
+      </w:r>
       <w:r>
         <w:rPr>
           <w:lang w:val="hi_IN" w:bidi="hi_IN"/>
         </w:rPr>
         <w:t xml:space="preserve">)। अब्राहम ने परमेश्वर की योजनाओं को पूरा करने पर विश्वास रखते हुए आज्ञा का पालन किया (देखें </w:t>
       </w:r>
-      <w:hyperlink r:id="rId111">
-        <w:r>
-          <w:rPr>
-            <w:lang w:val="hi_IN" w:bidi="hi_IN"/>
-          </w:rPr>
-          <w:rPr>
-            <w:color w:val="0000EE"/>
-            <w:u w:val="single"/>
-          </w:rPr>
-          <w:t>इब्रा 11:17–19</w:t>
-        </w:r>
-      </w:hyperlink>
+      <w:r>
+        <w:rPr>
+          <w:lang w:val="hi_IN" w:bidi="hi_IN"/>
+        </w:rPr>
+        <w:t>इब्रा 11:17–19</w:t>
+      </w:r>
       <w:r>
         <w:rPr>
           <w:lang w:val="hi_IN" w:bidi="hi_IN"/>
         </w:rPr>
         <w:t>)। जैसे ही अब्राहम चाकू का उपयोग करने वाले थे, एक स्वर्गदूत ने उन्हें रोक दिया और इसहाक के स्थान पर बलिदान के लिए एक मेढ़ा प्रदान किया। अब्राहम का विश्वास सिद्ध हो गया था (</w:t>
       </w:r>
-      <w:hyperlink r:id="rId112">
-        <w:r>
-          <w:rPr>
-            <w:lang w:val="hi_IN" w:bidi="hi_IN"/>
-          </w:rPr>
-          <w:rPr>
-            <w:color w:val="0000EE"/>
-            <w:u w:val="single"/>
-          </w:rPr>
-          <w:t>उत 22:10–13</w:t>
-        </w:r>
-      </w:hyperlink>
+      <w:r>
+        <w:rPr>
+          <w:lang w:val="hi_IN" w:bidi="hi_IN"/>
+        </w:rPr>
+        <w:t>उत 22:10–13</w:t>
+      </w:r>
       <w:r>
         <w:rPr>
           <w:lang w:val="hi_IN" w:bidi="hi_IN"/>
@@ -2973,54 +2313,36 @@
         </w:rPr>
         <w:t>मसीही लोग इसहाक के बलिदान को परमेश्वर द्वारा अपने एकमात्र पुत्र, यीशु मसीह, को संसार के पापों के लिए बलिदान के रूप में देने के संकेत के रूप में देखते हैं। परमेश्वर ने अब्राहम से किया गया अपना वादा यीशु मसीह के माध्यम से पूरा किया, जो सभी विश्वास रखने वालों को उद्धार प्रदान करते हैं (</w:t>
       </w:r>
-      <w:hyperlink r:id="rId113">
-        <w:r>
-          <w:rPr>
-            <w:lang w:val="hi_IN" w:bidi="hi_IN"/>
-          </w:rPr>
-          <w:rPr>
-            <w:color w:val="0000EE"/>
-            <w:u w:val="single"/>
-          </w:rPr>
-          <w:t>रोम 4:16–17</w:t>
-        </w:r>
-      </w:hyperlink>
+      <w:r>
+        <w:rPr>
+          <w:lang w:val="hi_IN" w:bidi="hi_IN"/>
+        </w:rPr>
+        <w:t>रोम 4:16–17</w:t>
+      </w:r>
       <w:r>
         <w:rPr>
           <w:lang w:val="hi_IN" w:bidi="hi_IN"/>
         </w:rPr>
         <w:t>), जिससे विश्वासी अब्राहम के आत्मिक वंशज बनाते हैं (</w:t>
       </w:r>
-      <w:hyperlink r:id="rId114">
-        <w:r>
-          <w:rPr>
-            <w:lang w:val="hi_IN" w:bidi="hi_IN"/>
-          </w:rPr>
-          <w:rPr>
-            <w:color w:val="0000EE"/>
-            <w:u w:val="single"/>
-          </w:rPr>
-          <w:t>गला 3:29</w:t>
-        </w:r>
-      </w:hyperlink>
+      <w:r>
+        <w:rPr>
+          <w:lang w:val="hi_IN" w:bidi="hi_IN"/>
+        </w:rPr>
+        <w:t>गला 3:29</w:t>
+      </w:r>
       <w:r>
         <w:rPr>
           <w:lang w:val="hi_IN" w:bidi="hi_IN"/>
         </w:rPr>
         <w:t xml:space="preserve">)। अब्राहम का जीवन दिखाता है कि परमेश्वर विश्वसनीय हैं और विश्वास और आज्ञाकारिता के योग्य हैं। परमेश्वर के वादे का पूरा अर्थ तब समझ में आया जब सुसमाचार (यीशु के बारे में शुभ समाचार) सभी राष्ट्रों में सुनाया गया, और पृथ्वी के सभी कुल के लोगों ने विश्वास में प्रतिक्रिया दी (देखें </w:t>
       </w:r>
-      <w:hyperlink r:id="rId115">
-        <w:r>
-          <w:rPr>
-            <w:lang w:val="hi_IN" w:bidi="hi_IN"/>
-          </w:rPr>
-          <w:rPr>
-            <w:color w:val="0000EE"/>
-            <w:u w:val="single"/>
-          </w:rPr>
-          <w:t>गला 3:6–9</w:t>
-        </w:r>
-      </w:hyperlink>
+      <w:r>
+        <w:rPr>
+          <w:lang w:val="hi_IN" w:bidi="hi_IN"/>
+        </w:rPr>
+        <w:t>गला 3:6–9</w:t>
+      </w:r>
       <w:r>
         <w:rPr>
           <w:lang w:val="hi_IN" w:bidi="hi_IN"/>
@@ -3041,72 +2363,48 @@
         </w:rPr>
         <w:t>अब्राहम को परमेश्वर का मित्र कहा जाता था (</w:t>
       </w:r>
-      <w:hyperlink r:id="rId116">
-        <w:r>
-          <w:rPr>
-            <w:lang w:val="hi_IN" w:bidi="hi_IN"/>
-          </w:rPr>
-          <w:rPr>
-            <w:color w:val="0000EE"/>
-            <w:u w:val="single"/>
-          </w:rPr>
-          <w:t>2 इति 20:7</w:t>
-        </w:r>
-      </w:hyperlink>
-      <w:r>
-        <w:rPr>
-          <w:lang w:val="hi_IN" w:bidi="hi_IN"/>
-        </w:rPr>
-        <w:t xml:space="preserve">; </w:t>
-      </w:r>
-      <w:hyperlink r:id="rId100">
-        <w:r>
-          <w:rPr>
-            <w:lang w:val="hi_IN" w:bidi="hi_IN"/>
-          </w:rPr>
-          <w:rPr>
-            <w:color w:val="0000EE"/>
-            <w:u w:val="single"/>
-          </w:rPr>
-          <w:t>याकू 2:23</w:t>
-        </w:r>
-      </w:hyperlink>
+      <w:r>
+        <w:rPr>
+          <w:lang w:val="hi_IN" w:bidi="hi_IN"/>
+        </w:rPr>
+        <w:t>2 इति 20:7</w:t>
+      </w:r>
+      <w:r>
+        <w:rPr>
+          <w:lang w:val="hi_IN" w:bidi="hi_IN"/>
+        </w:rPr>
+        <w:t xml:space="preserve">; </w:t>
+      </w:r>
+      <w:r>
+        <w:rPr>
+          <w:lang w:val="hi_IN" w:bidi="hi_IN"/>
+        </w:rPr>
+        <w:t>याकू 2:23</w:t>
+      </w:r>
       <w:r>
         <w:rPr>
           <w:lang w:val="hi_IN" w:bidi="hi_IN"/>
         </w:rPr>
         <w:t>)। जो कोई भी विश्वास के साथ जीता है, उसे अब्राहम की तरह जीने का प्रयास करना चाहिए, हर दिन परमेश्वर के मार्गदर्शन और समर्थन पर भरोसा करते हुए। अब्राहम उन महान "गवाहों" में से एक हैं जो विश्वास के जीवन का उदाहरण प्रस्तुत करते हैं (</w:t>
       </w:r>
-      <w:hyperlink r:id="rId117">
-        <w:r>
-          <w:rPr>
-            <w:lang w:val="hi_IN" w:bidi="hi_IN"/>
-          </w:rPr>
-          <w:rPr>
-            <w:color w:val="0000EE"/>
-            <w:u w:val="single"/>
-          </w:rPr>
-          <w:t>इब्रा 12:1</w:t>
-        </w:r>
-      </w:hyperlink>
+      <w:r>
+        <w:rPr>
+          <w:lang w:val="hi_IN" w:bidi="hi_IN"/>
+        </w:rPr>
+        <w:t>इब्रा 12:1</w:t>
+      </w:r>
       <w:r>
         <w:rPr>
           <w:lang w:val="hi_IN" w:bidi="hi_IN"/>
         </w:rPr>
         <w:t xml:space="preserve">; देखें </w:t>
       </w:r>
-      <w:hyperlink r:id="rId118">
-        <w:r>
-          <w:rPr>
-            <w:lang w:val="hi_IN" w:bidi="hi_IN"/>
-          </w:rPr>
-          <w:rPr>
-            <w:color w:val="0000EE"/>
-            <w:u w:val="single"/>
-          </w:rPr>
-          <w:t>इब्रा 11</w:t>
-        </w:r>
-      </w:hyperlink>
+      <w:r>
+        <w:rPr>
+          <w:lang w:val="hi_IN" w:bidi="hi_IN"/>
+        </w:rPr>
+        <w:t>इब्रा 11</w:t>
+      </w:r>
       <w:r>
         <w:rPr>
           <w:lang w:val="hi_IN" w:bidi="hi_IN"/>
@@ -3136,486 +2434,324 @@
           <w:lang w:val="hi_IN" w:bidi="hi_IN"/>
         </w:rPr>
       </w:r>
-      <w:hyperlink r:id="rId119">
-        <w:r>
-          <w:rPr>
-            <w:lang w:val="hi_IN" w:bidi="hi_IN"/>
-          </w:rPr>
-          <w:rPr>
-            <w:color w:val="0000EE"/>
-            <w:u w:val="single"/>
-          </w:rPr>
-          <w:t>उत्पत्ति 11:26–25:11</w:t>
-        </w:r>
-      </w:hyperlink>
-      <w:r>
-        <w:rPr>
-          <w:lang w:val="hi_IN" w:bidi="hi_IN"/>
-        </w:rPr>
-        <w:t xml:space="preserve">; </w:t>
-      </w:r>
-      <w:hyperlink r:id="rId120">
-        <w:r>
-          <w:rPr>
-            <w:lang w:val="hi_IN" w:bidi="hi_IN"/>
-          </w:rPr>
-          <w:rPr>
-            <w:color w:val="0000EE"/>
-            <w:u w:val="single"/>
-          </w:rPr>
-          <w:t>26:2–5</w:t>
-        </w:r>
-      </w:hyperlink>
-      <w:r>
-        <w:rPr>
-          <w:lang w:val="hi_IN" w:bidi="hi_IN"/>
-        </w:rPr>
-        <w:t xml:space="preserve">; </w:t>
-      </w:r>
-      <w:hyperlink r:id="rId121">
-        <w:r>
-          <w:rPr>
-            <w:lang w:val="hi_IN" w:bidi="hi_IN"/>
-          </w:rPr>
-          <w:rPr>
-            <w:color w:val="0000EE"/>
-            <w:u w:val="single"/>
-          </w:rPr>
-          <w:t>निर्गमन 3:15–16</w:t>
-        </w:r>
-      </w:hyperlink>
-      <w:r>
-        <w:rPr>
-          <w:lang w:val="hi_IN" w:bidi="hi_IN"/>
-        </w:rPr>
-        <w:t xml:space="preserve">; </w:t>
-      </w:r>
-      <w:hyperlink r:id="rId122">
-        <w:r>
-          <w:rPr>
-            <w:lang w:val="hi_IN" w:bidi="hi_IN"/>
-          </w:rPr>
-          <w:rPr>
-            <w:color w:val="0000EE"/>
-            <w:u w:val="single"/>
-          </w:rPr>
-          <w:t>6:3</w:t>
-        </w:r>
-      </w:hyperlink>
-      <w:r>
-        <w:rPr>
-          <w:lang w:val="hi_IN" w:bidi="hi_IN"/>
-        </w:rPr>
-        <w:t xml:space="preserve">; </w:t>
-      </w:r>
-      <w:hyperlink r:id="rId123">
-        <w:r>
-          <w:rPr>
-            <w:lang w:val="hi_IN" w:bidi="hi_IN"/>
-          </w:rPr>
-          <w:rPr>
-            <w:color w:val="0000EE"/>
-            <w:u w:val="single"/>
-          </w:rPr>
-          <w:t>32:13</w:t>
-        </w:r>
-      </w:hyperlink>
-      <w:r>
-        <w:rPr>
-          <w:lang w:val="hi_IN" w:bidi="hi_IN"/>
-        </w:rPr>
-        <w:t xml:space="preserve">; </w:t>
-      </w:r>
-      <w:hyperlink r:id="rId124">
-        <w:r>
-          <w:rPr>
-            <w:lang w:val="hi_IN" w:bidi="hi_IN"/>
-          </w:rPr>
-          <w:rPr>
-            <w:color w:val="0000EE"/>
-            <w:u w:val="single"/>
-          </w:rPr>
-          <w:t>यहोशू 24:2–3</w:t>
-        </w:r>
-      </w:hyperlink>
-      <w:r>
-        <w:rPr>
-          <w:lang w:val="hi_IN" w:bidi="hi_IN"/>
-        </w:rPr>
-        <w:t xml:space="preserve">; </w:t>
-      </w:r>
-      <w:hyperlink r:id="rId125">
-        <w:r>
-          <w:rPr>
-            <w:lang w:val="hi_IN" w:bidi="hi_IN"/>
-          </w:rPr>
-          <w:rPr>
-            <w:color w:val="0000EE"/>
-            <w:u w:val="single"/>
-          </w:rPr>
-          <w:t>1 इतिहास 1:27–34</w:t>
-        </w:r>
-      </w:hyperlink>
-      <w:r>
-        <w:rPr>
-          <w:lang w:val="hi_IN" w:bidi="hi_IN"/>
-        </w:rPr>
-        <w:t xml:space="preserve">; </w:t>
-      </w:r>
-      <w:hyperlink r:id="rId116">
-        <w:r>
-          <w:rPr>
-            <w:lang w:val="hi_IN" w:bidi="hi_IN"/>
-          </w:rPr>
-          <w:rPr>
-            <w:color w:val="0000EE"/>
-            <w:u w:val="single"/>
-          </w:rPr>
-          <w:t>2 इतिहास 20:7</w:t>
-        </w:r>
-      </w:hyperlink>
-      <w:r>
-        <w:rPr>
-          <w:lang w:val="hi_IN" w:bidi="hi_IN"/>
-        </w:rPr>
-        <w:t xml:space="preserve">; </w:t>
-      </w:r>
-      <w:hyperlink r:id="rId126">
-        <w:r>
-          <w:rPr>
-            <w:lang w:val="hi_IN" w:bidi="hi_IN"/>
-          </w:rPr>
-          <w:rPr>
-            <w:color w:val="0000EE"/>
-            <w:u w:val="single"/>
-          </w:rPr>
-          <w:t>यशायाह 29:22</w:t>
-        </w:r>
-      </w:hyperlink>
-      <w:r>
-        <w:rPr>
-          <w:lang w:val="hi_IN" w:bidi="hi_IN"/>
-        </w:rPr>
-        <w:t xml:space="preserve">; </w:t>
-      </w:r>
-      <w:hyperlink r:id="rId127">
-        <w:r>
-          <w:rPr>
-            <w:lang w:val="hi_IN" w:bidi="hi_IN"/>
-          </w:rPr>
-          <w:rPr>
-            <w:color w:val="0000EE"/>
-            <w:u w:val="single"/>
-          </w:rPr>
-          <w:t>41:8</w:t>
-        </w:r>
-      </w:hyperlink>
-      <w:r>
-        <w:rPr>
-          <w:lang w:val="hi_IN" w:bidi="hi_IN"/>
-        </w:rPr>
-        <w:t xml:space="preserve">; </w:t>
-      </w:r>
-      <w:hyperlink r:id="rId128">
-        <w:r>
-          <w:rPr>
-            <w:lang w:val="hi_IN" w:bidi="hi_IN"/>
-          </w:rPr>
-          <w:rPr>
-            <w:color w:val="0000EE"/>
-            <w:u w:val="single"/>
-          </w:rPr>
-          <w:t>51:1–2</w:t>
-        </w:r>
-      </w:hyperlink>
-      <w:r>
-        <w:rPr>
-          <w:lang w:val="hi_IN" w:bidi="hi_IN"/>
-        </w:rPr>
-        <w:t xml:space="preserve">; </w:t>
-      </w:r>
-      <w:hyperlink r:id="rId129">
-        <w:r>
-          <w:rPr>
-            <w:lang w:val="hi_IN" w:bidi="hi_IN"/>
-          </w:rPr>
-          <w:rPr>
-            <w:color w:val="0000EE"/>
-            <w:u w:val="single"/>
-          </w:rPr>
-          <w:t>यहेजकेल 33:24</w:t>
-        </w:r>
-      </w:hyperlink>
-      <w:r>
-        <w:rPr>
-          <w:lang w:val="hi_IN" w:bidi="hi_IN"/>
-        </w:rPr>
-        <w:t xml:space="preserve">; </w:t>
-      </w:r>
-      <w:hyperlink r:id="rId130">
-        <w:r>
-          <w:rPr>
-            <w:lang w:val="hi_IN" w:bidi="hi_IN"/>
-          </w:rPr>
-          <w:rPr>
-            <w:color w:val="0000EE"/>
-            <w:u w:val="single"/>
-          </w:rPr>
-          <w:t>मत्ती 1:1–2</w:t>
-        </w:r>
-      </w:hyperlink>
-      <w:r>
-        <w:rPr>
-          <w:lang w:val="hi_IN" w:bidi="hi_IN"/>
-        </w:rPr>
-        <w:t xml:space="preserve">; </w:t>
-      </w:r>
-      <w:hyperlink r:id="rId131">
-        <w:r>
-          <w:rPr>
-            <w:lang w:val="hi_IN" w:bidi="hi_IN"/>
-          </w:rPr>
-          <w:rPr>
-            <w:color w:val="0000EE"/>
-            <w:u w:val="single"/>
-          </w:rPr>
-          <w:t>3:9</w:t>
-        </w:r>
-      </w:hyperlink>
-      <w:r>
-        <w:rPr>
-          <w:lang w:val="hi_IN" w:bidi="hi_IN"/>
-        </w:rPr>
-        <w:t xml:space="preserve">; </w:t>
-      </w:r>
-      <w:hyperlink r:id="rId132">
-        <w:r>
-          <w:rPr>
-            <w:lang w:val="hi_IN" w:bidi="hi_IN"/>
-          </w:rPr>
-          <w:rPr>
-            <w:color w:val="0000EE"/>
-            <w:u w:val="single"/>
-          </w:rPr>
-          <w:t>8:11</w:t>
-        </w:r>
-      </w:hyperlink>
-      <w:r>
-        <w:rPr>
-          <w:lang w:val="hi_IN" w:bidi="hi_IN"/>
-        </w:rPr>
-        <w:t xml:space="preserve">; </w:t>
-      </w:r>
-      <w:hyperlink r:id="rId133">
-        <w:r>
-          <w:rPr>
-            <w:lang w:val="hi_IN" w:bidi="hi_IN"/>
-          </w:rPr>
-          <w:rPr>
-            <w:color w:val="0000EE"/>
-            <w:u w:val="single"/>
-          </w:rPr>
-          <w:t>22:31–33</w:t>
-        </w:r>
-      </w:hyperlink>
-      <w:r>
-        <w:rPr>
-          <w:lang w:val="hi_IN" w:bidi="hi_IN"/>
-        </w:rPr>
-        <w:t xml:space="preserve">; </w:t>
-      </w:r>
-      <w:hyperlink r:id="rId134">
-        <w:r>
-          <w:rPr>
-            <w:lang w:val="hi_IN" w:bidi="hi_IN"/>
-          </w:rPr>
-          <w:rPr>
-            <w:color w:val="0000EE"/>
-            <w:u w:val="single"/>
-          </w:rPr>
-          <w:t>लूका 16:19–31</w:t>
-        </w:r>
-      </w:hyperlink>
-      <w:r>
-        <w:rPr>
-          <w:lang w:val="hi_IN" w:bidi="hi_IN"/>
-        </w:rPr>
-        <w:t xml:space="preserve">; </w:t>
-      </w:r>
-      <w:hyperlink r:id="rId135">
-        <w:r>
-          <w:rPr>
-            <w:lang w:val="hi_IN" w:bidi="hi_IN"/>
-          </w:rPr>
-          <w:rPr>
-            <w:color w:val="0000EE"/>
-            <w:u w:val="single"/>
-          </w:rPr>
-          <w:t>यूहन्ना 8:31–58</w:t>
-        </w:r>
-      </w:hyperlink>
-      <w:r>
-        <w:rPr>
-          <w:lang w:val="hi_IN" w:bidi="hi_IN"/>
-        </w:rPr>
-        <w:t xml:space="preserve">; </w:t>
-      </w:r>
-      <w:hyperlink r:id="rId136">
-        <w:r>
-          <w:rPr>
-            <w:lang w:val="hi_IN" w:bidi="hi_IN"/>
-          </w:rPr>
-          <w:rPr>
-            <w:color w:val="0000EE"/>
-            <w:u w:val="single"/>
-          </w:rPr>
-          <w:t>प्रेरितों के काम 7:2–8</w:t>
-        </w:r>
-      </w:hyperlink>
-      <w:r>
-        <w:rPr>
-          <w:lang w:val="hi_IN" w:bidi="hi_IN"/>
-        </w:rPr>
-        <w:t xml:space="preserve">; </w:t>
-      </w:r>
-      <w:hyperlink r:id="rId137">
-        <w:r>
-          <w:rPr>
-            <w:lang w:val="hi_IN" w:bidi="hi_IN"/>
-          </w:rPr>
-          <w:rPr>
-            <w:color w:val="0000EE"/>
-            <w:u w:val="single"/>
-          </w:rPr>
-          <w:t>रोमियों 4:1–23</w:t>
-        </w:r>
-      </w:hyperlink>
-      <w:r>
-        <w:rPr>
-          <w:lang w:val="hi_IN" w:bidi="hi_IN"/>
-        </w:rPr>
-        <w:t xml:space="preserve">; </w:t>
-      </w:r>
-      <w:hyperlink r:id="rId138">
-        <w:r>
-          <w:rPr>
-            <w:lang w:val="hi_IN" w:bidi="hi_IN"/>
-          </w:rPr>
-          <w:rPr>
-            <w:color w:val="0000EE"/>
-            <w:u w:val="single"/>
-          </w:rPr>
-          <w:t>9:5–9</w:t>
-        </w:r>
-      </w:hyperlink>
-      <w:r>
-        <w:rPr>
-          <w:lang w:val="hi_IN" w:bidi="hi_IN"/>
-        </w:rPr>
-        <w:t xml:space="preserve">; </w:t>
-      </w:r>
-      <w:hyperlink r:id="rId139">
-        <w:r>
-          <w:rPr>
-            <w:lang w:val="hi_IN" w:bidi="hi_IN"/>
-          </w:rPr>
-          <w:rPr>
-            <w:color w:val="0000EE"/>
-            <w:u w:val="single"/>
-          </w:rPr>
-          <w:t>11:16–17</w:t>
-        </w:r>
-      </w:hyperlink>
-      <w:r>
-        <w:rPr>
-          <w:lang w:val="hi_IN" w:bidi="hi_IN"/>
-        </w:rPr>
-        <w:t xml:space="preserve">; </w:t>
-      </w:r>
-      <w:hyperlink r:id="rId140">
-        <w:r>
-          <w:rPr>
-            <w:lang w:val="hi_IN" w:bidi="hi_IN"/>
-          </w:rPr>
-          <w:rPr>
-            <w:color w:val="0000EE"/>
-            <w:u w:val="single"/>
-          </w:rPr>
-          <w:t>गलातियों 3:6–29</w:t>
-        </w:r>
-      </w:hyperlink>
-      <w:r>
-        <w:rPr>
-          <w:lang w:val="hi_IN" w:bidi="hi_IN"/>
-        </w:rPr>
-        <w:t xml:space="preserve">; </w:t>
-      </w:r>
-      <w:hyperlink r:id="rId141">
-        <w:r>
-          <w:rPr>
-            <w:lang w:val="hi_IN" w:bidi="hi_IN"/>
-          </w:rPr>
-          <w:rPr>
-            <w:color w:val="0000EE"/>
-            <w:u w:val="single"/>
-          </w:rPr>
-          <w:t>इब्रानियों 6:13–15</w:t>
-        </w:r>
-      </w:hyperlink>
-      <w:r>
-        <w:rPr>
-          <w:lang w:val="hi_IN" w:bidi="hi_IN"/>
-        </w:rPr>
-        <w:t xml:space="preserve">; </w:t>
-      </w:r>
-      <w:hyperlink r:id="rId142">
-        <w:r>
-          <w:rPr>
-            <w:lang w:val="hi_IN" w:bidi="hi_IN"/>
-          </w:rPr>
-          <w:rPr>
-            <w:color w:val="0000EE"/>
-            <w:u w:val="single"/>
-          </w:rPr>
-          <w:t>11:8–12</w:t>
-        </w:r>
-      </w:hyperlink>
+      <w:r>
+        <w:rPr>
+          <w:lang w:val="hi_IN" w:bidi="hi_IN"/>
+        </w:rPr>
+        <w:t>उत्पत्ति 11:26–25:11</w:t>
+      </w:r>
+      <w:r>
+        <w:rPr>
+          <w:lang w:val="hi_IN" w:bidi="hi_IN"/>
+        </w:rPr>
+        <w:t xml:space="preserve">; </w:t>
+      </w:r>
+      <w:r>
+        <w:rPr>
+          <w:lang w:val="hi_IN" w:bidi="hi_IN"/>
+        </w:rPr>
+        <w:t>26:2–5</w:t>
+      </w:r>
+      <w:r>
+        <w:rPr>
+          <w:lang w:val="hi_IN" w:bidi="hi_IN"/>
+        </w:rPr>
+        <w:t xml:space="preserve">; </w:t>
+      </w:r>
+      <w:r>
+        <w:rPr>
+          <w:lang w:val="hi_IN" w:bidi="hi_IN"/>
+        </w:rPr>
+        <w:t>निर्गमन 3:15–16</w:t>
+      </w:r>
+      <w:r>
+        <w:rPr>
+          <w:lang w:val="hi_IN" w:bidi="hi_IN"/>
+        </w:rPr>
+        <w:t xml:space="preserve">; </w:t>
+      </w:r>
+      <w:r>
+        <w:rPr>
+          <w:lang w:val="hi_IN" w:bidi="hi_IN"/>
+        </w:rPr>
+        <w:t>6:3</w:t>
+      </w:r>
+      <w:r>
+        <w:rPr>
+          <w:lang w:val="hi_IN" w:bidi="hi_IN"/>
+        </w:rPr>
+        <w:t xml:space="preserve">; </w:t>
+      </w:r>
+      <w:r>
+        <w:rPr>
+          <w:lang w:val="hi_IN" w:bidi="hi_IN"/>
+        </w:rPr>
+        <w:t>32:13</w:t>
+      </w:r>
+      <w:r>
+        <w:rPr>
+          <w:lang w:val="hi_IN" w:bidi="hi_IN"/>
+        </w:rPr>
+        <w:t xml:space="preserve">; </w:t>
+      </w:r>
+      <w:r>
+        <w:rPr>
+          <w:lang w:val="hi_IN" w:bidi="hi_IN"/>
+        </w:rPr>
+        <w:t>यहोशू 24:2–3</w:t>
+      </w:r>
+      <w:r>
+        <w:rPr>
+          <w:lang w:val="hi_IN" w:bidi="hi_IN"/>
+        </w:rPr>
+        <w:t xml:space="preserve">; </w:t>
+      </w:r>
+      <w:r>
+        <w:rPr>
+          <w:lang w:val="hi_IN" w:bidi="hi_IN"/>
+        </w:rPr>
+        <w:t>1 इतिहास 1:27–34</w:t>
+      </w:r>
+      <w:r>
+        <w:rPr>
+          <w:lang w:val="hi_IN" w:bidi="hi_IN"/>
+        </w:rPr>
+        <w:t xml:space="preserve">; </w:t>
+      </w:r>
+      <w:r>
+        <w:rPr>
+          <w:lang w:val="hi_IN" w:bidi="hi_IN"/>
+        </w:rPr>
+        <w:t>2 इतिहास 20:7</w:t>
+      </w:r>
+      <w:r>
+        <w:rPr>
+          <w:lang w:val="hi_IN" w:bidi="hi_IN"/>
+        </w:rPr>
+        <w:t xml:space="preserve">; </w:t>
+      </w:r>
+      <w:r>
+        <w:rPr>
+          <w:lang w:val="hi_IN" w:bidi="hi_IN"/>
+        </w:rPr>
+        <w:t>यशायाह 29:22</w:t>
+      </w:r>
+      <w:r>
+        <w:rPr>
+          <w:lang w:val="hi_IN" w:bidi="hi_IN"/>
+        </w:rPr>
+        <w:t xml:space="preserve">; </w:t>
+      </w:r>
+      <w:r>
+        <w:rPr>
+          <w:lang w:val="hi_IN" w:bidi="hi_IN"/>
+        </w:rPr>
+        <w:t>41:8</w:t>
+      </w:r>
+      <w:r>
+        <w:rPr>
+          <w:lang w:val="hi_IN" w:bidi="hi_IN"/>
+        </w:rPr>
+        <w:t xml:space="preserve">; </w:t>
+      </w:r>
+      <w:r>
+        <w:rPr>
+          <w:lang w:val="hi_IN" w:bidi="hi_IN"/>
+        </w:rPr>
+        <w:t>51:1–2</w:t>
+      </w:r>
+      <w:r>
+        <w:rPr>
+          <w:lang w:val="hi_IN" w:bidi="hi_IN"/>
+        </w:rPr>
+        <w:t xml:space="preserve">; </w:t>
+      </w:r>
+      <w:r>
+        <w:rPr>
+          <w:lang w:val="hi_IN" w:bidi="hi_IN"/>
+        </w:rPr>
+        <w:t>यहेजकेल 33:24</w:t>
+      </w:r>
+      <w:r>
+        <w:rPr>
+          <w:lang w:val="hi_IN" w:bidi="hi_IN"/>
+        </w:rPr>
+        <w:t xml:space="preserve">; </w:t>
+      </w:r>
+      <w:r>
+        <w:rPr>
+          <w:lang w:val="hi_IN" w:bidi="hi_IN"/>
+        </w:rPr>
+        <w:t>मत्ती 1:1–2</w:t>
+      </w:r>
+      <w:r>
+        <w:rPr>
+          <w:lang w:val="hi_IN" w:bidi="hi_IN"/>
+        </w:rPr>
+        <w:t xml:space="preserve">; </w:t>
+      </w:r>
+      <w:r>
+        <w:rPr>
+          <w:lang w:val="hi_IN" w:bidi="hi_IN"/>
+        </w:rPr>
+        <w:t>3:9</w:t>
+      </w:r>
+      <w:r>
+        <w:rPr>
+          <w:lang w:val="hi_IN" w:bidi="hi_IN"/>
+        </w:rPr>
+        <w:t xml:space="preserve">; </w:t>
+      </w:r>
+      <w:r>
+        <w:rPr>
+          <w:lang w:val="hi_IN" w:bidi="hi_IN"/>
+        </w:rPr>
+        <w:t>8:11</w:t>
+      </w:r>
+      <w:r>
+        <w:rPr>
+          <w:lang w:val="hi_IN" w:bidi="hi_IN"/>
+        </w:rPr>
+        <w:t xml:space="preserve">; </w:t>
+      </w:r>
+      <w:r>
+        <w:rPr>
+          <w:lang w:val="hi_IN" w:bidi="hi_IN"/>
+        </w:rPr>
+        <w:t>22:31–33</w:t>
+      </w:r>
+      <w:r>
+        <w:rPr>
+          <w:lang w:val="hi_IN" w:bidi="hi_IN"/>
+        </w:rPr>
+        <w:t xml:space="preserve">; </w:t>
+      </w:r>
+      <w:r>
+        <w:rPr>
+          <w:lang w:val="hi_IN" w:bidi="hi_IN"/>
+        </w:rPr>
+        <w:t>लूका 16:19–31</w:t>
+      </w:r>
+      <w:r>
+        <w:rPr>
+          <w:lang w:val="hi_IN" w:bidi="hi_IN"/>
+        </w:rPr>
+        <w:t xml:space="preserve">; </w:t>
+      </w:r>
+      <w:r>
+        <w:rPr>
+          <w:lang w:val="hi_IN" w:bidi="hi_IN"/>
+        </w:rPr>
+        <w:t>यूहन्ना 8:31–58</w:t>
+      </w:r>
+      <w:r>
+        <w:rPr>
+          <w:lang w:val="hi_IN" w:bidi="hi_IN"/>
+        </w:rPr>
+        <w:t xml:space="preserve">; </w:t>
+      </w:r>
+      <w:r>
+        <w:rPr>
+          <w:lang w:val="hi_IN" w:bidi="hi_IN"/>
+        </w:rPr>
+        <w:t>प्रेरितों के काम 7:2–8</w:t>
+      </w:r>
+      <w:r>
+        <w:rPr>
+          <w:lang w:val="hi_IN" w:bidi="hi_IN"/>
+        </w:rPr>
+        <w:t xml:space="preserve">; </w:t>
+      </w:r>
+      <w:r>
+        <w:rPr>
+          <w:lang w:val="hi_IN" w:bidi="hi_IN"/>
+        </w:rPr>
+        <w:t>रोमियों 4:1–23</w:t>
+      </w:r>
+      <w:r>
+        <w:rPr>
+          <w:lang w:val="hi_IN" w:bidi="hi_IN"/>
+        </w:rPr>
+        <w:t xml:space="preserve">; </w:t>
+      </w:r>
+      <w:r>
+        <w:rPr>
+          <w:lang w:val="hi_IN" w:bidi="hi_IN"/>
+        </w:rPr>
+        <w:t>9:5–9</w:t>
+      </w:r>
+      <w:r>
+        <w:rPr>
+          <w:lang w:val="hi_IN" w:bidi="hi_IN"/>
+        </w:rPr>
+        <w:t xml:space="preserve">; </w:t>
+      </w:r>
+      <w:r>
+        <w:rPr>
+          <w:lang w:val="hi_IN" w:bidi="hi_IN"/>
+        </w:rPr>
+        <w:t>11:16–17</w:t>
+      </w:r>
+      <w:r>
+        <w:rPr>
+          <w:lang w:val="hi_IN" w:bidi="hi_IN"/>
+        </w:rPr>
+        <w:t xml:space="preserve">; </w:t>
+      </w:r>
+      <w:r>
+        <w:rPr>
+          <w:lang w:val="hi_IN" w:bidi="hi_IN"/>
+        </w:rPr>
+        <w:t>गलातियों 3:6–29</w:t>
+      </w:r>
+      <w:r>
+        <w:rPr>
+          <w:lang w:val="hi_IN" w:bidi="hi_IN"/>
+        </w:rPr>
+        <w:t xml:space="preserve">; </w:t>
+      </w:r>
+      <w:r>
+        <w:rPr>
+          <w:lang w:val="hi_IN" w:bidi="hi_IN"/>
+        </w:rPr>
+        <w:t>इब्रानियों 6:13–15</w:t>
+      </w:r>
+      <w:r>
+        <w:rPr>
+          <w:lang w:val="hi_IN" w:bidi="hi_IN"/>
+        </w:rPr>
+        <w:t xml:space="preserve">; </w:t>
+      </w:r>
+      <w:r>
+        <w:rPr>
+          <w:lang w:val="hi_IN" w:bidi="hi_IN"/>
+        </w:rPr>
+        <w:t>11:8–12</w:t>
+      </w:r>
       <w:r>
         <w:rPr>
           <w:lang w:val="hi_IN" w:bidi="hi_IN"/>
         </w:rPr>
         <w:t xml:space="preserve">, </w:t>
       </w:r>
-      <w:hyperlink r:id="rId111">
-        <w:r>
-          <w:rPr>
-            <w:lang w:val="hi_IN" w:bidi="hi_IN"/>
-          </w:rPr>
-          <w:rPr>
-            <w:color w:val="0000EE"/>
-            <w:u w:val="single"/>
-          </w:rPr>
-          <w:t>17–19</w:t>
-        </w:r>
-      </w:hyperlink>
-      <w:r>
-        <w:rPr>
-          <w:lang w:val="hi_IN" w:bidi="hi_IN"/>
-        </w:rPr>
-        <w:t xml:space="preserve">; </w:t>
-      </w:r>
-      <w:hyperlink r:id="rId143">
-        <w:r>
-          <w:rPr>
-            <w:lang w:val="hi_IN" w:bidi="hi_IN"/>
-          </w:rPr>
-          <w:rPr>
-            <w:color w:val="0000EE"/>
-            <w:u w:val="single"/>
-          </w:rPr>
-          <w:t>याकूब 2:21–23</w:t>
-        </w:r>
-      </w:hyperlink>
+      <w:r>
+        <w:rPr>
+          <w:lang w:val="hi_IN" w:bidi="hi_IN"/>
+        </w:rPr>
+        <w:t>17–19</w:t>
+      </w:r>
+      <w:r>
+        <w:rPr>
+          <w:lang w:val="hi_IN" w:bidi="hi_IN"/>
+        </w:rPr>
+        <w:t xml:space="preserve">; </w:t>
+      </w:r>
+      <w:r>
+        <w:rPr>
+          <w:lang w:val="hi_IN" w:bidi="hi_IN"/>
+        </w:rPr>
+        <w:t>याकूब 2:21–23</w:t>
+      </w:r>
       <w:r>
         <w:rPr>
           <w:lang w:val="hi_IN" w:bidi="hi_IN"/>
@@ -3664,36 +2800,24 @@
         </w:rPr>
         <w:t>अमालेकियों के पूर्वज अमालेक थे, जो एसाव के पोते थे (</w:t>
       </w:r>
-      <w:hyperlink r:id="rId144">
-        <w:r>
-          <w:rPr>
-            <w:lang w:val="hi_IN" w:bidi="hi_IN"/>
-          </w:rPr>
-          <w:rPr>
-            <w:color w:val="0000EE"/>
-            <w:u w:val="single"/>
-          </w:rPr>
-          <w:t>उत 36:12</w:t>
-        </w:r>
-      </w:hyperlink>
-      <w:r>
-        <w:rPr>
-          <w:lang w:val="hi_IN" w:bidi="hi_IN"/>
-        </w:rPr>
-        <w:t xml:space="preserve">; </w:t>
-      </w:r>
-      <w:hyperlink r:id="rId145">
-        <w:r>
-          <w:rPr>
-            <w:lang w:val="hi_IN" w:bidi="hi_IN"/>
-          </w:rPr>
-          <w:rPr>
-            <w:color w:val="0000EE"/>
-            <w:u w:val="single"/>
-          </w:rPr>
-          <w:t>1 इति 1:36</w:t>
-        </w:r>
-      </w:hyperlink>
+      <w:r>
+        <w:rPr>
+          <w:lang w:val="hi_IN" w:bidi="hi_IN"/>
+        </w:rPr>
+        <w:t>उत 36:12</w:t>
+      </w:r>
+      <w:r>
+        <w:rPr>
+          <w:lang w:val="hi_IN" w:bidi="hi_IN"/>
+        </w:rPr>
+        <w:t xml:space="preserve">; </w:t>
+      </w:r>
+      <w:r>
+        <w:rPr>
+          <w:lang w:val="hi_IN" w:bidi="hi_IN"/>
+        </w:rPr>
+        <w:t>1 इति 1:36</w:t>
+      </w:r>
       <w:r>
         <w:rPr>
           <w:lang w:val="hi_IN" w:bidi="hi_IN"/>
@@ -3714,36 +2838,24 @@
         </w:rPr>
         <w:t>अमालेकी इस्राएल के गहरे शत्रु थे। जब उन्होंने इस्राएल पर चढ़ाई की तब इस्राएल ने पहली बार अमालेकी योद्धाओं से सीनै के पास रपीदीम में सामना किया (</w:t>
       </w:r>
-      <w:hyperlink r:id="rId146">
-        <w:r>
-          <w:rPr>
-            <w:lang w:val="hi_IN" w:bidi="hi_IN"/>
-          </w:rPr>
-          <w:rPr>
-            <w:color w:val="0000EE"/>
-            <w:u w:val="single"/>
-          </w:rPr>
-          <w:t>निर्ग 17:8–16</w:t>
-        </w:r>
-      </w:hyperlink>
+      <w:r>
+        <w:rPr>
+          <w:lang w:val="hi_IN" w:bidi="hi_IN"/>
+        </w:rPr>
+        <w:t>निर्ग 17:8–16</w:t>
+      </w:r>
       <w:r>
         <w:rPr>
           <w:lang w:val="hi_IN" w:bidi="hi_IN"/>
         </w:rPr>
         <w:t>)। यहोशू और इस्राएली सेना ने इस युद्ध में अमालेकियों को हरा दिया। बाद में, अमालेकियों ने इस्राएल को अनाज्ञाकारी प्रयास के साथ प्रतिज्ञा के देश में प्रवेश करने से रोक दिया (</w:t>
       </w:r>
-      <w:hyperlink r:id="rId147">
-        <w:r>
-          <w:rPr>
-            <w:lang w:val="hi_IN" w:bidi="hi_IN"/>
-          </w:rPr>
-          <w:rPr>
-            <w:color w:val="0000EE"/>
-            <w:u w:val="single"/>
-          </w:rPr>
-          <w:t>गिन 14:39–45</w:t>
-        </w:r>
-      </w:hyperlink>
+      <w:r>
+        <w:rPr>
+          <w:lang w:val="hi_IN" w:bidi="hi_IN"/>
+        </w:rPr>
+        <w:t>गिन 14:39–45</w:t>
+      </w:r>
       <w:r>
         <w:rPr>
           <w:lang w:val="hi_IN" w:bidi="hi_IN"/>
@@ -3764,216 +2876,144 @@
         </w:rPr>
         <w:t>उनकी शत्रुता के कारण, मूसा ने इस्राएल से कहा कि वे उन्हें नाश कर दें (</w:t>
       </w:r>
-      <w:hyperlink r:id="rId148">
-        <w:r>
-          <w:rPr>
-            <w:lang w:val="hi_IN" w:bidi="hi_IN"/>
-          </w:rPr>
-          <w:rPr>
-            <w:color w:val="0000EE"/>
-            <w:u w:val="single"/>
-          </w:rPr>
-          <w:t>व्य.वि. 25:17–19</w:t>
-        </w:r>
-      </w:hyperlink>
+      <w:r>
+        <w:rPr>
+          <w:lang w:val="hi_IN" w:bidi="hi_IN"/>
+        </w:rPr>
+        <w:t>व्य.वि. 25:17–19</w:t>
+      </w:r>
       <w:r>
         <w:rPr>
           <w:lang w:val="hi_IN" w:bidi="hi_IN"/>
         </w:rPr>
         <w:t xml:space="preserve">)। लेकिन अमालेकी दक्षिण देश में बसे रहे (देखें </w:t>
       </w:r>
-      <w:hyperlink r:id="rId149">
-        <w:r>
-          <w:rPr>
-            <w:lang w:val="hi_IN" w:bidi="hi_IN"/>
-          </w:rPr>
-          <w:rPr>
-            <w:color w:val="0000EE"/>
-            <w:u w:val="single"/>
-          </w:rPr>
-          <w:t>न्या 3:12–14</w:t>
-        </w:r>
-      </w:hyperlink>
-      <w:r>
-        <w:rPr>
-          <w:lang w:val="hi_IN" w:bidi="hi_IN"/>
-        </w:rPr>
-        <w:t xml:space="preserve">; </w:t>
-      </w:r>
-      <w:hyperlink r:id="rId150">
-        <w:r>
-          <w:rPr>
-            <w:lang w:val="hi_IN" w:bidi="hi_IN"/>
-          </w:rPr>
-          <w:rPr>
-            <w:color w:val="0000EE"/>
-            <w:u w:val="single"/>
-          </w:rPr>
-          <w:t>6:33</w:t>
-        </w:r>
-      </w:hyperlink>
-      <w:r>
-        <w:rPr>
-          <w:lang w:val="hi_IN" w:bidi="hi_IN"/>
-        </w:rPr>
-        <w:t xml:space="preserve">; </w:t>
-      </w:r>
-      <w:hyperlink r:id="rId151">
-        <w:r>
-          <w:rPr>
-            <w:lang w:val="hi_IN" w:bidi="hi_IN"/>
-          </w:rPr>
-          <w:rPr>
-            <w:color w:val="0000EE"/>
-            <w:u w:val="single"/>
-          </w:rPr>
-          <w:t>1 शमू 14:47–48</w:t>
-        </w:r>
-      </w:hyperlink>
-      <w:r>
-        <w:rPr>
-          <w:lang w:val="hi_IN" w:bidi="hi_IN"/>
-        </w:rPr>
-        <w:t xml:space="preserve">; </w:t>
-      </w:r>
-      <w:hyperlink r:id="rId152">
-        <w:r>
-          <w:rPr>
-            <w:lang w:val="hi_IN" w:bidi="hi_IN"/>
-          </w:rPr>
-          <w:rPr>
-            <w:color w:val="0000EE"/>
-            <w:u w:val="single"/>
-          </w:rPr>
-          <w:t>15:1–35</w:t>
-        </w:r>
-      </w:hyperlink>
+      <w:r>
+        <w:rPr>
+          <w:lang w:val="hi_IN" w:bidi="hi_IN"/>
+        </w:rPr>
+        <w:t>न्या 3:12–14</w:t>
+      </w:r>
+      <w:r>
+        <w:rPr>
+          <w:lang w:val="hi_IN" w:bidi="hi_IN"/>
+        </w:rPr>
+        <w:t xml:space="preserve">; </w:t>
+      </w:r>
+      <w:r>
+        <w:rPr>
+          <w:lang w:val="hi_IN" w:bidi="hi_IN"/>
+        </w:rPr>
+        <w:t>6:33</w:t>
+      </w:r>
+      <w:r>
+        <w:rPr>
+          <w:lang w:val="hi_IN" w:bidi="hi_IN"/>
+        </w:rPr>
+        <w:t xml:space="preserve">; </w:t>
+      </w:r>
+      <w:r>
+        <w:rPr>
+          <w:lang w:val="hi_IN" w:bidi="hi_IN"/>
+        </w:rPr>
+        <w:t>1 शमू 14:47–48</w:t>
+      </w:r>
+      <w:r>
+        <w:rPr>
+          <w:lang w:val="hi_IN" w:bidi="hi_IN"/>
+        </w:rPr>
+        <w:t xml:space="preserve">; </w:t>
+      </w:r>
+      <w:r>
+        <w:rPr>
+          <w:lang w:val="hi_IN" w:bidi="hi_IN"/>
+        </w:rPr>
+        <w:t>15:1–35</w:t>
+      </w:r>
       <w:r>
         <w:rPr>
           <w:lang w:val="hi_IN" w:bidi="hi_IN"/>
         </w:rPr>
         <w:t>)। जो लोग बच गए, वे इस्राएल के शत्रु बने रहे (</w:t>
       </w:r>
-      <w:hyperlink r:id="rId153">
-        <w:r>
-          <w:rPr>
-            <w:lang w:val="hi_IN" w:bidi="hi_IN"/>
-          </w:rPr>
-          <w:rPr>
-            <w:color w:val="0000EE"/>
-            <w:u w:val="single"/>
-          </w:rPr>
-          <w:t>1 शमू 27:8</w:t>
-        </w:r>
-      </w:hyperlink>
-      <w:r>
-        <w:rPr>
-          <w:lang w:val="hi_IN" w:bidi="hi_IN"/>
-        </w:rPr>
-        <w:t xml:space="preserve">; </w:t>
-      </w:r>
-      <w:hyperlink r:id="rId154">
-        <w:r>
-          <w:rPr>
-            <w:lang w:val="hi_IN" w:bidi="hi_IN"/>
-          </w:rPr>
-          <w:rPr>
-            <w:color w:val="0000EE"/>
-            <w:u w:val="single"/>
-          </w:rPr>
-          <w:t>30:1–20</w:t>
-        </w:r>
-      </w:hyperlink>
-      <w:r>
-        <w:rPr>
-          <w:lang w:val="hi_IN" w:bidi="hi_IN"/>
-        </w:rPr>
-        <w:t xml:space="preserve">; </w:t>
-      </w:r>
-      <w:hyperlink r:id="rId155">
-        <w:r>
-          <w:rPr>
-            <w:lang w:val="hi_IN" w:bidi="hi_IN"/>
-          </w:rPr>
-          <w:rPr>
-            <w:color w:val="0000EE"/>
-            <w:u w:val="single"/>
-          </w:rPr>
-          <w:t>2 शमू 8:11–12</w:t>
-        </w:r>
-      </w:hyperlink>
-      <w:r>
-        <w:rPr>
-          <w:lang w:val="hi_IN" w:bidi="hi_IN"/>
-        </w:rPr>
-        <w:t xml:space="preserve">; </w:t>
-      </w:r>
-      <w:hyperlink r:id="rId156">
-        <w:r>
-          <w:rPr>
-            <w:lang w:val="hi_IN" w:bidi="hi_IN"/>
-          </w:rPr>
-          <w:rPr>
-            <w:color w:val="0000EE"/>
-            <w:u w:val="single"/>
-          </w:rPr>
-          <w:t>भज 83:1–8</w:t>
-        </w:r>
-      </w:hyperlink>
+      <w:r>
+        <w:rPr>
+          <w:lang w:val="hi_IN" w:bidi="hi_IN"/>
+        </w:rPr>
+        <w:t>1 शमू 27:8</w:t>
+      </w:r>
+      <w:r>
+        <w:rPr>
+          <w:lang w:val="hi_IN" w:bidi="hi_IN"/>
+        </w:rPr>
+        <w:t xml:space="preserve">; </w:t>
+      </w:r>
+      <w:r>
+        <w:rPr>
+          <w:lang w:val="hi_IN" w:bidi="hi_IN"/>
+        </w:rPr>
+        <w:t>30:1–20</w:t>
+      </w:r>
+      <w:r>
+        <w:rPr>
+          <w:lang w:val="hi_IN" w:bidi="hi_IN"/>
+        </w:rPr>
+        <w:t xml:space="preserve">; </w:t>
+      </w:r>
+      <w:r>
+        <w:rPr>
+          <w:lang w:val="hi_IN" w:bidi="hi_IN"/>
+        </w:rPr>
+        <w:t>2 शमू 8:11–12</w:t>
+      </w:r>
+      <w:r>
+        <w:rPr>
+          <w:lang w:val="hi_IN" w:bidi="hi_IN"/>
+        </w:rPr>
+        <w:t xml:space="preserve">; </w:t>
+      </w:r>
+      <w:r>
+        <w:rPr>
+          <w:lang w:val="hi_IN" w:bidi="hi_IN"/>
+        </w:rPr>
+        <w:t>भज 83:1–8</w:t>
+      </w:r>
       <w:r>
         <w:rPr>
           <w:lang w:val="hi_IN" w:bidi="hi_IN"/>
         </w:rPr>
         <w:t>)। यह बचे हुए दल अन्ततः राजा हिजकिय्याह के शासनकाल के समय नाश कर दिए गए (</w:t>
       </w:r>
-      <w:hyperlink r:id="rId157">
-        <w:r>
-          <w:rPr>
-            <w:lang w:val="hi_IN" w:bidi="hi_IN"/>
-          </w:rPr>
-          <w:rPr>
-            <w:color w:val="0000EE"/>
-            <w:u w:val="single"/>
-          </w:rPr>
-          <w:t>1 इति 4:42–43</w:t>
-        </w:r>
-      </w:hyperlink>
+      <w:r>
+        <w:rPr>
+          <w:lang w:val="hi_IN" w:bidi="hi_IN"/>
+        </w:rPr>
+        <w:t>1 इति 4:42–43</w:t>
+      </w:r>
       <w:r>
         <w:rPr>
           <w:lang w:val="hi_IN" w:bidi="hi_IN"/>
         </w:rPr>
         <w:t>)। एस्तेर की पुस्तक में, राजा अगाग के वंशज हामान ने अन्त तक अपनी शत्रुता दिखाई (</w:t>
       </w:r>
-      <w:hyperlink r:id="rId158">
-        <w:r>
-          <w:rPr>
-            <w:lang w:val="hi_IN" w:bidi="hi_IN"/>
-          </w:rPr>
-          <w:rPr>
-            <w:color w:val="0000EE"/>
-            <w:u w:val="single"/>
-          </w:rPr>
-          <w:t>एस्त 3</w:t>
-        </w:r>
-      </w:hyperlink>
+      <w:r>
+        <w:rPr>
+          <w:lang w:val="hi_IN" w:bidi="hi_IN"/>
+        </w:rPr>
+        <w:t>एस्त 3</w:t>
+      </w:r>
       <w:r>
         <w:rPr>
           <w:lang w:val="hi_IN" w:bidi="hi_IN"/>
         </w:rPr>
         <w:t xml:space="preserve">; देखें </w:t>
       </w:r>
-      <w:hyperlink r:id="rId152">
-        <w:r>
-          <w:rPr>
-            <w:lang w:val="hi_IN" w:bidi="hi_IN"/>
-          </w:rPr>
-          <w:rPr>
-            <w:color w:val="0000EE"/>
-            <w:u w:val="single"/>
-          </w:rPr>
-          <w:t>1 शमू 15</w:t>
-        </w:r>
-      </w:hyperlink>
+      <w:r>
+        <w:rPr>
+          <w:lang w:val="hi_IN" w:bidi="hi_IN"/>
+        </w:rPr>
+        <w:t>1 शमू 15</w:t>
+      </w:r>
       <w:r>
         <w:rPr>
           <w:lang w:val="hi_IN" w:bidi="hi_IN"/>
@@ -4003,18 +3043,12 @@
           <w:lang w:val="hi_IN" w:bidi="hi_IN"/>
         </w:rPr>
       </w:r>
-      <w:hyperlink r:id="rId159">
-        <w:r>
-          <w:rPr>
-            <w:lang w:val="hi_IN" w:bidi="hi_IN"/>
-          </w:rPr>
-          <w:rPr>
-            <w:color w:val="0000EE"/>
-            <w:u w:val="single"/>
-          </w:rPr>
-          <w:t>1 शमूएल 30:1–31</w:t>
-        </w:r>
-      </w:hyperlink>
+      <w:r>
+        <w:rPr>
+          <w:lang w:val="hi_IN" w:bidi="hi_IN"/>
+        </w:rPr>
+        <w:t>1 शमूएल 30:1–31</w:t>
+      </w:r>
     </w:p>
     <w:p>
       <w:pPr/>
@@ -4071,126 +3105,84 @@
         </w:rPr>
         <w:t>अरामी उन लोगों के परिवार से सम्बन्धित थे जो नूह के पुत्र शेम से उत्पन्न हुए थे (</w:t>
       </w:r>
-      <w:hyperlink r:id="rId160">
-        <w:r>
-          <w:rPr>
-            <w:lang w:val="hi_IN" w:bidi="hi_IN"/>
-          </w:rPr>
-          <w:rPr>
-            <w:color w:val="0000EE"/>
-            <w:u w:val="single"/>
-          </w:rPr>
-          <w:t>उत 10:22–23</w:t>
-        </w:r>
-      </w:hyperlink>
+      <w:r>
+        <w:rPr>
+          <w:lang w:val="hi_IN" w:bidi="hi_IN"/>
+        </w:rPr>
+        <w:t>उत 10:22–23</w:t>
+      </w:r>
       <w:r>
         <w:rPr>
           <w:lang w:val="hi_IN" w:bidi="hi_IN"/>
         </w:rPr>
         <w:t xml:space="preserve">; तुलना करें </w:t>
       </w:r>
-      <w:hyperlink r:id="rId161">
-        <w:r>
-          <w:rPr>
-            <w:lang w:val="hi_IN" w:bidi="hi_IN"/>
-          </w:rPr>
-          <w:rPr>
-            <w:color w:val="0000EE"/>
-            <w:u w:val="single"/>
-          </w:rPr>
-          <w:t>उत 22:20–21</w:t>
-        </w:r>
-      </w:hyperlink>
+      <w:r>
+        <w:rPr>
+          <w:lang w:val="hi_IN" w:bidi="hi_IN"/>
+        </w:rPr>
+        <w:t>उत 22:20–21</w:t>
+      </w:r>
       <w:r>
         <w:rPr>
           <w:lang w:val="hi_IN" w:bidi="hi_IN"/>
         </w:rPr>
         <w:t>)। बतूएल और लाबान को अरामी के रूप में जाना जाता था (</w:t>
       </w:r>
-      <w:hyperlink r:id="rId162">
-        <w:r>
-          <w:rPr>
-            <w:lang w:val="hi_IN" w:bidi="hi_IN"/>
-          </w:rPr>
-          <w:rPr>
-            <w:color w:val="0000EE"/>
-            <w:u w:val="single"/>
-          </w:rPr>
-          <w:t>उत 25:20</w:t>
-        </w:r>
-      </w:hyperlink>
-      <w:r>
-        <w:rPr>
-          <w:lang w:val="hi_IN" w:bidi="hi_IN"/>
-        </w:rPr>
-        <w:t xml:space="preserve">; </w:t>
-      </w:r>
-      <w:hyperlink r:id="rId163">
-        <w:r>
-          <w:rPr>
-            <w:lang w:val="hi_IN" w:bidi="hi_IN"/>
-          </w:rPr>
-          <w:rPr>
-            <w:color w:val="0000EE"/>
-            <w:u w:val="single"/>
-          </w:rPr>
-          <w:t>28:1–7</w:t>
-        </w:r>
-      </w:hyperlink>
+      <w:r>
+        <w:rPr>
+          <w:lang w:val="hi_IN" w:bidi="hi_IN"/>
+        </w:rPr>
+        <w:t>उत 25:20</w:t>
+      </w:r>
+      <w:r>
+        <w:rPr>
+          <w:lang w:val="hi_IN" w:bidi="hi_IN"/>
+        </w:rPr>
+        <w:t xml:space="preserve">; </w:t>
+      </w:r>
+      <w:r>
+        <w:rPr>
+          <w:lang w:val="hi_IN" w:bidi="hi_IN"/>
+        </w:rPr>
+        <w:t>28:1–7</w:t>
+      </w:r>
       <w:r>
         <w:rPr>
           <w:lang w:val="hi_IN" w:bidi="hi_IN"/>
         </w:rPr>
         <w:t>)। याकूब लगभग बीस वर्षों तक अरामी क्षेत्र में उनके साथ रहे (</w:t>
       </w:r>
-      <w:hyperlink r:id="rId164">
-        <w:r>
-          <w:rPr>
-            <w:lang w:val="hi_IN" w:bidi="hi_IN"/>
-          </w:rPr>
-          <w:rPr>
-            <w:color w:val="0000EE"/>
-            <w:u w:val="single"/>
-          </w:rPr>
-          <w:t>उत 28–31</w:t>
-        </w:r>
-      </w:hyperlink>
-      <w:r>
-        <w:rPr>
-          <w:lang w:val="hi_IN" w:bidi="hi_IN"/>
-        </w:rPr>
-        <w:t xml:space="preserve">; </w:t>
-      </w:r>
-      <w:hyperlink r:id="rId165">
-        <w:r>
-          <w:rPr>
-            <w:lang w:val="hi_IN" w:bidi="hi_IN"/>
-          </w:rPr>
-          <w:rPr>
-            <w:color w:val="0000EE"/>
-            <w:u w:val="single"/>
-          </w:rPr>
-          <w:t>होश 12:12</w:t>
-        </w:r>
-      </w:hyperlink>
+      <w:r>
+        <w:rPr>
+          <w:lang w:val="hi_IN" w:bidi="hi_IN"/>
+        </w:rPr>
+        <w:t>उत 28–31</w:t>
+      </w:r>
+      <w:r>
+        <w:rPr>
+          <w:lang w:val="hi_IN" w:bidi="hi_IN"/>
+        </w:rPr>
+        <w:t xml:space="preserve">; </w:t>
+      </w:r>
+      <w:r>
+        <w:rPr>
+          <w:lang w:val="hi_IN" w:bidi="hi_IN"/>
+        </w:rPr>
+        <w:t>होश 12:12</w:t>
+      </w:r>
       <w:r>
         <w:rPr>
           <w:lang w:val="hi_IN" w:bidi="hi_IN"/>
         </w:rPr>
         <w:t>), और इस्राएल के लोग याद करते थे कि उनके पूर्वज सांस्कृतिक रूप से अरामी थे (</w:t>
       </w:r>
-      <w:hyperlink r:id="rId166">
-        <w:r>
-          <w:rPr>
-            <w:lang w:val="hi_IN" w:bidi="hi_IN"/>
-          </w:rPr>
-          <w:rPr>
-            <w:color w:val="0000EE"/>
-            <w:u w:val="single"/>
-          </w:rPr>
-          <w:t>व्य.वि. 26:5</w:t>
-        </w:r>
-      </w:hyperlink>
+      <w:r>
+        <w:rPr>
+          <w:lang w:val="hi_IN" w:bidi="hi_IN"/>
+        </w:rPr>
+        <w:t>व्य.वि. 26:5</w:t>
+      </w:r>
       <w:r>
         <w:rPr>
           <w:lang w:val="hi_IN" w:bidi="hi_IN"/>
@@ -4211,36 +3203,24 @@
         </w:rPr>
         <w:t xml:space="preserve">अरामी लोग इतिहास में अब्राहम के समय के आसपास प्रकट हुए। वे मध्य फरात के पास रहते थे और पूर्व, पश्चिम, और उत्तर की ओर फैल गए। लगभग 1100 ई.पू. तक, अरामी जनजातियाँ पूरे सीरिया और उत्तरी यर्दन पार के स्थान (यरदन के पूर्व की भूमि) में फैल चुकी थीं। उन्होंने सोबा और दमिश्क जैसे मजबूत नगर-राज्य स्थापित किए, जो दाऊद के समय से इस्राएलियों के साथ संघर्ष में थे (देखें </w:t>
       </w:r>
-      <w:hyperlink r:id="rId167">
-        <w:r>
-          <w:rPr>
-            <w:lang w:val="hi_IN" w:bidi="hi_IN"/>
-          </w:rPr>
-          <w:rPr>
-            <w:color w:val="0000EE"/>
-            <w:u w:val="single"/>
-          </w:rPr>
-          <w:t>2 शमू 8:3–8</w:t>
-        </w:r>
-      </w:hyperlink>
-      <w:r>
-        <w:rPr>
-          <w:lang w:val="hi_IN" w:bidi="hi_IN"/>
-        </w:rPr>
-        <w:t xml:space="preserve">; </w:t>
-      </w:r>
-      <w:hyperlink r:id="rId168">
-        <w:r>
-          <w:rPr>
-            <w:lang w:val="hi_IN" w:bidi="hi_IN"/>
-          </w:rPr>
-          <w:rPr>
-            <w:color w:val="0000EE"/>
-            <w:u w:val="single"/>
-          </w:rPr>
-          <w:t>10:6–19</w:t>
-        </w:r>
-      </w:hyperlink>
+      <w:r>
+        <w:rPr>
+          <w:lang w:val="hi_IN" w:bidi="hi_IN"/>
+        </w:rPr>
+        <w:t>2 शमू 8:3–8</w:t>
+      </w:r>
+      <w:r>
+        <w:rPr>
+          <w:lang w:val="hi_IN" w:bidi="hi_IN"/>
+        </w:rPr>
+        <w:t xml:space="preserve">; </w:t>
+      </w:r>
+      <w:r>
+        <w:rPr>
+          <w:lang w:val="hi_IN" w:bidi="hi_IN"/>
+        </w:rPr>
+        <w:t>10:6–19</w:t>
+      </w:r>
       <w:r>
         <w:rPr>
           <w:lang w:val="hi_IN" w:bidi="hi_IN"/>
@@ -4261,18 +3241,12 @@
         </w:rPr>
         <w:t>सुलैमान की मृत्यु के बाद, इस्राएल उत्तरी और दक्षिणी राज्यों में विभाजित हो गया। इस समय के दौरान, अरामी नगर दमिश्क बहुत शक्तिशाली बन गया। दमिश्क के शासक अक्सर इस्राएल के दो राज्यों के बीच संघर्ष का लाभ उठाते थे। 890 से 880 ई.पू. के बीच इस्राएल और यहूदा के युद्ध के दौरान, इस्राएल के राजा आसा ने दमिश्क के बेन्हदद प्रथम से सहायता मांगी (</w:t>
       </w:r>
-      <w:hyperlink r:id="rId169">
-        <w:r>
-          <w:rPr>
-            <w:lang w:val="hi_IN" w:bidi="hi_IN"/>
-          </w:rPr>
-          <w:rPr>
-            <w:color w:val="0000EE"/>
-            <w:u w:val="single"/>
-          </w:rPr>
-          <w:t>1 रा 15:18–19</w:t>
-        </w:r>
-      </w:hyperlink>
+      <w:r>
+        <w:rPr>
+          <w:lang w:val="hi_IN" w:bidi="hi_IN"/>
+        </w:rPr>
+        <w:t>1 रा 15:18–19</w:t>
+      </w:r>
       <w:r>
         <w:rPr>
           <w:lang w:val="hi_IN" w:bidi="hi_IN"/>
@@ -4293,108 +3267,72 @@
         </w:rPr>
         <w:t>लगभग तीस वर्षों के बाद, 850 ई.पू. के शुरुआती वर्षों में, बेन्हदद ने इस्राएल पर आक्रमण किया, लेकिन अहाब ने सामरिया में उसे हरा दिया (</w:t>
       </w:r>
-      <w:hyperlink r:id="rId170">
-        <w:r>
-          <w:rPr>
-            <w:lang w:val="hi_IN" w:bidi="hi_IN"/>
-          </w:rPr>
-          <w:rPr>
-            <w:color w:val="0000EE"/>
-            <w:u w:val="single"/>
-          </w:rPr>
-          <w:t>1 रा 20:1–21</w:t>
-        </w:r>
-      </w:hyperlink>
+      <w:r>
+        <w:rPr>
+          <w:lang w:val="hi_IN" w:bidi="hi_IN"/>
+        </w:rPr>
+        <w:t>1 रा 20:1–21</w:t>
+      </w:r>
       <w:r>
         <w:rPr>
           <w:lang w:val="hi_IN" w:bidi="hi_IN"/>
         </w:rPr>
         <w:t>) और अगले वर्ष अपेक में फिर से हराया (</w:t>
       </w:r>
-      <w:hyperlink r:id="rId171">
-        <w:r>
-          <w:rPr>
-            <w:lang w:val="hi_IN" w:bidi="hi_IN"/>
-          </w:rPr>
-          <w:rPr>
-            <w:color w:val="0000EE"/>
-            <w:u w:val="single"/>
-          </w:rPr>
-          <w:t>20:22–34</w:t>
-        </w:r>
-      </w:hyperlink>
+      <w:r>
+        <w:rPr>
+          <w:lang w:val="hi_IN" w:bidi="hi_IN"/>
+        </w:rPr>
+        <w:t>20:22–34</w:t>
+      </w:r>
       <w:r>
         <w:rPr>
           <w:lang w:val="hi_IN" w:bidi="hi_IN"/>
         </w:rPr>
         <w:t>)। तीन वर्षों की शांति के बाद, 853 ई.पू. में इस्राएल और दमिश्क के बिच फिर से युद्ध हुआ, और अहाब युद्ध में मारा गया (</w:t>
       </w:r>
-      <w:hyperlink r:id="rId172">
-        <w:r>
-          <w:rPr>
-            <w:lang w:val="hi_IN" w:bidi="hi_IN"/>
-          </w:rPr>
-          <w:rPr>
-            <w:color w:val="0000EE"/>
-            <w:u w:val="single"/>
-          </w:rPr>
-          <w:t>1 रा 22:29–37</w:t>
-        </w:r>
-      </w:hyperlink>
+      <w:r>
+        <w:rPr>
+          <w:lang w:val="hi_IN" w:bidi="hi_IN"/>
+        </w:rPr>
+        <w:t>1 रा 22:29–37</w:t>
+      </w:r>
       <w:r>
         <w:rPr>
           <w:lang w:val="hi_IN" w:bidi="hi_IN"/>
         </w:rPr>
         <w:t xml:space="preserve">)। अगले कई दशकों तक अरामी दमिश्क ने इस्राएल को भारी नुकसान पहुँचाया (देखें </w:t>
       </w:r>
-      <w:hyperlink r:id="rId173">
-        <w:r>
-          <w:rPr>
-            <w:lang w:val="hi_IN" w:bidi="hi_IN"/>
-          </w:rPr>
-          <w:rPr>
-            <w:color w:val="0000EE"/>
-            <w:u w:val="single"/>
-          </w:rPr>
-          <w:t>2 रा 8:28–29</w:t>
-        </w:r>
-      </w:hyperlink>
-      <w:r>
-        <w:rPr>
-          <w:lang w:val="hi_IN" w:bidi="hi_IN"/>
-        </w:rPr>
-        <w:t xml:space="preserve">; </w:t>
-      </w:r>
-      <w:hyperlink r:id="rId174">
-        <w:r>
-          <w:rPr>
-            <w:lang w:val="hi_IN" w:bidi="hi_IN"/>
-          </w:rPr>
-          <w:rPr>
-            <w:color w:val="0000EE"/>
-            <w:u w:val="single"/>
-          </w:rPr>
-          <w:t>12:17–18</w:t>
-        </w:r>
-      </w:hyperlink>
-      <w:r>
-        <w:rPr>
-          <w:lang w:val="hi_IN" w:bidi="hi_IN"/>
-        </w:rPr>
-        <w:t xml:space="preserve">; </w:t>
-      </w:r>
-      <w:hyperlink r:id="rId175">
-        <w:r>
-          <w:rPr>
-            <w:lang w:val="hi_IN" w:bidi="hi_IN"/>
-          </w:rPr>
-          <w:rPr>
-            <w:color w:val="0000EE"/>
-            <w:u w:val="single"/>
-          </w:rPr>
-          <w:t>13:1–7</w:t>
-        </w:r>
-      </w:hyperlink>
+      <w:r>
+        <w:rPr>
+          <w:lang w:val="hi_IN" w:bidi="hi_IN"/>
+        </w:rPr>
+        <w:t>2 रा 8:28–29</w:t>
+      </w:r>
+      <w:r>
+        <w:rPr>
+          <w:lang w:val="hi_IN" w:bidi="hi_IN"/>
+        </w:rPr>
+        <w:t xml:space="preserve">; </w:t>
+      </w:r>
+      <w:r>
+        <w:rPr>
+          <w:lang w:val="hi_IN" w:bidi="hi_IN"/>
+        </w:rPr>
+        <w:t>12:17–18</w:t>
+      </w:r>
+      <w:r>
+        <w:rPr>
+          <w:lang w:val="hi_IN" w:bidi="hi_IN"/>
+        </w:rPr>
+        <w:t xml:space="preserve">; </w:t>
+      </w:r>
+      <w:r>
+        <w:rPr>
+          <w:lang w:val="hi_IN" w:bidi="hi_IN"/>
+        </w:rPr>
+        <w:t>13:1–7</w:t>
+      </w:r>
       <w:r>
         <w:rPr>
           <w:lang w:val="hi_IN" w:bidi="hi_IN"/>
@@ -4415,36 +3353,24 @@
         </w:rPr>
         <w:t>इस समय के दौरान, अरामी नगर-राज्य अश्शूर से दबाव महसूस करने लगे। अश्शूर ने पहले लगभग 838 ई.पू. में दमिश्क को पराजित किया और 803 ई.पू. में इसे कर देने के लिए विवश किया। इस हार से दमिश्क कमजोर हो गया, जिससे इस्राएल के राजा यहोआश 798–782 ई.पू. को 795 ईसा पूर्व के आसपास अरामियों को पराजित कर उन्हें इस्राएल की भूमि से बाहर निकालने का अवसर मिला (</w:t>
       </w:r>
-      <w:hyperlink r:id="rId176">
-        <w:r>
-          <w:rPr>
-            <w:lang w:val="hi_IN" w:bidi="hi_IN"/>
-          </w:rPr>
-          <w:rPr>
-            <w:color w:val="0000EE"/>
-            <w:u w:val="single"/>
-          </w:rPr>
-          <w:t>2 रा 13:14–25</w:t>
-        </w:r>
-      </w:hyperlink>
+      <w:r>
+        <w:rPr>
+          <w:lang w:val="hi_IN" w:bidi="hi_IN"/>
+        </w:rPr>
+        <w:t>2 रा 13:14–25</w:t>
+      </w:r>
       <w:r>
         <w:rPr>
           <w:lang w:val="hi_IN" w:bidi="hi_IN"/>
         </w:rPr>
         <w:t xml:space="preserve">)। बाद में, यरोबाम द्वितीय 793–753 ई.पू. ने दमिश्क को अपने अधीन कर देने के लिए मजबूर किया (देखें </w:t>
       </w:r>
-      <w:hyperlink r:id="rId177">
-        <w:r>
-          <w:rPr>
-            <w:lang w:val="hi_IN" w:bidi="hi_IN"/>
-          </w:rPr>
-          <w:rPr>
-            <w:color w:val="0000EE"/>
-            <w:u w:val="single"/>
-          </w:rPr>
-          <w:t>2 रा 14:28</w:t>
-        </w:r>
-      </w:hyperlink>
+      <w:r>
+        <w:rPr>
+          <w:lang w:val="hi_IN" w:bidi="hi_IN"/>
+        </w:rPr>
+        <w:t>2 रा 14:28</w:t>
+      </w:r>
       <w:r>
         <w:rPr>
           <w:lang w:val="hi_IN" w:bidi="hi_IN"/>
@@ -4465,90 +3391,60 @@
         </w:rPr>
         <w:t>लगभग 738 ई.पू., दमिश्क के अरामियों ने इस्राएल के साथ मिलकर यहूदा को जीतने के लिए गठबन्धन किया। उन्होंने बहुत सी भूमि पर कब्जा कर लिया, लेकिन यरूशलेम की उनकी घेराबंदी असफल रही (</w:t>
       </w:r>
-      <w:hyperlink r:id="rId178">
-        <w:r>
-          <w:rPr>
-            <w:lang w:val="hi_IN" w:bidi="hi_IN"/>
-          </w:rPr>
-          <w:rPr>
-            <w:color w:val="0000EE"/>
-            <w:u w:val="single"/>
-          </w:rPr>
-          <w:t>2 रा 16:5</w:t>
-        </w:r>
-      </w:hyperlink>
+      <w:r>
+        <w:rPr>
+          <w:lang w:val="hi_IN" w:bidi="hi_IN"/>
+        </w:rPr>
+        <w:t>2 रा 16:5</w:t>
+      </w:r>
       <w:r>
         <w:rPr>
           <w:lang w:val="hi_IN" w:bidi="hi_IN"/>
         </w:rPr>
         <w:t xml:space="preserve">; देखें </w:t>
       </w:r>
-      <w:hyperlink r:id="rId179">
-        <w:r>
-          <w:rPr>
-            <w:lang w:val="hi_IN" w:bidi="hi_IN"/>
-          </w:rPr>
-          <w:rPr>
-            <w:color w:val="0000EE"/>
-            <w:u w:val="single"/>
-          </w:rPr>
-          <w:t>2 इति 28:5</w:t>
-        </w:r>
-      </w:hyperlink>
+      <w:r>
+        <w:rPr>
+          <w:lang w:val="hi_IN" w:bidi="hi_IN"/>
+        </w:rPr>
+        <w:t>2 इति 28:5</w:t>
+      </w:r>
       <w:r>
         <w:rPr>
           <w:lang w:val="hi_IN" w:bidi="hi_IN"/>
         </w:rPr>
         <w:t>)। इस समय, जब दमिश्क को सफलता मिलती दिख रही थी, भविष्यवक्ता यशायाह और आमोस ने नगर के विनाश की भविष्यवाणी की (</w:t>
       </w:r>
-      <w:hyperlink r:id="rId180">
-        <w:r>
-          <w:rPr>
-            <w:lang w:val="hi_IN" w:bidi="hi_IN"/>
-          </w:rPr>
-          <w:rPr>
-            <w:color w:val="0000EE"/>
-            <w:u w:val="single"/>
-          </w:rPr>
-          <w:t>यशा 8:4</w:t>
-        </w:r>
-      </w:hyperlink>
-      <w:r>
-        <w:rPr>
-          <w:lang w:val="hi_IN" w:bidi="hi_IN"/>
-        </w:rPr>
-        <w:t xml:space="preserve">; </w:t>
-      </w:r>
-      <w:hyperlink r:id="rId181">
-        <w:r>
-          <w:rPr>
-            <w:lang w:val="hi_IN" w:bidi="hi_IN"/>
-          </w:rPr>
-          <w:rPr>
-            <w:color w:val="0000EE"/>
-            <w:u w:val="single"/>
-          </w:rPr>
-          <w:t>17:1</w:t>
-        </w:r>
-      </w:hyperlink>
-      <w:r>
-        <w:rPr>
-          <w:lang w:val="hi_IN" w:bidi="hi_IN"/>
-        </w:rPr>
-        <w:t xml:space="preserve">; </w:t>
-      </w:r>
-      <w:hyperlink r:id="rId182">
-        <w:r>
-          <w:rPr>
-            <w:lang w:val="hi_IN" w:bidi="hi_IN"/>
-          </w:rPr>
-          <w:rPr>
-            <w:color w:val="0000EE"/>
-            <w:u w:val="single"/>
-          </w:rPr>
-          <w:t>आमो 1:3–5</w:t>
-        </w:r>
-      </w:hyperlink>
+      <w:r>
+        <w:rPr>
+          <w:lang w:val="hi_IN" w:bidi="hi_IN"/>
+        </w:rPr>
+        <w:t>यशा 8:4</w:t>
+      </w:r>
+      <w:r>
+        <w:rPr>
+          <w:lang w:val="hi_IN" w:bidi="hi_IN"/>
+        </w:rPr>
+        <w:t xml:space="preserve">; </w:t>
+      </w:r>
+      <w:r>
+        <w:rPr>
+          <w:lang w:val="hi_IN" w:bidi="hi_IN"/>
+        </w:rPr>
+        <w:t>17:1</w:t>
+      </w:r>
+      <w:r>
+        <w:rPr>
+          <w:lang w:val="hi_IN" w:bidi="hi_IN"/>
+        </w:rPr>
+        <w:t xml:space="preserve">; </w:t>
+      </w:r>
+      <w:r>
+        <w:rPr>
+          <w:lang w:val="hi_IN" w:bidi="hi_IN"/>
+        </w:rPr>
+        <w:t>आमो 1:3–5</w:t>
+      </w:r>
       <w:r>
         <w:rPr>
           <w:lang w:val="hi_IN" w:bidi="hi_IN"/>
@@ -4567,18 +3463,12 @@
         </w:rPr>
         <w:t>से सुरक्षा मांगी। अश्शूरीयों ने उनके उपहारों के जवाब में दमिश्क पर हमला किया और 733 और 732 ई.पू. में उसके लोगों को निर्वासित कर दिया (</w:t>
       </w:r>
-      <w:hyperlink r:id="rId183">
-        <w:r>
-          <w:rPr>
-            <w:lang w:val="hi_IN" w:bidi="hi_IN"/>
-          </w:rPr>
-          <w:rPr>
-            <w:color w:val="0000EE"/>
-            <w:u w:val="single"/>
-          </w:rPr>
-          <w:t>2 रा 16:7–11</w:t>
-        </w:r>
-      </w:hyperlink>
+      <w:r>
+        <w:rPr>
+          <w:lang w:val="hi_IN" w:bidi="hi_IN"/>
+        </w:rPr>
+        <w:t>2 रा 16:7–11</w:t>
+      </w:r>
       <w:r>
         <w:rPr>
           <w:lang w:val="hi_IN" w:bidi="hi_IN"/>
@@ -4599,54 +3489,36 @@
         </w:rPr>
         <w:t xml:space="preserve">अरामियों की भाषा, अरामी, निकट पूर्व में कूटनीति और प्रशासन के लिए मुख्य भाषा बन गई (उदाहरण के लिए देखें, </w:t>
       </w:r>
-      <w:hyperlink r:id="rId184">
-        <w:r>
-          <w:rPr>
-            <w:lang w:val="hi_IN" w:bidi="hi_IN"/>
-          </w:rPr>
-          <w:rPr>
-            <w:color w:val="0000EE"/>
-            <w:u w:val="single"/>
-          </w:rPr>
-          <w:t>2 रा 18:26</w:t>
-        </w:r>
-      </w:hyperlink>
+      <w:r>
+        <w:rPr>
+          <w:lang w:val="hi_IN" w:bidi="hi_IN"/>
+        </w:rPr>
+        <w:t>2 रा 18:26</w:t>
+      </w:r>
       <w:r>
         <w:rPr>
           <w:lang w:val="hi_IN" w:bidi="hi_IN"/>
         </w:rPr>
         <w:t xml:space="preserve">)। बेबीलोन में बँधुआई के दौरान, यहूदी अरामी भाषा का उपयोग करने लगे; एज्रा और दानिय्येल के कुछ भाग अरामी भाषा में हैं। फारसी काल के दौरान मिस्र से हिन्दुस्तान तक अरामी सामान्य भाषा थी और प्रभु यीशु के समय फिलिस्तीन में भी व्यापक रूप से बोली जाती थी (देखें </w:t>
       </w:r>
-      <w:hyperlink r:id="rId185">
-        <w:r>
-          <w:rPr>
-            <w:lang w:val="hi_IN" w:bidi="hi_IN"/>
-          </w:rPr>
-          <w:rPr>
-            <w:color w:val="0000EE"/>
-            <w:u w:val="single"/>
-          </w:rPr>
-          <w:t>मर 5:41</w:t>
-        </w:r>
-      </w:hyperlink>
-      <w:r>
-        <w:rPr>
-          <w:lang w:val="hi_IN" w:bidi="hi_IN"/>
-        </w:rPr>
-        <w:t xml:space="preserve">; </w:t>
-      </w:r>
-      <w:hyperlink r:id="rId186">
-        <w:r>
-          <w:rPr>
-            <w:lang w:val="hi_IN" w:bidi="hi_IN"/>
-          </w:rPr>
-          <w:rPr>
-            <w:color w:val="0000EE"/>
-            <w:u w:val="single"/>
-          </w:rPr>
-          <w:t>1 कुरि 16:22</w:t>
-        </w:r>
-      </w:hyperlink>
+      <w:r>
+        <w:rPr>
+          <w:lang w:val="hi_IN" w:bidi="hi_IN"/>
+        </w:rPr>
+        <w:t>मर 5:41</w:t>
+      </w:r>
+      <w:r>
+        <w:rPr>
+          <w:lang w:val="hi_IN" w:bidi="hi_IN"/>
+        </w:rPr>
+        <w:t xml:space="preserve">; </w:t>
+      </w:r>
+      <w:r>
+        <w:rPr>
+          <w:lang w:val="hi_IN" w:bidi="hi_IN"/>
+        </w:rPr>
+        <w:t>1 कुरि 16:22</w:t>
+      </w:r>
       <w:r>
         <w:rPr>
           <w:lang w:val="hi_IN" w:bidi="hi_IN"/>
@@ -4676,270 +3548,180 @@
           <w:lang w:val="hi_IN" w:bidi="hi_IN"/>
         </w:rPr>
       </w:r>
-      <w:hyperlink r:id="rId160">
-        <w:r>
-          <w:rPr>
-            <w:lang w:val="hi_IN" w:bidi="hi_IN"/>
-          </w:rPr>
-          <w:rPr>
-            <w:color w:val="0000EE"/>
-            <w:u w:val="single"/>
-          </w:rPr>
-          <w:t>उत्पत्ति 10:22–23</w:t>
-        </w:r>
-      </w:hyperlink>
-      <w:r>
-        <w:rPr>
-          <w:lang w:val="hi_IN" w:bidi="hi_IN"/>
-        </w:rPr>
-        <w:t xml:space="preserve">; </w:t>
-      </w:r>
-      <w:hyperlink r:id="rId161">
-        <w:r>
-          <w:rPr>
-            <w:lang w:val="hi_IN" w:bidi="hi_IN"/>
-          </w:rPr>
-          <w:rPr>
-            <w:color w:val="0000EE"/>
-            <w:u w:val="single"/>
-          </w:rPr>
-          <w:t>22:20–21</w:t>
-        </w:r>
-      </w:hyperlink>
-      <w:r>
-        <w:rPr>
-          <w:lang w:val="hi_IN" w:bidi="hi_IN"/>
-        </w:rPr>
-        <w:t xml:space="preserve">; </w:t>
-      </w:r>
-      <w:hyperlink r:id="rId162">
-        <w:r>
-          <w:rPr>
-            <w:lang w:val="hi_IN" w:bidi="hi_IN"/>
-          </w:rPr>
-          <w:rPr>
-            <w:color w:val="0000EE"/>
-            <w:u w:val="single"/>
-          </w:rPr>
-          <w:t>25:20</w:t>
-        </w:r>
-      </w:hyperlink>
-      <w:r>
-        <w:rPr>
-          <w:lang w:val="hi_IN" w:bidi="hi_IN"/>
-        </w:rPr>
-        <w:t xml:space="preserve">; </w:t>
-      </w:r>
-      <w:hyperlink r:id="rId163">
-        <w:r>
-          <w:rPr>
-            <w:lang w:val="hi_IN" w:bidi="hi_IN"/>
-          </w:rPr>
-          <w:rPr>
-            <w:color w:val="0000EE"/>
-            <w:u w:val="single"/>
-          </w:rPr>
-          <w:t>28:1–7</w:t>
-        </w:r>
-      </w:hyperlink>
-      <w:r>
-        <w:rPr>
-          <w:lang w:val="hi_IN" w:bidi="hi_IN"/>
-        </w:rPr>
-        <w:t xml:space="preserve">; </w:t>
-      </w:r>
-      <w:hyperlink r:id="rId166">
-        <w:r>
-          <w:rPr>
-            <w:lang w:val="hi_IN" w:bidi="hi_IN"/>
-          </w:rPr>
-          <w:rPr>
-            <w:color w:val="0000EE"/>
-            <w:u w:val="single"/>
-          </w:rPr>
-          <w:t>व्यवस्थाविवरण 26:5</w:t>
-        </w:r>
-      </w:hyperlink>
-      <w:r>
-        <w:rPr>
-          <w:lang w:val="hi_IN" w:bidi="hi_IN"/>
-        </w:rPr>
-        <w:t xml:space="preserve">; </w:t>
-      </w:r>
-      <w:hyperlink r:id="rId187">
-        <w:r>
-          <w:rPr>
-            <w:lang w:val="hi_IN" w:bidi="hi_IN"/>
-          </w:rPr>
-          <w:rPr>
-            <w:color w:val="0000EE"/>
-            <w:u w:val="single"/>
-          </w:rPr>
-          <w:t>2 शमूएल 8:3–4</w:t>
-        </w:r>
-      </w:hyperlink>
-      <w:r>
-        <w:rPr>
-          <w:lang w:val="hi_IN" w:bidi="hi_IN"/>
-        </w:rPr>
-        <w:t xml:space="preserve">; </w:t>
-      </w:r>
-      <w:hyperlink r:id="rId188">
-        <w:r>
-          <w:rPr>
-            <w:lang w:val="hi_IN" w:bidi="hi_IN"/>
-          </w:rPr>
-          <w:rPr>
-            <w:color w:val="0000EE"/>
-            <w:u w:val="single"/>
-          </w:rPr>
-          <w:t>10:17–19</w:t>
-        </w:r>
-      </w:hyperlink>
-      <w:r>
-        <w:rPr>
-          <w:lang w:val="hi_IN" w:bidi="hi_IN"/>
-        </w:rPr>
-        <w:t xml:space="preserve">; </w:t>
-      </w:r>
-      <w:hyperlink r:id="rId189">
-        <w:r>
-          <w:rPr>
-            <w:lang w:val="hi_IN" w:bidi="hi_IN"/>
-          </w:rPr>
-          <w:rPr>
-            <w:color w:val="0000EE"/>
-            <w:u w:val="single"/>
-          </w:rPr>
-          <w:t>1 राजा 15:18</w:t>
-        </w:r>
-      </w:hyperlink>
-      <w:r>
-        <w:rPr>
-          <w:lang w:val="hi_IN" w:bidi="hi_IN"/>
-        </w:rPr>
-        <w:t xml:space="preserve">; </w:t>
-      </w:r>
-      <w:hyperlink r:id="rId190">
-        <w:r>
-          <w:rPr>
-            <w:lang w:val="hi_IN" w:bidi="hi_IN"/>
-          </w:rPr>
-          <w:rPr>
-            <w:color w:val="0000EE"/>
-            <w:u w:val="single"/>
-          </w:rPr>
-          <w:t>1 राजा 20:1–34</w:t>
-        </w:r>
-      </w:hyperlink>
-      <w:r>
-        <w:rPr>
-          <w:lang w:val="hi_IN" w:bidi="hi_IN"/>
-        </w:rPr>
-        <w:t xml:space="preserve">; </w:t>
-      </w:r>
-      <w:hyperlink r:id="rId172">
-        <w:r>
-          <w:rPr>
-            <w:lang w:val="hi_IN" w:bidi="hi_IN"/>
-          </w:rPr>
-          <w:rPr>
-            <w:color w:val="0000EE"/>
-            <w:u w:val="single"/>
-          </w:rPr>
-          <w:t>22:29–37</w:t>
-        </w:r>
-      </w:hyperlink>
-      <w:r>
-        <w:rPr>
-          <w:lang w:val="hi_IN" w:bidi="hi_IN"/>
-        </w:rPr>
-        <w:t xml:space="preserve">; </w:t>
-      </w:r>
-      <w:hyperlink r:id="rId191">
-        <w:r>
-          <w:rPr>
-            <w:lang w:val="hi_IN" w:bidi="hi_IN"/>
-          </w:rPr>
-          <w:rPr>
-            <w:color w:val="0000EE"/>
-            <w:u w:val="single"/>
-          </w:rPr>
-          <w:t>2 राजा 13:25</w:t>
-        </w:r>
-      </w:hyperlink>
-      <w:r>
-        <w:rPr>
-          <w:lang w:val="hi_IN" w:bidi="hi_IN"/>
-        </w:rPr>
-        <w:t xml:space="preserve">; </w:t>
-      </w:r>
-      <w:hyperlink r:id="rId192">
-        <w:r>
-          <w:rPr>
-            <w:lang w:val="hi_IN" w:bidi="hi_IN"/>
-          </w:rPr>
-          <w:rPr>
-            <w:color w:val="0000EE"/>
-            <w:u w:val="single"/>
-          </w:rPr>
-          <w:t>16:9–13</w:t>
-        </w:r>
-      </w:hyperlink>
-      <w:r>
-        <w:rPr>
-          <w:lang w:val="hi_IN" w:bidi="hi_IN"/>
-        </w:rPr>
-        <w:t xml:space="preserve">; </w:t>
-      </w:r>
-      <w:hyperlink r:id="rId193">
-        <w:r>
-          <w:rPr>
-            <w:lang w:val="hi_IN" w:bidi="hi_IN"/>
-          </w:rPr>
-          <w:rPr>
-            <w:color w:val="0000EE"/>
-            <w:u w:val="single"/>
-          </w:rPr>
-          <w:t>17:24–34</w:t>
-        </w:r>
-      </w:hyperlink>
-      <w:r>
-        <w:rPr>
-          <w:lang w:val="hi_IN" w:bidi="hi_IN"/>
-        </w:rPr>
-        <w:t xml:space="preserve">; </w:t>
-      </w:r>
-      <w:hyperlink r:id="rId165">
-        <w:r>
-          <w:rPr>
-            <w:lang w:val="hi_IN" w:bidi="hi_IN"/>
-          </w:rPr>
-          <w:rPr>
-            <w:color w:val="0000EE"/>
-            <w:u w:val="single"/>
-          </w:rPr>
-          <w:t>होशे 12:12</w:t>
-        </w:r>
-      </w:hyperlink>
-      <w:r>
-        <w:rPr>
-          <w:lang w:val="hi_IN" w:bidi="hi_IN"/>
-        </w:rPr>
-        <w:t xml:space="preserve">; </w:t>
-      </w:r>
-      <w:hyperlink r:id="rId194">
-        <w:r>
-          <w:rPr>
-            <w:lang w:val="hi_IN" w:bidi="hi_IN"/>
-          </w:rPr>
-          <w:rPr>
-            <w:color w:val="0000EE"/>
-            <w:u w:val="single"/>
-          </w:rPr>
-          <w:t>आमोस 1:5</w:t>
-        </w:r>
-      </w:hyperlink>
+      <w:r>
+        <w:rPr>
+          <w:lang w:val="hi_IN" w:bidi="hi_IN"/>
+        </w:rPr>
+        <w:t>उत्पत्ति 10:22–23</w:t>
+      </w:r>
+      <w:r>
+        <w:rPr>
+          <w:lang w:val="hi_IN" w:bidi="hi_IN"/>
+        </w:rPr>
+        <w:t xml:space="preserve">; </w:t>
+      </w:r>
+      <w:r>
+        <w:rPr>
+          <w:lang w:val="hi_IN" w:bidi="hi_IN"/>
+        </w:rPr>
+        <w:t>22:20–21</w:t>
+      </w:r>
+      <w:r>
+        <w:rPr>
+          <w:lang w:val="hi_IN" w:bidi="hi_IN"/>
+        </w:rPr>
+        <w:t xml:space="preserve">; </w:t>
+      </w:r>
+      <w:r>
+        <w:rPr>
+          <w:lang w:val="hi_IN" w:bidi="hi_IN"/>
+        </w:rPr>
+        <w:t>25:20</w:t>
+      </w:r>
+      <w:r>
+        <w:rPr>
+          <w:lang w:val="hi_IN" w:bidi="hi_IN"/>
+        </w:rPr>
+        <w:t xml:space="preserve">; </w:t>
+      </w:r>
+      <w:r>
+        <w:rPr>
+          <w:lang w:val="hi_IN" w:bidi="hi_IN"/>
+        </w:rPr>
+        <w:t>28:1–7</w:t>
+      </w:r>
+      <w:r>
+        <w:rPr>
+          <w:lang w:val="hi_IN" w:bidi="hi_IN"/>
+        </w:rPr>
+        <w:t xml:space="preserve">; </w:t>
+      </w:r>
+      <w:r>
+        <w:rPr>
+          <w:lang w:val="hi_IN" w:bidi="hi_IN"/>
+        </w:rPr>
+        <w:t>व्यवस्थाविवरण 26:5</w:t>
+      </w:r>
+      <w:r>
+        <w:rPr>
+          <w:lang w:val="hi_IN" w:bidi="hi_IN"/>
+        </w:rPr>
+        <w:t xml:space="preserve">; </w:t>
+      </w:r>
+      <w:r>
+        <w:rPr>
+          <w:lang w:val="hi_IN" w:bidi="hi_IN"/>
+        </w:rPr>
+        <w:t>2 शमूएल 8:3–4</w:t>
+      </w:r>
+      <w:r>
+        <w:rPr>
+          <w:lang w:val="hi_IN" w:bidi="hi_IN"/>
+        </w:rPr>
+        <w:t xml:space="preserve">; </w:t>
+      </w:r>
+      <w:r>
+        <w:rPr>
+          <w:lang w:val="hi_IN" w:bidi="hi_IN"/>
+        </w:rPr>
+        <w:t>10:17–19</w:t>
+      </w:r>
+      <w:r>
+        <w:rPr>
+          <w:lang w:val="hi_IN" w:bidi="hi_IN"/>
+        </w:rPr>
+        <w:t xml:space="preserve">; </w:t>
+      </w:r>
+      <w:r>
+        <w:rPr>
+          <w:lang w:val="hi_IN" w:bidi="hi_IN"/>
+        </w:rPr>
+        <w:t>1 राजा 15:18</w:t>
+      </w:r>
+      <w:r>
+        <w:rPr>
+          <w:lang w:val="hi_IN" w:bidi="hi_IN"/>
+        </w:rPr>
+        <w:t xml:space="preserve">; </w:t>
+      </w:r>
+      <w:r>
+        <w:rPr>
+          <w:lang w:val="hi_IN" w:bidi="hi_IN"/>
+        </w:rPr>
+        <w:t>1 राजा 20:1–34</w:t>
+      </w:r>
+      <w:r>
+        <w:rPr>
+          <w:lang w:val="hi_IN" w:bidi="hi_IN"/>
+        </w:rPr>
+        <w:t xml:space="preserve">; </w:t>
+      </w:r>
+      <w:r>
+        <w:rPr>
+          <w:lang w:val="hi_IN" w:bidi="hi_IN"/>
+        </w:rPr>
+        <w:t>22:29–37</w:t>
+      </w:r>
+      <w:r>
+        <w:rPr>
+          <w:lang w:val="hi_IN" w:bidi="hi_IN"/>
+        </w:rPr>
+        <w:t xml:space="preserve">; </w:t>
+      </w:r>
+      <w:r>
+        <w:rPr>
+          <w:lang w:val="hi_IN" w:bidi="hi_IN"/>
+        </w:rPr>
+        <w:t>2 राजा 13:25</w:t>
+      </w:r>
+      <w:r>
+        <w:rPr>
+          <w:lang w:val="hi_IN" w:bidi="hi_IN"/>
+        </w:rPr>
+        <w:t xml:space="preserve">; </w:t>
+      </w:r>
+      <w:r>
+        <w:rPr>
+          <w:lang w:val="hi_IN" w:bidi="hi_IN"/>
+        </w:rPr>
+        <w:t>16:9–13</w:t>
+      </w:r>
+      <w:r>
+        <w:rPr>
+          <w:lang w:val="hi_IN" w:bidi="hi_IN"/>
+        </w:rPr>
+        <w:t xml:space="preserve">; </w:t>
+      </w:r>
+      <w:r>
+        <w:rPr>
+          <w:lang w:val="hi_IN" w:bidi="hi_IN"/>
+        </w:rPr>
+        <w:t>17:24–34</w:t>
+      </w:r>
+      <w:r>
+        <w:rPr>
+          <w:lang w:val="hi_IN" w:bidi="hi_IN"/>
+        </w:rPr>
+        <w:t xml:space="preserve">; </w:t>
+      </w:r>
+      <w:r>
+        <w:rPr>
+          <w:lang w:val="hi_IN" w:bidi="hi_IN"/>
+        </w:rPr>
+        <w:t>होशे 12:12</w:t>
+      </w:r>
+      <w:r>
+        <w:rPr>
+          <w:lang w:val="hi_IN" w:bidi="hi_IN"/>
+        </w:rPr>
+        <w:t xml:space="preserve">; </w:t>
+      </w:r>
+      <w:r>
+        <w:rPr>
+          <w:lang w:val="hi_IN" w:bidi="hi_IN"/>
+        </w:rPr>
+        <w:t>आमोस 1:5</w:t>
+      </w:r>
       <w:r>
         <w:rPr>
           <w:lang w:val="hi_IN" w:bidi="hi_IN"/>
@@ -5087,18 +3869,12 @@
         </w:rPr>
         <w:t>योना अनिच्छा से नीनवे गए और न्याय की घोषणा की (</w:t>
       </w:r>
-      <w:hyperlink r:id="rId195">
-        <w:r>
-          <w:rPr>
-            <w:lang w:val="hi_IN" w:bidi="hi_IN"/>
-          </w:rPr>
-          <w:rPr>
-            <w:color w:val="0000EE"/>
-            <w:u w:val="single"/>
-          </w:rPr>
-          <w:t>योन 3–4</w:t>
-        </w:r>
-      </w:hyperlink>
+      <w:r>
+        <w:rPr>
+          <w:lang w:val="hi_IN" w:bidi="hi_IN"/>
+        </w:rPr>
+        <w:t>योन 3–4</w:t>
+      </w:r>
       <w:r>
         <w:rPr>
           <w:lang w:val="hi_IN" w:bidi="hi_IN"/>
@@ -5130,36 +3906,24 @@
         </w:rPr>
         <w:t>तिग्लत्पिलेसेर तृतीय ने अश्शूरी सिंहासन पर अधिकार कर लिया और सभी अश्शूरी क्षेत्रों पर नियन्त्रण को पुनः प्राप्त करने और मजबूत करने का कार्य किया। वह बेबीलोन का राजा भी बन गया था, जिससे अश्शूर पश्चिमी एशिया में अग्रणी सैन्य और आर्थिक शक्ति बन गया। उसने आमतौर पर क्रूर अश्शूरी राजाओं के विपरीत असामान्य राजनीतिक बुद्धिमत्ता प्रदर्शित की। इस्राएल के राजा मनहेम, जिन्होंने 752 से 742 ई.पू. तक शासन किया, ने उसे कर दिया (</w:t>
       </w:r>
-      <w:hyperlink r:id="rId196">
-        <w:r>
-          <w:rPr>
-            <w:lang w:val="hi_IN" w:bidi="hi_IN"/>
-          </w:rPr>
-          <w:rPr>
-            <w:color w:val="0000EE"/>
-            <w:u w:val="single"/>
-          </w:rPr>
-          <w:t>2 रा 15:19–20</w:t>
-        </w:r>
-      </w:hyperlink>
+      <w:r>
+        <w:rPr>
+          <w:lang w:val="hi_IN" w:bidi="hi_IN"/>
+        </w:rPr>
+        <w:t>2 रा 15:19–20</w:t>
+      </w:r>
       <w:r>
         <w:rPr>
           <w:lang w:val="hi_IN" w:bidi="hi_IN"/>
         </w:rPr>
         <w:t>), वैसे ही सोर, बाइब्लोस, और दमिश्क ने भी किया। जब यहूदा के राजा आहाज, जिन्होंने 735 से 715 ई.पू. तक शासन किया, ने सीरिया और इस्राएल के खिलाफ सहायता मांगी (</w:t>
       </w:r>
-      <w:hyperlink r:id="rId197">
-        <w:r>
-          <w:rPr>
-            <w:lang w:val="hi_IN" w:bidi="hi_IN"/>
-          </w:rPr>
-          <w:rPr>
-            <w:color w:val="0000EE"/>
-            <w:u w:val="single"/>
-          </w:rPr>
-          <w:t>2 रा 16:5–20</w:t>
-        </w:r>
-      </w:hyperlink>
+      <w:r>
+        <w:rPr>
+          <w:lang w:val="hi_IN" w:bidi="hi_IN"/>
+        </w:rPr>
+        <w:t>2 रा 16:5–20</w:t>
+      </w:r>
       <w:r>
         <w:rPr>
           <w:lang w:val="hi_IN" w:bidi="hi_IN"/>
@@ -5203,36 +3967,24 @@
         </w:rPr>
         <w:t>यशायाह के समय में हुई (</w:t>
       </w:r>
-      <w:hyperlink r:id="rId198">
-        <w:r>
-          <w:rPr>
-            <w:lang w:val="hi_IN" w:bidi="hi_IN"/>
-          </w:rPr>
-          <w:rPr>
-            <w:color w:val="0000EE"/>
-            <w:u w:val="single"/>
-          </w:rPr>
-          <w:t>2 रा 18:13–19:37</w:t>
-        </w:r>
-      </w:hyperlink>
-      <w:r>
-        <w:rPr>
-          <w:lang w:val="hi_IN" w:bidi="hi_IN"/>
-        </w:rPr>
-        <w:t xml:space="preserve">; </w:t>
-      </w:r>
-      <w:hyperlink r:id="rId199">
-        <w:r>
-          <w:rPr>
-            <w:lang w:val="hi_IN" w:bidi="hi_IN"/>
-          </w:rPr>
-          <w:rPr>
-            <w:color w:val="0000EE"/>
-            <w:u w:val="single"/>
-          </w:rPr>
-          <w:t>यशा 36–37</w:t>
-        </w:r>
-      </w:hyperlink>
+      <w:r>
+        <w:rPr>
+          <w:lang w:val="hi_IN" w:bidi="hi_IN"/>
+        </w:rPr>
+        <w:t>2 रा 18:13–19:37</w:t>
+      </w:r>
+      <w:r>
+        <w:rPr>
+          <w:lang w:val="hi_IN" w:bidi="hi_IN"/>
+        </w:rPr>
+        <w:t xml:space="preserve">; </w:t>
+      </w:r>
+      <w:r>
+        <w:rPr>
+          <w:lang w:val="hi_IN" w:bidi="hi_IN"/>
+        </w:rPr>
+        <w:t>यशा 36–37</w:t>
+      </w:r>
       <w:r>
         <w:rPr>
           <w:lang w:val="hi_IN" w:bidi="hi_IN"/>
@@ -5264,18 +4016,12 @@
         </w:rPr>
         <w:t xml:space="preserve">अश्शूरबनिपाल ने मिस्र में नो-आमोन (थीब्स) पर कब्जा कर लिया, जो अश्शूरी इतिहास की सबसे बड़ी जीतों में से एक थी (देखें </w:t>
       </w:r>
-      <w:hyperlink r:id="rId200">
-        <w:r>
-          <w:rPr>
-            <w:lang w:val="hi_IN" w:bidi="hi_IN"/>
-          </w:rPr>
-          <w:rPr>
-            <w:color w:val="0000EE"/>
-            <w:u w:val="single"/>
-          </w:rPr>
-          <w:t>नहू 3:3–10</w:t>
-        </w:r>
-      </w:hyperlink>
+      <w:r>
+        <w:rPr>
+          <w:lang w:val="hi_IN" w:bidi="hi_IN"/>
+        </w:rPr>
+        <w:t>नहू 3:3–10</w:t>
+      </w:r>
       <w:r>
         <w:rPr>
           <w:lang w:val="hi_IN" w:bidi="hi_IN"/>
@@ -5307,18 +4053,12 @@
         </w:rPr>
         <w:t xml:space="preserve">626 ई.पू. में, नबोपोलासर बेबीलोन का राजा बना, जिसने 626 से 605 ई.पू. तक शासन किया, और मादी के साथ गठबन्धन किया। इस गठबन्धन ने अश्शूर के खिलाफ बेबीलोन की सफलता को लगभग सुनिश्चित कर दिया। 612 ई.पू. में, उनकी संयुक्त सेनाओं ने नीनवे पर अन्तिम हमला किया। तीन महीने की घेराबंदी के बाद, पराक्रमी नगर गिर गया (देखें </w:t>
       </w:r>
-      <w:hyperlink r:id="rId201">
-        <w:r>
-          <w:rPr>
-            <w:lang w:val="hi_IN" w:bidi="hi_IN"/>
-          </w:rPr>
-          <w:rPr>
-            <w:color w:val="0000EE"/>
-            <w:u w:val="single"/>
-          </w:rPr>
-          <w:t>नहू 1:8</w:t>
-        </w:r>
-      </w:hyperlink>
+      <w:r>
+        <w:rPr>
+          <w:lang w:val="hi_IN" w:bidi="hi_IN"/>
+        </w:rPr>
+        <w:t>नहू 1:8</w:t>
+      </w:r>
       <w:r>
         <w:rPr>
           <w:lang w:val="hi_IN" w:bidi="hi_IN"/>
@@ -5348,18 +4088,12 @@
           <w:lang w:val="hi_IN" w:bidi="hi_IN"/>
         </w:rPr>
       </w:r>
-      <w:hyperlink r:id="rId202">
-        <w:r>
-          <w:rPr>
-            <w:lang w:val="hi_IN" w:bidi="hi_IN"/>
-          </w:rPr>
-          <w:rPr>
-            <w:color w:val="0000EE"/>
-            <w:u w:val="single"/>
-          </w:rPr>
-          <w:t>2 राजा 15:19–19:37</w:t>
-        </w:r>
-      </w:hyperlink>
+      <w:r>
+        <w:rPr>
+          <w:lang w:val="hi_IN" w:bidi="hi_IN"/>
+        </w:rPr>
+        <w:t>2 राजा 15:19–19:37</w:t>
+      </w:r>
       <w:r>
         <w:rPr>
           <w:lang w:val="hi_IN" w:bidi="hi_IN"/>
@@ -5408,36 +4142,24 @@
         </w:rPr>
         <w:t>अहाब, इस्राएल का आठवां राजा था, जिसने अपने शक्तिशाली पिता ओम्री के बाद उत्तरी राज्य की बागडोर सम्भाली (</w:t>
       </w:r>
-      <w:hyperlink r:id="rId203">
-        <w:r>
-          <w:rPr>
-            <w:lang w:val="hi_IN" w:bidi="hi_IN"/>
-          </w:rPr>
-          <w:rPr>
-            <w:color w:val="0000EE"/>
-            <w:u w:val="single"/>
-          </w:rPr>
-          <w:t>1 रा 16:27–28</w:t>
-        </w:r>
-      </w:hyperlink>
+      <w:r>
+        <w:rPr>
+          <w:lang w:val="hi_IN" w:bidi="hi_IN"/>
+        </w:rPr>
+        <w:t>1 रा 16:27–28</w:t>
+      </w:r>
       <w:r>
         <w:rPr>
           <w:lang w:val="hi_IN" w:bidi="hi_IN"/>
         </w:rPr>
         <w:t>)। उसने 874 से 853 ई.पू. तक इस्राएल पर शासन किया। अहाब ने ईजेबेल से विवाह किया, जो सीदोन के राजा एतबाल की बेटी थी। उसके प्रभाव में आकर, अहाब ने प्रभु के बजाय बाल की उपासना आरम्भ कर दी (</w:t>
       </w:r>
-      <w:hyperlink r:id="rId204">
-        <w:r>
-          <w:rPr>
-            <w:lang w:val="hi_IN" w:bidi="hi_IN"/>
-          </w:rPr>
-          <w:rPr>
-            <w:color w:val="0000EE"/>
-            <w:u w:val="single"/>
-          </w:rPr>
-          <w:t>1 रा 16:29–33</w:t>
-        </w:r>
-      </w:hyperlink>
+      <w:r>
+        <w:rPr>
+          <w:lang w:val="hi_IN" w:bidi="hi_IN"/>
+        </w:rPr>
+        <w:t>1 रा 16:29–33</w:t>
+      </w:r>
       <w:r>
         <w:rPr>
           <w:lang w:val="hi_IN" w:bidi="hi_IN"/>
@@ -5458,54 +4180,36 @@
         </w:rPr>
         <w:t>अहाब ने कई युद्ध जीते। उसने अरामियों को भी हराया (</w:t>
       </w:r>
-      <w:hyperlink r:id="rId190">
-        <w:r>
-          <w:rPr>
-            <w:lang w:val="hi_IN" w:bidi="hi_IN"/>
-          </w:rPr>
-          <w:rPr>
-            <w:color w:val="0000EE"/>
-            <w:u w:val="single"/>
-          </w:rPr>
-          <w:t>1 रा 20:1–34</w:t>
-        </w:r>
-      </w:hyperlink>
+      <w:r>
+        <w:rPr>
+          <w:lang w:val="hi_IN" w:bidi="hi_IN"/>
+        </w:rPr>
+        <w:t>1 रा 20:1–34</w:t>
+      </w:r>
       <w:r>
         <w:rPr>
           <w:lang w:val="hi_IN" w:bidi="hi_IN"/>
         </w:rPr>
         <w:t>)। 853 ई.पू. में, उसने अश्शूरी राजा शल्मनेसेर द्वितीय के खिलाफ राजाओं के एक दल का नेतृत्व किया और कर्कर की लड़ाई जीती। हालांकि, पुराना नियम अहाब के बारे में बहुत अच्छी बातें का वर्णन नहीं करता, उसने परमेश्वर से विश्वासघात किया। परमेश्वर ने भविष्यद्वक्ता एलिय्याह को अहाब, ईजेबेल, और उनके भविष्यद्वक्ताओं को चुनौती देने और सच्चे परमेश्वर की सर्वोच्चता की पुष्टि करने के लिए भेजा (</w:t>
       </w:r>
-      <w:hyperlink r:id="rId205">
-        <w:r>
-          <w:rPr>
-            <w:lang w:val="hi_IN" w:bidi="hi_IN"/>
-          </w:rPr>
-          <w:rPr>
-            <w:color w:val="0000EE"/>
-            <w:u w:val="single"/>
-          </w:rPr>
-          <w:t>1 रा 17:1</w:t>
-        </w:r>
-      </w:hyperlink>
-      <w:r>
-        <w:rPr>
-          <w:lang w:val="hi_IN" w:bidi="hi_IN"/>
-        </w:rPr>
-        <w:t xml:space="preserve">; </w:t>
-      </w:r>
-      <w:hyperlink r:id="rId206">
-        <w:r>
-          <w:rPr>
-            <w:lang w:val="hi_IN" w:bidi="hi_IN"/>
-          </w:rPr>
-          <w:rPr>
-            <w:color w:val="0000EE"/>
-            <w:u w:val="single"/>
-          </w:rPr>
-          <w:t>18:1–46</w:t>
-        </w:r>
-      </w:hyperlink>
+      <w:r>
+        <w:rPr>
+          <w:lang w:val="hi_IN" w:bidi="hi_IN"/>
+        </w:rPr>
+        <w:t>1 रा 17:1</w:t>
+      </w:r>
+      <w:r>
+        <w:rPr>
+          <w:lang w:val="hi_IN" w:bidi="hi_IN"/>
+        </w:rPr>
+        <w:t xml:space="preserve">; </w:t>
+      </w:r>
+      <w:r>
+        <w:rPr>
+          <w:lang w:val="hi_IN" w:bidi="hi_IN"/>
+        </w:rPr>
+        <w:t>18:1–46</w:t>
+      </w:r>
       <w:r>
         <w:rPr>
           <w:lang w:val="hi_IN" w:bidi="hi_IN"/>
@@ -5526,18 +4230,12 @@
         </w:rPr>
         <w:t>अहाब ने न केवल प्रभु के साथ विश्वासघात किया, बल्कि अपने लोगों के साथ भी अन्यायपूर्ण व्यवहार किया, जैसा कि नाबोत और उसकी दाख की बारी की कहानी में दर्शाया गया है (</w:t>
       </w:r>
-      <w:hyperlink r:id="rId207">
-        <w:r>
-          <w:rPr>
-            <w:lang w:val="hi_IN" w:bidi="hi_IN"/>
-          </w:rPr>
-          <w:rPr>
-            <w:color w:val="0000EE"/>
-            <w:u w:val="single"/>
-          </w:rPr>
-          <w:t>1 रा 21:1–29</w:t>
-        </w:r>
-      </w:hyperlink>
+      <w:r>
+        <w:rPr>
+          <w:lang w:val="hi_IN" w:bidi="hi_IN"/>
+        </w:rPr>
+        <w:t>1 रा 21:1–29</w:t>
+      </w:r>
       <w:r>
         <w:rPr>
           <w:lang w:val="hi_IN" w:bidi="hi_IN"/>
@@ -5558,90 +4256,60 @@
         </w:rPr>
         <w:t>एक बार फिर से अराम के साथ युद्ध शुरू हुआ, और अहाब ने दक्षिण राज्य के राजा यहोशापात, से उसका सहयोगी बनने के लिए कहा (</w:t>
       </w:r>
-      <w:hyperlink r:id="rId208">
-        <w:r>
-          <w:rPr>
-            <w:lang w:val="hi_IN" w:bidi="hi_IN"/>
-          </w:rPr>
-          <w:rPr>
-            <w:color w:val="0000EE"/>
-            <w:u w:val="single"/>
-          </w:rPr>
-          <w:t>1 रा 22:2–4</w:t>
-        </w:r>
-      </w:hyperlink>
-      <w:r>
-        <w:rPr>
-          <w:lang w:val="hi_IN" w:bidi="hi_IN"/>
-        </w:rPr>
-        <w:t xml:space="preserve">; </w:t>
-      </w:r>
-      <w:hyperlink r:id="rId209">
-        <w:r>
-          <w:rPr>
-            <w:lang w:val="hi_IN" w:bidi="hi_IN"/>
-          </w:rPr>
-          <w:rPr>
-            <w:color w:val="0000EE"/>
-            <w:u w:val="single"/>
-          </w:rPr>
-          <w:t>2 इति 18:1–3</w:t>
-        </w:r>
-      </w:hyperlink>
+      <w:r>
+        <w:rPr>
+          <w:lang w:val="hi_IN" w:bidi="hi_IN"/>
+        </w:rPr>
+        <w:t>1 रा 22:2–4</w:t>
+      </w:r>
+      <w:r>
+        <w:rPr>
+          <w:lang w:val="hi_IN" w:bidi="hi_IN"/>
+        </w:rPr>
+        <w:t xml:space="preserve">; </w:t>
+      </w:r>
+      <w:r>
+        <w:rPr>
+          <w:lang w:val="hi_IN" w:bidi="hi_IN"/>
+        </w:rPr>
+        <w:t>2 इति 18:1–3</w:t>
+      </w:r>
       <w:r>
         <w:rPr>
           <w:lang w:val="hi_IN" w:bidi="hi_IN"/>
         </w:rPr>
         <w:t>)। यहोशापात अभी भी प्रभु में विश्वास करते थे, इसलिए उन्होंने अहाब को परमेश्वर के भविष्यद्वक्ता मीकायाह से परामर्श करने के लिए राजी किया। मीकायाह ने भविष्यवाणी की कि यह युद्ध अहाब के जीवन का अन्त करेगा (</w:t>
       </w:r>
-      <w:hyperlink r:id="rId210">
-        <w:r>
-          <w:rPr>
-            <w:lang w:val="hi_IN" w:bidi="hi_IN"/>
-          </w:rPr>
-          <w:rPr>
-            <w:color w:val="0000EE"/>
-            <w:u w:val="single"/>
-          </w:rPr>
-          <w:t>1 रा 22:5–28</w:t>
-        </w:r>
-      </w:hyperlink>
-      <w:r>
-        <w:rPr>
-          <w:lang w:val="hi_IN" w:bidi="hi_IN"/>
-        </w:rPr>
-        <w:t xml:space="preserve">; </w:t>
-      </w:r>
-      <w:hyperlink r:id="rId211">
-        <w:r>
-          <w:rPr>
-            <w:lang w:val="hi_IN" w:bidi="hi_IN"/>
-          </w:rPr>
-          <w:rPr>
-            <w:color w:val="0000EE"/>
-            <w:u w:val="single"/>
-          </w:rPr>
-          <w:t>2 इति 18:4–27</w:t>
-        </w:r>
-      </w:hyperlink>
+      <w:r>
+        <w:rPr>
+          <w:lang w:val="hi_IN" w:bidi="hi_IN"/>
+        </w:rPr>
+        <w:t>1 रा 22:5–28</w:t>
+      </w:r>
+      <w:r>
+        <w:rPr>
+          <w:lang w:val="hi_IN" w:bidi="hi_IN"/>
+        </w:rPr>
+        <w:t xml:space="preserve">; </w:t>
+      </w:r>
+      <w:r>
+        <w:rPr>
+          <w:lang w:val="hi_IN" w:bidi="hi_IN"/>
+        </w:rPr>
+        <w:t>2 इति 18:4–27</w:t>
+      </w:r>
       <w:r>
         <w:rPr>
           <w:lang w:val="hi_IN" w:bidi="hi_IN"/>
         </w:rPr>
         <w:t>)। अहाब ने साधारण कवच पहनकर और यहोशापात को एक छल के द्वारा शाही युद्ध वस्त्र पहनाकर इससे बचने की कोशिश की, लेकिन वह परमेश्वर को धोखा नहीं दे सका। "यहोवा के वचन के अनुसार" एक तीरंदाज का तीर अहाब के कवच के जोड़ पर लगा, जिससे वह मर गया (</w:t>
       </w:r>
-      <w:hyperlink r:id="rId212">
-        <w:r>
-          <w:rPr>
-            <w:lang w:val="hi_IN" w:bidi="hi_IN"/>
-          </w:rPr>
-          <w:rPr>
-            <w:color w:val="0000EE"/>
-            <w:u w:val="single"/>
-          </w:rPr>
-          <w:t>1 रा 22:38</w:t>
-        </w:r>
-      </w:hyperlink>
+      <w:r>
+        <w:rPr>
+          <w:lang w:val="hi_IN" w:bidi="hi_IN"/>
+        </w:rPr>
+        <w:t>1 रा 22:38</w:t>
+      </w:r>
       <w:r>
         <w:rPr>
           <w:lang w:val="hi_IN" w:bidi="hi_IN"/>
@@ -5671,54 +4339,36 @@
           <w:lang w:val="hi_IN" w:bidi="hi_IN"/>
         </w:rPr>
       </w:r>
-      <w:hyperlink r:id="rId213">
-        <w:r>
-          <w:rPr>
-            <w:lang w:val="hi_IN" w:bidi="hi_IN"/>
-          </w:rPr>
-          <w:rPr>
-            <w:color w:val="0000EE"/>
-            <w:u w:val="single"/>
-          </w:rPr>
-          <w:t>1 राजा 16:29–22:53</w:t>
-        </w:r>
-      </w:hyperlink>
-      <w:r>
-        <w:rPr>
-          <w:lang w:val="hi_IN" w:bidi="hi_IN"/>
-        </w:rPr>
-        <w:t xml:space="preserve">; </w:t>
-      </w:r>
-      <w:hyperlink r:id="rId214">
-        <w:r>
-          <w:rPr>
-            <w:lang w:val="hi_IN" w:bidi="hi_IN"/>
-          </w:rPr>
-          <w:rPr>
-            <w:color w:val="0000EE"/>
-            <w:u w:val="single"/>
-          </w:rPr>
-          <w:t>2 इतिहास 18:1–34</w:t>
-        </w:r>
-      </w:hyperlink>
-      <w:r>
-        <w:rPr>
-          <w:lang w:val="hi_IN" w:bidi="hi_IN"/>
-        </w:rPr>
-        <w:t xml:space="preserve">; </w:t>
-      </w:r>
-      <w:hyperlink r:id="rId215">
-        <w:r>
-          <w:rPr>
-            <w:lang w:val="hi_IN" w:bidi="hi_IN"/>
-          </w:rPr>
-          <w:rPr>
-            <w:color w:val="0000EE"/>
-            <w:u w:val="single"/>
-          </w:rPr>
-          <w:t>मीका 6:16</w:t>
-        </w:r>
-      </w:hyperlink>
+      <w:r>
+        <w:rPr>
+          <w:lang w:val="hi_IN" w:bidi="hi_IN"/>
+        </w:rPr>
+        <w:t>1 राजा 16:29–22:53</w:t>
+      </w:r>
+      <w:r>
+        <w:rPr>
+          <w:lang w:val="hi_IN" w:bidi="hi_IN"/>
+        </w:rPr>
+        <w:t xml:space="preserve">; </w:t>
+      </w:r>
+      <w:r>
+        <w:rPr>
+          <w:lang w:val="hi_IN" w:bidi="hi_IN"/>
+        </w:rPr>
+        <w:t>2 इतिहास 18:1–34</w:t>
+      </w:r>
+      <w:r>
+        <w:rPr>
+          <w:lang w:val="hi_IN" w:bidi="hi_IN"/>
+        </w:rPr>
+        <w:t xml:space="preserve">; </w:t>
+      </w:r>
+      <w:r>
+        <w:rPr>
+          <w:lang w:val="hi_IN" w:bidi="hi_IN"/>
+        </w:rPr>
+        <w:t>मीका 6:16</w:t>
+      </w:r>
       <w:r>
         <w:rPr>
           <w:lang w:val="hi_IN" w:bidi="hi_IN"/>
